--- a/paper/manuscript.docx
+++ b/paper/manuscript.docx
@@ -161,7 +161,7 @@
           <w:sz w:val="18"/>
           <w:szCs w:val="16"/>
         </w:rPr>
-        <w:t>¹</w:t>
+        <w:t>1Department of Chemical Engineering</w:t>
       </w:r>
       <w:r>
         <w:rPr>
@@ -169,14 +169,13 @@
           <w:sz w:val="18"/>
           <w:szCs w:val="16"/>
         </w:rPr>
-        <w:t>Department</w:t>
       </w:r>
       <w:r>
         <w:rPr>
           <w:sz w:val="18"/>
           <w:szCs w:val="16"/>
         </w:rPr>
-        <w:t xml:space="preserve"> of Chemical Engineering, </w:t>
+        <w:t xml:space="preserve">, </w:t>
       </w:r>
       <w:r>
         <w:rPr>
@@ -313,11 +312,90 @@
     <w:p>
       <w:pPr>
         <w:pStyle w:val="1"/>
+        <w:ind w:firstLine="0"/>
         <w:rPr>
           <w:rFonts w:eastAsiaTheme="minorEastAsia"/>
         </w:rPr>
       </w:pPr>
       <w:bookmarkStart w:id="0" w:name="_Toc220180359"/>
+      <w:bookmarkEnd w:id="0"/>
+      <w:r>
+        <w:t>Highlights</w:t>
+      </w:r>
+    </w:p>
+    <w:p>
+      <w:pPr>
+        <w:ind w:firstLine="0"/>
+        <w:rPr>
+          <w:rFonts w:eastAsiaTheme="minorEastAsia"/>
+        </w:rPr>
+      </w:pPr>
+      <w:bookmarkStart w:id="0" w:name="_Toc220180359"/>
+      <w:bookmarkEnd w:id="0"/>
+      <w:r>
+        <w:t>• Differencing operators make foundation-model prognosis nearly data-independent.</w:t>
+      </w:r>
+    </w:p>
+    <w:p>
+      <w:pPr>
+        <w:ind w:firstLine="0"/>
+        <w:rPr>
+          <w:rFonts w:eastAsiaTheme="minorEastAsia"/>
+        </w:rPr>
+      </w:pPr>
+      <w:bookmarkStart w:id="0" w:name="_Toc220180359"/>
+      <w:bookmarkEnd w:id="0"/>
+      <w:r>
+        <w:t>• A union of velocity and acceleration views gives the earliest reliable warning.</w:t>
+      </w:r>
+    </w:p>
+    <w:p>
+      <w:pPr>
+        <w:ind w:firstLine="0"/>
+        <w:rPr>
+          <w:rFonts w:eastAsiaTheme="minorEastAsia"/>
+        </w:rPr>
+      </w:pPr>
+      <w:bookmarkStart w:id="0" w:name="_Toc220180359"/>
+      <w:bookmarkEnd w:id="0"/>
+      <w:r>
+        <w:t>• 1% of the fault data matches a baseline trained on a hundred times more.</w:t>
+      </w:r>
+    </w:p>
+    <w:p>
+      <w:pPr>
+        <w:ind w:firstLine="0"/>
+        <w:rPr>
+          <w:rFonts w:eastAsiaTheme="minorEastAsia"/>
+        </w:rPr>
+      </w:pPr>
+      <w:bookmarkStart w:id="0" w:name="_Toc220180359"/>
+      <w:bookmarkEnd w:id="0"/>
+      <w:r>
+        <w:t>• Early-warning metrics, not forecast error, are used to judge prognosis.</w:t>
+      </w:r>
+    </w:p>
+    <w:p>
+      <w:pPr>
+        <w:ind w:firstLine="0"/>
+        <w:rPr>
+          <w:rFonts w:eastAsiaTheme="minorEastAsia"/>
+        </w:rPr>
+      </w:pPr>
+      <w:bookmarkStart w:id="0" w:name="_Toc220180359"/>
+      <w:bookmarkEnd w:id="0"/>
+      <w:r>
+        <w:t>• Recall–false-alarm range is tunable for cold-start deployment.</w:t>
+      </w:r>
+    </w:p>
+    <w:p>
+      <w:pPr>
+        <w:pStyle w:val="1"/>
+        <w:rPr>
+          <w:rFonts w:eastAsiaTheme="minorEastAsia"/>
+        </w:rPr>
+      </w:pPr>
+      <w:bookmarkStart w:id="0" w:name="_Toc220180359"/>
       <w:r>
         <w:t>Abstract</w:t>
       </w:r>
@@ -334,7 +412,381 @@
         <w:rPr>
           <w:rFonts w:eastAsiaTheme="minorEastAsia"/>
         </w:rPr>
-        <w:t>Early prognosis of abnormal situations is crucial for operational safety in chemical processes. However, the deployment of data-driven prognostic models is often restricted by the cold-start problem, where newly commissioned equipment or transitions to novel operating conditions leave extremely limited fault data. Under such few-shot conditions, conventional deep-learning forecasters overfit and lose the ability to anticipate an incipient alarm. Time series foundation models (TSFMs) mitigate this scarcity through cross-domain pretraining, yet a single foundation model still degrades as the adaptation data shrink. To close this gap, this study proposes an operator-augmented ensemble of time series foundation models for few-shot fault prognosis. The framework exposes the adapted backbone through a pool of differencing operators, a level view, a velocity view, and an acceleration view, which transform the non-stationary target into a near-stationary forecasting problem and thereby remove the model's dependence on the amount of adaptation data. A direction-aware union rule then fuses the velocity and acceleration decisions into the earliest reliable early warning. The proposed method is validated on the Tennessee Eastman process under a slow incipient disturbance. The operator-augmented ensemble sustains near-full-data prognostic recall, lead time, and forecasting accuracy down to a tiny fraction of the fault data, where every supervised baseline collapses. It thereby provides a reliable and proactive abnormal situation management strategy for process safety in large-scale chemical plants.</w:t>
+        <w:t>Early prognosis of abnormal situations is crucial for operational safety in chemical processes. However, data-driven prognostic models are often restricted by the cold-start problem, where newly commissioned equipment or novel operating conditions leave extremely limited fault data, so conventional deep-learning forecasters overfit and miss the incipient alarm. Time series foundation models (TSFMs) mitigate this scarcity through cross-domain pretraining, yet a single model still degrades as the adaptation data shrink. This study therefore proposes an operator-augmented ensemble of time series foundation models for few-shot fault prognosis. The framework exposes the adapted backbone through a pool of differencing operators — level, velocity and acceleration views — which turn the non-stationary target into a near-stationary forecasting problem and largely remove the model's dependence on the amount of adaptation data. A direction-aware union rule then fuses the velocity and acceleration decisions into the earliest reliable warning. The method is validated on the Tennessee Eastman process under a slow incipient disturbance, where it sustains near-full-data recall, lead time and forecasting accuracy down to a tiny fraction of the fault data, while every supervised baseline collapses. Using only 1% of the fault-adaptation windows, the union decision attains a prognostic recall of 0.723 at a mean lead time of 10.8 min within a 15 min horizon, whereas the strongest supervised baseline reaches 0.535 and 8.2 min only with the full data set, and 0.030 at the same budget. It thereby offers a proactive abnormal situation management strategy for process safety in large-scale chemical plants.</w:t>
+      </w:r>
+    </w:p>
+    <w:p>
+      <w:pPr>
+        <w:ind w:firstLine="0"/>
+        <w:rPr>
+          <w:rFonts w:eastAsiaTheme="minorEastAsia"/>
+        </w:rPr>
+      </w:pPr>
+      <w:r>
+        <w:t>Keywords: Abnormal situation management; Fault prognosis; Time series foundation model; Few-shot learning; Early warning; Tennessee Eastman process</w:t>
+      </w:r>
+    </w:p>
+    <w:p>
+      <w:pPr>
+        <w:pStyle w:val="1"/>
+        <w:ind w:firstLine="0"/>
+        <w:rPr>
+          <w:rFonts w:eastAsiaTheme="minorEastAsia"/>
+        </w:rPr>
+      </w:pPr>
+      <w:r>
+        <w:t>Nomenclature</w:t>
+      </w:r>
+    </w:p>
+    <w:p>
+      <w:pPr>
+        <w:ind w:firstLine="0"/>
+        <w:rPr>
+          <w:rFonts w:eastAsiaTheme="minorEastAsia"/>
+        </w:rPr>
+      </w:pPr>
+      <w:r>
+        <w:t>ASM</w:t>
+        <w:tab/>
+        <w:t>abnormal situation management</w:t>
+      </w:r>
+    </w:p>
+    <w:p>
+      <w:pPr>
+        <w:ind w:firstLine="0"/>
+        <w:rPr>
+          <w:rFonts w:eastAsiaTheme="minorEastAsia"/>
+        </w:rPr>
+      </w:pPr>
+      <w:r>
+        <w:t>FDD</w:t>
+        <w:tab/>
+        <w:t>fault detection and diagnosis</w:t>
+      </w:r>
+    </w:p>
+    <w:p>
+      <w:pPr>
+        <w:ind w:firstLine="0"/>
+        <w:rPr>
+          <w:rFonts w:eastAsiaTheme="minorEastAsia"/>
+        </w:rPr>
+      </w:pPr>
+      <w:r>
+        <w:t>TSFM</w:t>
+        <w:tab/>
+        <w:t>time series foundation model</w:t>
+      </w:r>
+    </w:p>
+    <w:p>
+      <w:pPr>
+        <w:ind w:firstLine="0"/>
+        <w:rPr>
+          <w:rFonts w:eastAsiaTheme="minorEastAsia"/>
+        </w:rPr>
+      </w:pPr>
+      <w:r>
+        <w:t>TEP</w:t>
+        <w:tab/>
+        <w:t>Tennessee Eastman process</w:t>
+      </w:r>
+    </w:p>
+    <w:p>
+      <w:pPr>
+        <w:ind w:firstLine="0"/>
+        <w:rPr>
+          <w:rFonts w:eastAsiaTheme="minorEastAsia"/>
+        </w:rPr>
+      </w:pPr>
+      <w:r>
+        <w:t>FAR</w:t>
+        <w:tab/>
+        <w:t>false prognosis rate, Eqs. (17) and (22)</w:t>
+      </w:r>
+    </w:p>
+    <w:p>
+      <w:pPr>
+        <w:ind w:firstLine="0"/>
+        <w:rPr>
+          <w:rFonts w:eastAsiaTheme="minorEastAsia"/>
+        </w:rPr>
+      </w:pPr>
+      <w:r>
+        <w:t>MSE</w:t>
+        <w:tab/>
+        <w:t>horizon-mean squared error, Eq. (24)</w:t>
+      </w:r>
+    </w:p>
+    <w:p>
+      <w:pPr>
+        <w:ind w:firstLine="0"/>
+        <w:rPr>
+          <w:rFonts w:eastAsiaTheme="minorEastAsia"/>
+        </w:rPr>
+      </w:pPr>
+      <w:r>
+        <w:t>M</w:t>
+        <w:tab/>
+        <w:t>number of measured process variables</w:t>
+      </w:r>
+    </w:p>
+    <w:p>
+      <w:pPr>
+        <w:ind w:firstLine="0"/>
+        <w:rPr>
+          <w:rFonts w:eastAsiaTheme="minorEastAsia"/>
+        </w:rPr>
+      </w:pPr>
+      <w:r>
+        <w:t>L</w:t>
+        <w:tab/>
+        <w:t>look-back window length, in samples</w:t>
+      </w:r>
+    </w:p>
+    <w:p>
+      <w:pPr>
+        <w:ind w:firstLine="0"/>
+        <w:rPr>
+          <w:rFonts w:eastAsiaTheme="minorEastAsia"/>
+        </w:rPr>
+      </w:pPr>
+      <w:r>
+        <w:t>H</w:t>
+        <w:tab/>
+        <w:t>prognosis horizon, in samples</w:t>
+      </w:r>
+    </w:p>
+    <w:p>
+      <w:pPr>
+        <w:ind w:firstLine="0"/>
+        <w:rPr>
+          <w:rFonts w:eastAsiaTheme="minorEastAsia"/>
+        </w:rPr>
+      </w:pPr>
+      <w:r>
+        <w:t>Δt</w:t>
+        <w:tab/>
+        <w:t>sampling interval</w:t>
+      </w:r>
+    </w:p>
+    <w:p>
+      <w:pPr>
+        <w:ind w:firstLine="0"/>
+        <w:rPr>
+          <w:rFonts w:eastAsiaTheme="minorEastAsia"/>
+        </w:rPr>
+      </w:pPr>
+      <w:r>
+        <w:t>y</w:t>
+        <w:tab/>
+        <w:t>target variable</w:t>
+      </w:r>
+    </w:p>
+    <w:p>
+      <w:pPr>
+        <w:ind w:firstLine="0"/>
+        <w:rPr>
+          <w:rFonts w:eastAsiaTheme="minorEastAsia"/>
+        </w:rPr>
+      </w:pPr>
+      <w:r>
+        <w:t>ŷ</w:t>
+        <w:tab/>
+        <w:t>forecast target trajectory</w:t>
+      </w:r>
+    </w:p>
+    <w:p>
+      <w:pPr>
+        <w:ind w:firstLine="0"/>
+        <w:rPr>
+          <w:rFonts w:eastAsiaTheme="minorEastAsia"/>
+        </w:rPr>
+      </w:pPr>
+      <w:r>
+        <w:t>Fθ</w:t>
+        <w:tab/>
+        <w:t>forecasting operator with parameters θ</w:t>
+      </w:r>
+    </w:p>
+    <w:p>
+      <w:pPr>
+        <w:ind w:firstLine="0"/>
+        <w:rPr>
+          <w:rFonts w:eastAsiaTheme="minorEastAsia"/>
+        </w:rPr>
+      </w:pPr>
+      <w:r>
+        <w:t>θ₀</w:t>
+        <w:tab/>
+        <w:t>pretrained backbone parameters</w:t>
+      </w:r>
+    </w:p>
+    <w:p>
+      <w:pPr>
+        <w:ind w:firstLine="0"/>
+        <w:rPr>
+          <w:rFonts w:eastAsiaTheme="minorEastAsia"/>
+        </w:rPr>
+      </w:pPr>
+      <w:r>
+        <w:t>μy, σy</w:t>
+        <w:tab/>
+        <w:t>mean and standard deviation of the target on healthy data</w:t>
+      </w:r>
+    </w:p>
+    <w:p>
+      <w:pPr>
+        <w:ind w:firstLine="0"/>
+        <w:rPr>
+          <w:rFonts w:eastAsiaTheme="minorEastAsia"/>
+        </w:rPr>
+      </w:pPr>
+      <w:r>
+        <w:t>ℓ, u</w:t>
+        <w:tab/>
+        <w:t>lower and upper alarm limits, Eq. (3)</w:t>
+      </w:r>
+    </w:p>
+    <w:p>
+      <w:pPr>
+        <w:ind w:firstLine="0"/>
+        <w:rPr>
+          <w:rFonts w:eastAsiaTheme="minorEastAsia"/>
+        </w:rPr>
+      </w:pPr>
+      <w:r>
+        <w:t>ρ</w:t>
+        <w:tab/>
+        <w:t>training-subset ratio, fraction of fault windows used for adaptation</w:t>
+      </w:r>
+    </w:p>
+    <w:p>
+      <w:pPr>
+        <w:ind w:firstLine="0"/>
+        <w:rPr>
+          <w:rFonts w:eastAsiaTheme="minorEastAsia"/>
+        </w:rPr>
+      </w:pPr>
+      <w:r>
+        <w:t>𝒟_h</w:t>
+        <w:tab/>
+        <w:t>healthy data record used to set the alarm band</w:t>
+      </w:r>
+    </w:p>
+    <w:p>
+      <w:pPr>
+        <w:ind w:firstLine="0"/>
+        <w:rPr>
+          <w:rFonts w:eastAsiaTheme="minorEastAsia"/>
+        </w:rPr>
+      </w:pPr>
+      <w:r>
+        <w:t>𝒟_fault</w:t>
+        <w:tab/>
+        <w:t>full set of fault-region adaptation windows</w:t>
+      </w:r>
+    </w:p>
+    <w:p>
+      <w:pPr>
+        <w:ind w:firstLine="0"/>
+        <w:rPr>
+          <w:rFonts w:eastAsiaTheme="minorEastAsia"/>
+        </w:rPr>
+      </w:pPr>
+      <w:r>
+        <w:t>𝒮</w:t>
+        <w:tab/>
+        <w:t>few-shot adaptation subset, |𝒮| = ⌊ρN⌋</w:t>
+      </w:r>
+    </w:p>
+    <w:p>
+      <w:pPr>
+        <w:ind w:firstLine="0"/>
+        <w:rPr>
+          <w:rFonts w:eastAsiaTheme="minorEastAsia"/>
+        </w:rPr>
+      </w:pPr>
+      <w:r>
+        <w:t>C</w:t>
+        <w:tab/>
+        <w:t>clean-window length preceding the forecast origin, Eq. (20)</w:t>
+      </w:r>
+    </w:p>
+    <w:p>
+      <w:pPr>
+        <w:ind w:firstLine="0"/>
+        <w:rPr>
+          <w:rFonts w:eastAsiaTheme="minorEastAsia"/>
+        </w:rPr>
+      </w:pPr>
+      <w:r>
+        <w:t>β</w:t>
+        <w:tab/>
+        <w:t>false-alarm budget, set to 0.05</w:t>
+      </w:r>
+    </w:p>
+    <w:p>
+      <w:pPr>
+        <w:ind w:firstLine="0"/>
+        <w:rPr>
+          <w:rFonts w:eastAsiaTheme="minorEastAsia"/>
+        </w:rPr>
+      </w:pPr>
+      <w:r>
+        <w:t>τ*</w:t>
+        <w:tab/>
+        <w:t>true onset, first measured crossing of the alarm band</w:t>
+      </w:r>
+    </w:p>
+    <w:p>
+      <w:pPr>
+        <w:ind w:firstLine="0"/>
+        <w:rPr>
+          <w:rFonts w:eastAsiaTheme="minorEastAsia"/>
+        </w:rPr>
+      </w:pPr>
+      <w:r>
+        <w:t>d, g</w:t>
+        <w:tab/>
+        <w:t>first and second differences of the target</w:t>
+      </w:r>
+    </w:p>
+    <w:p>
+      <w:pPr>
+        <w:ind w:firstLine="0"/>
+        <w:rPr>
+          <w:rFonts w:eastAsiaTheme="minorEastAsia"/>
+        </w:rPr>
+      </w:pPr>
+      <w:r>
+        <w:t>∇, ∇²</w:t>
+        <w:tab/>
+        <w:t>difference and second-difference operators</w:t>
+      </w:r>
+    </w:p>
+    <w:p>
+      <w:pPr>
+        <w:ind w:firstLine="0"/>
+        <w:rPr>
+          <w:rFonts w:eastAsiaTheme="minorEastAsia"/>
+        </w:rPr>
+      </w:pPr>
+      <w:r>
+        <w:t>Aᵁ</w:t>
+        <w:tab/>
+        <w:t>union alarm flag, Aᵁ = A∇ ∨ A∇²</w:t>
+      </w:r>
+    </w:p>
+    <w:p>
+      <w:pPr>
+        <w:ind w:firstLine="0"/>
+        <w:rPr>
+          <w:rFonts w:eastAsiaTheme="minorEastAsia"/>
+        </w:rPr>
+      </w:pPr>
+      <w:r>
+        <w:t>D</w:t>
+        <w:tab/>
+        <w:t>set of onsets a method anticipates, Eq. (23)</w:t>
       </w:r>
     </w:p>
     <w:p>
@@ -1660,7 +2112,7 @@
         <w:rPr>
           <w:rFonts w:eastAsiaTheme="minorEastAsia"/>
         </w:rPr>
-        <w:t xml:space="preserve">In contrast, the emergence of time series foundation models (TSFMs) provides a novel paradigm for such extreme data-scarce scenarios. By leveraging generalized dynamic priors acquired from massive, cross-domain pre-training, TSFMs bypass the reliance on multiple local source tasks, offering a robust foundation for capturing fundamental temporal dependencies. Nevertheless, directly deploying a single TSFM under few-shot conditions still struggles to fully capture the complex, unit-specific nonlinear </w:t>
+        <w:t xml:space="preserve">In contrast, the emergence of time series foundation models (TSFMs) [ ] provides a novel paradigm for such extreme data-scarce scenarios. By leveraging generalized dynamic priors acquired from massive, cross-domain pre-training, TSFMs bypass the reliance on multiple local source tasks, offering a robust foundation for capturing fundamental temporal dependencies. Nevertheless, directly deploying a single TSFM under few-shot conditions still struggles to fully capture the complex, unit-specific nonlinear </w:t>
       </w:r>
       <w:r>
         <w:rPr>
@@ -1683,6 +2135,14 @@
     </w:p>
     <w:p>
       <w:pPr>
+        <w:ind w:firstLine="0"/>
+      </w:pPr>
+      <w:r>
+        <w:t>The contributions of this work are threefold. First, we identify the non-stationarity of the forecasting target, rather than the capacity of the backbone, as the mechanism that makes few-shot fault prognosis fragile, and we show that differencing operators remove it. Second, we build an operator pool over a single few-shot aligned TSFM and fuse the velocity and acceleration views through a direction-aware union rule that is applied identically to every method compared, so the comparison isolates the operators rather than the decision logic. Third, we evaluate prognosis with early-warning metrics, namely prognostic recall, false prognosis rate and lead time conditioned on detection, under an explicit false-alarm budget and a strictly nested data-scaling protocol, and report a hundred-fold data advantage over fully trained supervised baselines. The remainder of the paper is organized as follows. Section 2 formalizes fault prognosis and reviews the attention and foundation-model background. Section 3 presents the operator-augmented ensemble and the union decision rule. Section 4 reports the Tennessee Eastman case study, and Section 5 concludes.</w:t>
+      </w:r>
+    </w:p>
+    <w:p>
+      <w:pPr>
         <w:pStyle w:val="1"/>
       </w:pPr>
       <w:r>
@@ -1690,7 +2150,7 @@
       </w:r>
       <w:r>
         <w:tab/>
-        <w:t>Methodology</w:t>
+        <w:t>Problem formulation and background</w:t>
       </w:r>
     </w:p>
     <w:p>
@@ -1718,7 +2178,7 @@
         <w:ind w:firstLine="480"/>
       </w:pPr>
       <w:r>
-        <w:t>We formalize the setting as follows. The process exposes C measured variables sampled at a fixed interval Δt. At a decision time t, the model observes a look-back window of length L,</w:t>
+        <w:t>We formalize the setting as follows. The process exposes M measured variables sampled at a fixed interval Δt. At a decision time t, the model observes a look-back window of length L,</w:t>
       </w:r>
     </w:p>
     <w:p>
@@ -1938,7 +2398,7 @@
               <w:rPr>
                 <w:rFonts w:ascii="Cambria Math" w:hAnsi="Cambria Math"/>
               </w:rPr>
-              <m:t>C</m:t>
+              <m:t>M</m:t>
             </m:r>
           </m:sup>
         </m:sSup>
@@ -2167,7 +2627,7 @@
         <w:ind w:firstLine="480"/>
       </w:pPr>
       <w:r>
-        <w:t>so that the model commits to a full future trajectory rather than a single next value, which is precisely what a prognostic decision requires. Crucially, prognosis is defined against the same limits the plant uses. From healthy operating data 𝒟_h, collected before any fault onset, a three-sigma alarm band is fixed,</w:t>
+        <w:t>so that the model commits to a full future trajectory rather than a single next value, which is precisely what a prognostic decision requires. Crucially, prognosis is defined against the same limits the plant uses. From healthy operating data 𝒟_h, collected before any fault onset, a three-sigma alarm band is fixed, following standard alarm-setting practice [40],</w:t>
       </w:r>
     </w:p>
     <w:p>
@@ -2394,7 +2854,7 @@
         <w:ind w:firstLine="480"/>
       </w:pPr>
       <w:r>
-        <w:t>Chemical process signals carry temporal dependence that can span an entire window: the earliest signature of a slow drift may sit many steps before the present. Models with fixed-lag or convolutional receptive fields must commit in advance to which lags matter, and they weight distant informative steps only weakly. Self-attention removes this constraint by letting every step attend to every other step through a data-dependent weighting. Given queries, keys and values projected from the input, scaled dot-product attention computes</w:t>
+        <w:t>Chemical process signals carry temporal dependence that can span an entire window: the earliest signature of a slow drift may sit many steps before the present. Models with fixed-lag or convolutional receptive fields must commit in advance to which lags matter, and they weight distant informative steps only weakly. Self-attention removes this constraint by letting every step attend to every other step through a data-dependent weighting [ ]. Given queries, keys and values projected from the input, scaled dot-product attention computes</w:t>
       </w:r>
     </w:p>
     <w:p>
@@ -2997,7 +3457,7 @@
         <w:t xml:space="preserve">Training a bespoke forecaster from scratch on a handful of fault windows overfits: the model memorizes the few available trajectories and generalizes poorly to an unseen </w:t>
       </w:r>
       <w:r>
-        <w:t>crossing. Time series foundation models offer an alternative. A TSFM is a large Transformer pretrained on a massive, heterogeneous corpus of time series, which endows it with a broad prior over temporal dynamics that transfers with little target data. Concretely, a series is partitioned into non-overlapping patches, and each patch p_i is embedded into a token,</w:t>
+        <w:t>crossing. Time series foundation models offer an alternative. A TSFM is a large Transformer pretrained on a massive, heterogeneous corpus of time series, which endows it with a broad prior over temporal dynamics that transfers with little target data. Concretely, following the patching formulation of Transformer forecasters [ ], a series is partitioned into non-overlapping patches, and each patch p_i is embedded into a token,</w:t>
       </w:r>
     </w:p>
     <w:p>
@@ -3113,7 +3573,7 @@
         <w:ind w:firstLine="480"/>
       </w:pPr>
       <w:r>
-        <w:t>after which the model is pretrained to forecast the next patch autoregressively. This next-token objective produces reusable representations of trend, seasonality and transient structure that a downstream fault-prognosis task can inherit rather than relearn. We adopt Timer-XL as the backbone and additionally consider two architecturally distinct TSFMs, Time-MoE, a decoder-only mixture-of-experts, and Sundial, a generative flow-matching forecaster, as zero-shot references. Despite their shared promise, a single TSFM is not uniformly reliable under few-shot adaptation, because its forecasting target still carries the non-stationary operating level that scarce fault data cannot pin down. This limitation is not removed by averaging backbones; it is removed by transforming the target itself. The next section develops an operator-augmented framework that does exactly this.</w:t>
+        <w:t>after which the model is pretrained to forecast the next patch autoregressively. This next-token objective produces reusable representations of trend, seasonality and transient structure that a downstream fault-prognosis task can inherit rather than relearn. We adopt Timer-XL [ ] as the backbone and additionally consider two architecturally distinct TSFMs, Time-MoE [ ], a decoder-only mixture-of-experts, and Sundial [ ], a generative flow-matching forecaster, as zero-shot references. Despite their shared promise, a single TSFM is not uniformly reliable under few-shot adaptation, because its forecasting target still carries the non-stationary operating level that scarce fault data cannot pin down. This limitation is not removed by averaging backbones; it is removed by transforming the target itself. The next section develops an operator-augmented framework that does exactly this.</w:t>
       </w:r>
     </w:p>
     <w:p>
@@ -4066,7 +4526,7 @@
         <w:ind w:firstLine="480"/>
       </w:pPr>
       <w:r>
-        <w:t>which normalizes away the window-specific level and scale that would otherwise dominate the input. Importantly, the standardiser and the alarm limits of Eq. (3) are fit on the full normal record, not on the few-shot subset, reflecting the physical reality that normal-operation data are abundant while fault-adaptation data are scarce. Because the permutation depends only on the seed and the shared window count, every backbone and every view is aligned on identical windows, which turns the downstream fusion into a strictly controlled comparison.</w:t>
+        <w:t>which normalizes away the window-specific level and scale that would otherwise dominate the input. Importantly, the standardizer and the alarm limits of Eq. (3) are fit on the full normal record, not on the few-shot subset, reflecting the physical reality that normal-operation data are abundant while fault-adaptation data are scarce. Because the permutation depends only on the seed and the shared window count, every backbone and every view is aligned on identical windows, which turns the downstream fusion into a strictly controlled comparison.</w:t>
       </w:r>
     </w:p>
     <w:p>
@@ -5829,7 +6289,7 @@
         <w:ind w:firstLine="480"/>
       </w:pPr>
       <w:r>
-        <w:t>Rewarding early, on-target warnings is precisely what a reactive, error-only objective fails to capture, which is why forecasting accuracy alone is an incomplete proxy for prognostic value. Symmetrically, an alarm raised on a window that lies entirely before onset, whose last forecast step still falls before τ*, is a false anticipation. The pre-onset false-alarm rate (preFAR) normalizes these against the number of such fully pre-onset windows,</w:t>
+        <w:t>Rewarding early, on-target warnings is precisely what a reactive, error-only objective fails to capture, which is why forecasting accuracy alone is an incomplete proxy for prognostic value. Symmetrically, an alarm raised on a window that lies entirely before onset, whose last forecast step still falls before τ*, is a false anticipation. The false prognosis rate (FAR) normalizes these against the number of such fully pre-onset windows,</w:t>
       </w:r>
     </w:p>
     <w:p>
@@ -5851,7 +6311,7 @@
           <w:rPr>
             <w:rFonts w:ascii="Cambria Math" w:hAnsi="Cambria Math"/>
           </w:rPr>
-          <m:t>preFAR=</m:t>
+          <m:t>FAR=</m:t>
         </m:r>
         <m:f>
           <m:fPr>
@@ -6712,7 +7172,15 @@
     </w:p>
     <w:p>
       <w:r>
-        <w:t>The framework is evaluated on the Tennessee Eastman process (TEP), the reference benchmark for chemical-process abnormal situation management. The target variable is the purge rate, the stream 9 flow, denoted XMEAS10 (Fig. 2). It is a safety- and economics-critical stream whose slow excursions are a classic early indicator of loss of separation. The disturbance is IDV13, a slow drift in reaction kinetics. It is injected at a mild magnitude, 25% of the reference disturbance amplitude, so that the fault develops gradually and the target only grazes its alarm band. This is the regime in which anticipation is hardest and most valuable. Measurements are sampled every Δt = 3 min. The look-back window is L = 96 samples, and the target is forecast jointly with four covariates: the stripper level, the stripper underflow, the purge valve, and the condenser-coolant valve.</w:t>
+        <w:t>The framework is evaluated on the Tennessee Eastman process (TEP) [ ], the reference benchmark for chemical-process abnormal situation management. The target variable is the purge rate, the stream 9 flow, denoted XMEAS10 (Fig. 2). It is a safety- and economics-critical stream whose slow excursions are a classic early indicator of loss of separation. The disturbance is IDV13, a slow drift in reaction kinetics. Simulations use the revised open-source TEP model [ ], in which the disturbance amplitude is a continuous parameter. IDV13 is injected at a mild magnitude, 25% of the reference disturbance amplitude, so that the fault develops gradually and the target only grazes its alarm band. This is the regime in which anticipation is hardest and most valuable. Measurements are sampled every Δt = 3 min. The look-back window is L = 96 samples, and the target is forecast jointly with four covariates: the stripper level, the stripper underflow, the purge valve, and the condenser-coolant valve.</w:t>
+      </w:r>
+    </w:p>
+    <w:p>
+      <w:pPr>
+        <w:ind w:firstLine="0"/>
+      </w:pPr>
+      <w:r>
+        <w:t>Ten independent 2,000-sample runs of this scenario are simulated. Runs 1–7 form the adaptation pool of 12,663 windows, Run 8 is the validation split used for early stopping, and Runs 9–10 are held out entirely and carry every metric reported below. The backbone is an 8-layer Timer-XL with model dimension 1,024, feed-forward dimension 2,048 and 8 attention heads, adapted for at most 10 epochs with batch size 32 and learning rate 5×10⁻⁶ under a cosine schedule, with early stopping at patience 3 on the validation split. The five supervised baselines are trained from scratch on the identical splits and window geometry with learning rate 10⁻³ and batch size 128. All runs share the few-shot seed 2021, so ρ = 1% selects the same 126 adaptation windows for every method.</w:t>
       </w:r>
     </w:p>
     <w:p>
@@ -7507,7 +7975,7 @@
     </w:p>
     <w:p>
       <w:r>
-        <w:t>the false prognosis rate (FAR), the operational form of the pre-onset false-alarm rate of Eq. (17), is</w:t>
+        <w:t>the false prognosis rate (FAR) of Eq. (17), now instantiated on the clean windows, is</w:t>
       </w:r>
     </w:p>
     <w:p>
@@ -8215,12 +8683,12 @@
       <w:r>
         <w:t>4.3</w:t>
         <w:tab/>
-        <w:t>Benchmark design and reference methods</w:t>
-      </w:r>
-    </w:p>
-    <w:p>
-      <w:r>
-        <w:t>To probe the cold-start regime, the backbone is few-shot aligned at six nested subset ratios ρ ∈ {1%, 5%, 10%, 25%, 50%, 100%} of the fault windows by Eq. (8), and evaluated on the held-out test runs. The operator framework, comprising the raw, difference and second-difference views and their union, is compared against two families of references. The first is two zero-shot foundation models used without adaptation, Time-MoE and Sundial. The second is five supervised deep-learning baselines trained from scratch at each ratio: LSTM-GRU, CNN-LSTM, TCN-Transformer, DiPCA-LSTM, and STA-ConvBiLSTM. Every baseline is trained in the difference domain and restored to the raw domain, so all methods are scored by the identical alarm criterion and metrics of Eqs. (19)–(24). Fig. 3 shows two representative ante-onset windows that illustrate the complementary behaviour of the difference and second-difference views.</w:t>
+        <w:t>Benchmark design, baselines and ablation variants</w:t>
+      </w:r>
+    </w:p>
+    <w:p>
+      <w:r>
+        <w:t>To probe the cold-start regime, the backbone is few-shot aligned at six nested subset ratios ρ ∈ {1%, 5%, 10%, 25%, 50%, 100%} of the fault windows by Eq. (8), and evaluated on the held-out test runs. The proposed method is the union decision over the operator pool. The single-operator views are not competing methods but ablations of that pool, and they are reported alongside it throughout so that the contribution of each component can be read directly; they are analysed as such in Section 4.6. The raw view has a dual role: it is the identity member of the operator pool and, being the same backbone without operator augmentation, the most direct foundation-model baseline, so it is grouped with the baselines in Tables 1–3 and 5 and used as the reference of the ablation in Table 4. The remaining comparison methods form two families. The first is the foundation-model family: the raw Timer-XL view just described, together with two architecturally distinct foundation models used zero-shot, Time-MoE and Sundial. The second is five supervised deep-learning baselines trained from scratch at each ratio: LSTM-GRU and CNN-LSTM, two standard recurrent–convolutional forecasters; TCN-Transformer [39]; DiPCA-LSTM, which couples dynamic-inner PCA [ ] to an LSTM head; and STA-ConvBiLSTM, a spatial–temporal attention model [38]. Every baseline is trained in the difference domain and restored to the raw domain, so all methods are scored by the identical alarm criterion and metrics of Eqs. (19)–(24). Fig. 3 shows two representative ante-onset windows that illustrate the complementary behaviour of the difference and second-difference views.</w:t>
       </w:r>
     </w:p>
     <w:p>
@@ -8245,12 +8713,12 @@
     </w:p>
     <w:p>
       <w:r>
-        <w:t>Table 1 reports the prognostic recall across the six subset ratios, and Fig. 4 plots the same curves against ρ. The operator views are remarkably data-efficient. The difference and second-difference views and the union decision hold within a few points of their full-data recall all the way down to ρ = 1%, whereas the raw view loses roughly a third of its recall as data is withdrawn. The union rule is the most sensitive decision at every ratio, reaching 0.792 at full data and still 0.723 at 1%. In stark contrast, the strongest supervised baseline, STA-ConvBiLSTM, needs the full training set to reach 0.535 and collapses to 0.030 at 1%. The zero-shot foundation models are flat by construction and already outrank every supervised baseline at ρ ≤ 5%.</w:t>
-      </w:r>
-    </w:p>
-    <w:p>
-      <w:r>
-        <w:t>Table 1. Prognostic recall (Eq. 21) versus training-subset ratio ρ. XMEAS10, IDV13, magnitude 25; H = 5, C = 10.</w:t>
+        <w:t>Table 1 reports the prognostic recall across the six subset ratios, and Fig. 4 plots the same curves against ρ. The operator views are remarkably data-efficient. The difference and second-difference views and the union decision hold within seven recall points of their full-data value all the way down to ρ = 1%, whereas the raw view loses roughly a third of its recall as data is withdrawn. The union rule is the most sensitive decision at every ratio, reaching 0.792 at full data and still 0.723 at 1%. In stark contrast, the strongest supervised baseline, STA-ConvBiLSTM, needs the full training set to reach 0.535 and collapses to 0.030 at 1%. The zero-shot foundation models are flat by construction and outrank every supervised baseline at ρ = 1%; at ρ = 5% Time-MoE still does, while Sundial has just been overtaken by STA-ConvBiLSTM.</w:t>
+      </w:r>
+    </w:p>
+    <w:p>
+      <w:r>
+        <w:t>Table 1. Prognostic recall (Eq. 21) versus training-subset ratio ρ. XMEAS10, IDV13, magnitude 25; H = 5, C = 10. Rows are grouped into the proposed union decision, the single-operator ablations of the operator pool, and the two families of baselines; the same grouping is used in Tables 2, 3 and 5.</w:t>
       </w:r>
     </w:p>
     <w:tbl>
@@ -8375,68 +8843,59 @@
           </w:tcPr>
           <w:p>
             <w:r>
-              <w:t>Union (∇, ∇²)</w:t>
-            </w:r>
-          </w:p>
-        </w:tc>
-        <w:tc>
-          <w:tcPr>
-            <w:tcW w:type="dxa" w:w="1174"/>
-          </w:tcPr>
-          <w:p>
-            <w:r>
-              <w:t>0.723</w:t>
-            </w:r>
-          </w:p>
-        </w:tc>
-        <w:tc>
-          <w:tcPr>
-            <w:tcW w:type="dxa" w:w="1174"/>
-          </w:tcPr>
-          <w:p>
-            <w:r>
-              <w:t>0.733</w:t>
-            </w:r>
-          </w:p>
-        </w:tc>
-        <w:tc>
-          <w:tcPr>
-            <w:tcW w:type="dxa" w:w="1174"/>
-          </w:tcPr>
-          <w:p>
-            <w:r>
-              <w:t>0.782</w:t>
-            </w:r>
-          </w:p>
-        </w:tc>
-        <w:tc>
-          <w:tcPr>
-            <w:tcW w:type="dxa" w:w="1174"/>
-          </w:tcPr>
-          <w:p>
-            <w:r>
-              <w:t>0.782</w:t>
-            </w:r>
-          </w:p>
-        </w:tc>
-        <w:tc>
-          <w:tcPr>
-            <w:tcW w:type="dxa" w:w="1174"/>
-          </w:tcPr>
-          <w:p>
-            <w:r>
-              <w:t>0.762</w:t>
-            </w:r>
-          </w:p>
-        </w:tc>
-        <w:tc>
-          <w:tcPr>
-            <w:tcW w:type="dxa" w:w="1174"/>
-          </w:tcPr>
-          <w:p>
-            <w:r>
-              <w:t>0.792</w:t>
-            </w:r>
+              <w:rPr>
+                <w:i/>
+              </w:rPr>
+              <w:t>Proposed</w:t>
+            </w:r>
+          </w:p>
+        </w:tc>
+        <w:tc>
+          <w:tcPr>
+            <w:tcW w:type="dxa" w:w="1174"/>
+          </w:tcPr>
+          <w:p>
+            <w:r/>
+          </w:p>
+        </w:tc>
+        <w:tc>
+          <w:tcPr>
+            <w:tcW w:type="dxa" w:w="1174"/>
+          </w:tcPr>
+          <w:p>
+            <w:r/>
+          </w:p>
+        </w:tc>
+        <w:tc>
+          <w:tcPr>
+            <w:tcW w:type="dxa" w:w="1174"/>
+          </w:tcPr>
+          <w:p>
+            <w:r/>
+          </w:p>
+        </w:tc>
+        <w:tc>
+          <w:tcPr>
+            <w:tcW w:type="dxa" w:w="1174"/>
+          </w:tcPr>
+          <w:p>
+            <w:r/>
+          </w:p>
+        </w:tc>
+        <w:tc>
+          <w:tcPr>
+            <w:tcW w:type="dxa" w:w="1174"/>
+          </w:tcPr>
+          <w:p>
+            <w:r/>
+          </w:p>
+        </w:tc>
+        <w:tc>
+          <w:tcPr>
+            <w:tcW w:type="dxa" w:w="1174"/>
+          </w:tcPr>
+          <w:p>
+            <w:r/>
           </w:p>
         </w:tc>
       </w:tr>
@@ -8447,37 +8906,10 @@
           </w:tcPr>
           <w:p>
             <w:r>
-              <w:t>Timer-XL-∇²</w:t>
-            </w:r>
-          </w:p>
-        </w:tc>
-        <w:tc>
-          <w:tcPr>
-            <w:tcW w:type="dxa" w:w="1174"/>
-          </w:tcPr>
-          <w:p>
-            <w:r>
-              <w:t>0.644</w:t>
-            </w:r>
-          </w:p>
-        </w:tc>
-        <w:tc>
-          <w:tcPr>
-            <w:tcW w:type="dxa" w:w="1174"/>
-          </w:tcPr>
-          <w:p>
-            <w:r>
-              <w:t>0.693</w:t>
-            </w:r>
-          </w:p>
-        </w:tc>
-        <w:tc>
-          <w:tcPr>
-            <w:tcW w:type="dxa" w:w="1174"/>
-          </w:tcPr>
-          <w:p>
-            <w:r>
-              <w:t>0.713</w:t>
+              <w:rPr>
+                <w:i w:val="0"/>
+              </w:rPr>
+              <w:t>Union (∇, ∇²)</w:t>
             </w:r>
           </w:p>
         </w:tc>
@@ -8497,17 +8929,47 @@
           </w:tcPr>
           <w:p>
             <w:r>
-              <w:t>0.683</w:t>
-            </w:r>
-          </w:p>
-        </w:tc>
-        <w:tc>
-          <w:tcPr>
-            <w:tcW w:type="dxa" w:w="1174"/>
-          </w:tcPr>
-          <w:p>
-            <w:r>
-              <w:t>0.713</w:t>
+              <w:t>0.733</w:t>
+            </w:r>
+          </w:p>
+        </w:tc>
+        <w:tc>
+          <w:tcPr>
+            <w:tcW w:type="dxa" w:w="1174"/>
+          </w:tcPr>
+          <w:p>
+            <w:r>
+              <w:t>0.782</w:t>
+            </w:r>
+          </w:p>
+        </w:tc>
+        <w:tc>
+          <w:tcPr>
+            <w:tcW w:type="dxa" w:w="1174"/>
+          </w:tcPr>
+          <w:p>
+            <w:r>
+              <w:t>0.782</w:t>
+            </w:r>
+          </w:p>
+        </w:tc>
+        <w:tc>
+          <w:tcPr>
+            <w:tcW w:type="dxa" w:w="1174"/>
+          </w:tcPr>
+          <w:p>
+            <w:r>
+              <w:t>0.762</w:t>
+            </w:r>
+          </w:p>
+        </w:tc>
+        <w:tc>
+          <w:tcPr>
+            <w:tcW w:type="dxa" w:w="1174"/>
+          </w:tcPr>
+          <w:p>
+            <w:r>
+              <w:t>0.792</w:t>
             </w:r>
           </w:p>
         </w:tc>
@@ -8519,68 +8981,59 @@
           </w:tcPr>
           <w:p>
             <w:r>
-              <w:t>Timer-XL-∇</w:t>
-            </w:r>
-          </w:p>
-        </w:tc>
-        <w:tc>
-          <w:tcPr>
-            <w:tcW w:type="dxa" w:w="1174"/>
-          </w:tcPr>
-          <w:p>
-            <w:r>
-              <w:t>0.653</w:t>
-            </w:r>
-          </w:p>
-        </w:tc>
-        <w:tc>
-          <w:tcPr>
-            <w:tcW w:type="dxa" w:w="1174"/>
-          </w:tcPr>
-          <w:p>
-            <w:r>
-              <w:t>0.604</w:t>
-            </w:r>
-          </w:p>
-        </w:tc>
-        <w:tc>
-          <w:tcPr>
-            <w:tcW w:type="dxa" w:w="1174"/>
-          </w:tcPr>
-          <w:p>
-            <w:r>
-              <w:t>0.644</w:t>
-            </w:r>
-          </w:p>
-        </w:tc>
-        <w:tc>
-          <w:tcPr>
-            <w:tcW w:type="dxa" w:w="1174"/>
-          </w:tcPr>
-          <w:p>
-            <w:r>
-              <w:t>0.634</w:t>
-            </w:r>
-          </w:p>
-        </w:tc>
-        <w:tc>
-          <w:tcPr>
-            <w:tcW w:type="dxa" w:w="1174"/>
-          </w:tcPr>
-          <w:p>
-            <w:r>
-              <w:t>0.634</w:t>
-            </w:r>
-          </w:p>
-        </w:tc>
-        <w:tc>
-          <w:tcPr>
-            <w:tcW w:type="dxa" w:w="1174"/>
-          </w:tcPr>
-          <w:p>
-            <w:r>
-              <w:t>0.673</w:t>
-            </w:r>
+              <w:rPr>
+                <w:i/>
+              </w:rPr>
+              <w:t>Ablation of the operator pool</w:t>
+            </w:r>
+          </w:p>
+        </w:tc>
+        <w:tc>
+          <w:tcPr>
+            <w:tcW w:type="dxa" w:w="1174"/>
+          </w:tcPr>
+          <w:p>
+            <w:r/>
+          </w:p>
+        </w:tc>
+        <w:tc>
+          <w:tcPr>
+            <w:tcW w:type="dxa" w:w="1174"/>
+          </w:tcPr>
+          <w:p>
+            <w:r/>
+          </w:p>
+        </w:tc>
+        <w:tc>
+          <w:tcPr>
+            <w:tcW w:type="dxa" w:w="1174"/>
+          </w:tcPr>
+          <w:p>
+            <w:r/>
+          </w:p>
+        </w:tc>
+        <w:tc>
+          <w:tcPr>
+            <w:tcW w:type="dxa" w:w="1174"/>
+          </w:tcPr>
+          <w:p>
+            <w:r/>
+          </w:p>
+        </w:tc>
+        <w:tc>
+          <w:tcPr>
+            <w:tcW w:type="dxa" w:w="1174"/>
+          </w:tcPr>
+          <w:p>
+            <w:r/>
+          </w:p>
+        </w:tc>
+        <w:tc>
+          <w:tcPr>
+            <w:tcW w:type="dxa" w:w="1174"/>
+          </w:tcPr>
+          <w:p>
+            <w:r/>
           </w:p>
         </w:tc>
       </w:tr>
@@ -8591,17 +9044,20 @@
           </w:tcPr>
           <w:p>
             <w:r>
-              <w:t>Timer-XL-raw</w:t>
-            </w:r>
-          </w:p>
-        </w:tc>
-        <w:tc>
-          <w:tcPr>
-            <w:tcW w:type="dxa" w:w="1174"/>
-          </w:tcPr>
-          <w:p>
-            <w:r>
-              <w:t>0.446</w:t>
+              <w:rPr>
+                <w:i w:val="0"/>
+              </w:rPr>
+              <w:t>Timer-XL-∇</w:t>
+            </w:r>
+          </w:p>
+        </w:tc>
+        <w:tc>
+          <w:tcPr>
+            <w:tcW w:type="dxa" w:w="1174"/>
+          </w:tcPr>
+          <w:p>
+            <w:r>
+              <w:t>0.653</w:t>
             </w:r>
           </w:p>
         </w:tc>
@@ -8621,6 +9077,16 @@
           </w:tcPr>
           <w:p>
             <w:r>
+              <w:t>0.644</w:t>
+            </w:r>
+          </w:p>
+        </w:tc>
+        <w:tc>
+          <w:tcPr>
+            <w:tcW w:type="dxa" w:w="1174"/>
+          </w:tcPr>
+          <w:p>
+            <w:r>
               <w:t>0.634</w:t>
             </w:r>
           </w:p>
@@ -8631,27 +9097,17 @@
           </w:tcPr>
           <w:p>
             <w:r>
-              <w:t>0.584</w:t>
-            </w:r>
-          </w:p>
-        </w:tc>
-        <w:tc>
-          <w:tcPr>
-            <w:tcW w:type="dxa" w:w="1174"/>
-          </w:tcPr>
-          <w:p>
-            <w:r>
-              <w:t>0.644</w:t>
-            </w:r>
-          </w:p>
-        </w:tc>
-        <w:tc>
-          <w:tcPr>
-            <w:tcW w:type="dxa" w:w="1174"/>
-          </w:tcPr>
-          <w:p>
-            <w:r>
-              <w:t>0.693</w:t>
+              <w:t>0.634</w:t>
+            </w:r>
+          </w:p>
+        </w:tc>
+        <w:tc>
+          <w:tcPr>
+            <w:tcW w:type="dxa" w:w="1174"/>
+          </w:tcPr>
+          <w:p>
+            <w:r>
+              <w:t>0.673</w:t>
             </w:r>
           </w:p>
         </w:tc>
@@ -8663,67 +9119,70 @@
           </w:tcPr>
           <w:p>
             <w:r>
-              <w:t>Time-MoE (zero-shot)</w:t>
-            </w:r>
-          </w:p>
-        </w:tc>
-        <w:tc>
-          <w:tcPr>
-            <w:tcW w:type="dxa" w:w="1174"/>
-          </w:tcPr>
-          <w:p>
-            <w:r>
-              <w:t>0.396</w:t>
-            </w:r>
-          </w:p>
-        </w:tc>
-        <w:tc>
-          <w:tcPr>
-            <w:tcW w:type="dxa" w:w="1174"/>
-          </w:tcPr>
-          <w:p>
-            <w:r>
-              <w:t>0.396</w:t>
-            </w:r>
-          </w:p>
-        </w:tc>
-        <w:tc>
-          <w:tcPr>
-            <w:tcW w:type="dxa" w:w="1174"/>
-          </w:tcPr>
-          <w:p>
-            <w:r>
-              <w:t>0.396</w:t>
-            </w:r>
-          </w:p>
-        </w:tc>
-        <w:tc>
-          <w:tcPr>
-            <w:tcW w:type="dxa" w:w="1174"/>
-          </w:tcPr>
-          <w:p>
-            <w:r>
-              <w:t>0.396</w:t>
-            </w:r>
-          </w:p>
-        </w:tc>
-        <w:tc>
-          <w:tcPr>
-            <w:tcW w:type="dxa" w:w="1174"/>
-          </w:tcPr>
-          <w:p>
-            <w:r>
-              <w:t>0.396</w:t>
-            </w:r>
-          </w:p>
-        </w:tc>
-        <w:tc>
-          <w:tcPr>
-            <w:tcW w:type="dxa" w:w="1174"/>
-          </w:tcPr>
-          <w:p>
-            <w:r>
-              <w:t>0.396</w:t>
+              <w:rPr>
+                <w:i w:val="0"/>
+              </w:rPr>
+              <w:t>Timer-XL-∇²</w:t>
+            </w:r>
+          </w:p>
+        </w:tc>
+        <w:tc>
+          <w:tcPr>
+            <w:tcW w:type="dxa" w:w="1174"/>
+          </w:tcPr>
+          <w:p>
+            <w:r>
+              <w:t>0.644</w:t>
+            </w:r>
+          </w:p>
+        </w:tc>
+        <w:tc>
+          <w:tcPr>
+            <w:tcW w:type="dxa" w:w="1174"/>
+          </w:tcPr>
+          <w:p>
+            <w:r>
+              <w:t>0.693</w:t>
+            </w:r>
+          </w:p>
+        </w:tc>
+        <w:tc>
+          <w:tcPr>
+            <w:tcW w:type="dxa" w:w="1174"/>
+          </w:tcPr>
+          <w:p>
+            <w:r>
+              <w:t>0.713</w:t>
+            </w:r>
+          </w:p>
+        </w:tc>
+        <w:tc>
+          <w:tcPr>
+            <w:tcW w:type="dxa" w:w="1174"/>
+          </w:tcPr>
+          <w:p>
+            <w:r>
+              <w:t>0.723</w:t>
+            </w:r>
+          </w:p>
+        </w:tc>
+        <w:tc>
+          <w:tcPr>
+            <w:tcW w:type="dxa" w:w="1174"/>
+          </w:tcPr>
+          <w:p>
+            <w:r>
+              <w:t>0.683</w:t>
+            </w:r>
+          </w:p>
+        </w:tc>
+        <w:tc>
+          <w:tcPr>
+            <w:tcW w:type="dxa" w:w="1174"/>
+          </w:tcPr>
+          <w:p>
+            <w:r>
+              <w:t>0.713</w:t>
             </w:r>
           </w:p>
         </w:tc>
@@ -8735,68 +9194,59 @@
           </w:tcPr>
           <w:p>
             <w:r>
-              <w:t>Sundial (zero-shot)</w:t>
-            </w:r>
-          </w:p>
-        </w:tc>
-        <w:tc>
-          <w:tcPr>
-            <w:tcW w:type="dxa" w:w="1174"/>
-          </w:tcPr>
-          <w:p>
-            <w:r>
-              <w:t>0.337</w:t>
-            </w:r>
-          </w:p>
-        </w:tc>
-        <w:tc>
-          <w:tcPr>
-            <w:tcW w:type="dxa" w:w="1174"/>
-          </w:tcPr>
-          <w:p>
-            <w:r>
-              <w:t>0.337</w:t>
-            </w:r>
-          </w:p>
-        </w:tc>
-        <w:tc>
-          <w:tcPr>
-            <w:tcW w:type="dxa" w:w="1174"/>
-          </w:tcPr>
-          <w:p>
-            <w:r>
-              <w:t>0.337</w:t>
-            </w:r>
-          </w:p>
-        </w:tc>
-        <w:tc>
-          <w:tcPr>
-            <w:tcW w:type="dxa" w:w="1174"/>
-          </w:tcPr>
-          <w:p>
-            <w:r>
-              <w:t>0.337</w:t>
-            </w:r>
-          </w:p>
-        </w:tc>
-        <w:tc>
-          <w:tcPr>
-            <w:tcW w:type="dxa" w:w="1174"/>
-          </w:tcPr>
-          <w:p>
-            <w:r>
-              <w:t>0.337</w:t>
-            </w:r>
-          </w:p>
-        </w:tc>
-        <w:tc>
-          <w:tcPr>
-            <w:tcW w:type="dxa" w:w="1174"/>
-          </w:tcPr>
-          <w:p>
-            <w:r>
-              <w:t>0.337</w:t>
-            </w:r>
+              <w:rPr>
+                <w:i/>
+              </w:rPr>
+              <w:t>Foundation-model baselines</w:t>
+            </w:r>
+          </w:p>
+        </w:tc>
+        <w:tc>
+          <w:tcPr>
+            <w:tcW w:type="dxa" w:w="1174"/>
+          </w:tcPr>
+          <w:p>
+            <w:r/>
+          </w:p>
+        </w:tc>
+        <w:tc>
+          <w:tcPr>
+            <w:tcW w:type="dxa" w:w="1174"/>
+          </w:tcPr>
+          <w:p>
+            <w:r/>
+          </w:p>
+        </w:tc>
+        <w:tc>
+          <w:tcPr>
+            <w:tcW w:type="dxa" w:w="1174"/>
+          </w:tcPr>
+          <w:p>
+            <w:r/>
+          </w:p>
+        </w:tc>
+        <w:tc>
+          <w:tcPr>
+            <w:tcW w:type="dxa" w:w="1174"/>
+          </w:tcPr>
+          <w:p>
+            <w:r/>
+          </w:p>
+        </w:tc>
+        <w:tc>
+          <w:tcPr>
+            <w:tcW w:type="dxa" w:w="1174"/>
+          </w:tcPr>
+          <w:p>
+            <w:r/>
+          </w:p>
+        </w:tc>
+        <w:tc>
+          <w:tcPr>
+            <w:tcW w:type="dxa" w:w="1174"/>
+          </w:tcPr>
+          <w:p>
+            <w:r/>
           </w:p>
         </w:tc>
       </w:tr>
@@ -8807,67 +9257,70 @@
           </w:tcPr>
           <w:p>
             <w:r>
-              <w:t>STA-ConvBiLSTM</w:t>
-            </w:r>
-          </w:p>
-        </w:tc>
-        <w:tc>
-          <w:tcPr>
-            <w:tcW w:type="dxa" w:w="1174"/>
-          </w:tcPr>
-          <w:p>
-            <w:r>
-              <w:t>0.030</w:t>
-            </w:r>
-          </w:p>
-        </w:tc>
-        <w:tc>
-          <w:tcPr>
-            <w:tcW w:type="dxa" w:w="1174"/>
-          </w:tcPr>
-          <w:p>
-            <w:r>
-              <w:t>0.366</w:t>
-            </w:r>
-          </w:p>
-        </w:tc>
-        <w:tc>
-          <w:tcPr>
-            <w:tcW w:type="dxa" w:w="1174"/>
-          </w:tcPr>
-          <w:p>
-            <w:r>
-              <w:t>0.455</w:t>
-            </w:r>
-          </w:p>
-        </w:tc>
-        <w:tc>
-          <w:tcPr>
-            <w:tcW w:type="dxa" w:w="1174"/>
-          </w:tcPr>
-          <w:p>
-            <w:r>
-              <w:t>0.455</w:t>
-            </w:r>
-          </w:p>
-        </w:tc>
-        <w:tc>
-          <w:tcPr>
-            <w:tcW w:type="dxa" w:w="1174"/>
-          </w:tcPr>
-          <w:p>
-            <w:r>
-              <w:t>0.515</w:t>
-            </w:r>
-          </w:p>
-        </w:tc>
-        <w:tc>
-          <w:tcPr>
-            <w:tcW w:type="dxa" w:w="1174"/>
-          </w:tcPr>
-          <w:p>
-            <w:r>
-              <w:t>0.535</w:t>
+              <w:rPr>
+                <w:i w:val="0"/>
+              </w:rPr>
+              <w:t>Timer-XL-raw</w:t>
+            </w:r>
+          </w:p>
+        </w:tc>
+        <w:tc>
+          <w:tcPr>
+            <w:tcW w:type="dxa" w:w="1174"/>
+          </w:tcPr>
+          <w:p>
+            <w:r>
+              <w:t>0.446</w:t>
+            </w:r>
+          </w:p>
+        </w:tc>
+        <w:tc>
+          <w:tcPr>
+            <w:tcW w:type="dxa" w:w="1174"/>
+          </w:tcPr>
+          <w:p>
+            <w:r>
+              <w:t>0.604</w:t>
+            </w:r>
+          </w:p>
+        </w:tc>
+        <w:tc>
+          <w:tcPr>
+            <w:tcW w:type="dxa" w:w="1174"/>
+          </w:tcPr>
+          <w:p>
+            <w:r>
+              <w:t>0.634</w:t>
+            </w:r>
+          </w:p>
+        </w:tc>
+        <w:tc>
+          <w:tcPr>
+            <w:tcW w:type="dxa" w:w="1174"/>
+          </w:tcPr>
+          <w:p>
+            <w:r>
+              <w:t>0.584</w:t>
+            </w:r>
+          </w:p>
+        </w:tc>
+        <w:tc>
+          <w:tcPr>
+            <w:tcW w:type="dxa" w:w="1174"/>
+          </w:tcPr>
+          <w:p>
+            <w:r>
+              <w:t>0.644</w:t>
+            </w:r>
+          </w:p>
+        </w:tc>
+        <w:tc>
+          <w:tcPr>
+            <w:tcW w:type="dxa" w:w="1174"/>
+          </w:tcPr>
+          <w:p>
+            <w:r>
+              <w:t>0.693</w:t>
             </w:r>
           </w:p>
         </w:tc>
@@ -8879,67 +9332,70 @@
           </w:tcPr>
           <w:p>
             <w:r>
-              <w:t>TCN-Transformer</w:t>
-            </w:r>
-          </w:p>
-        </w:tc>
-        <w:tc>
-          <w:tcPr>
-            <w:tcW w:type="dxa" w:w="1174"/>
-          </w:tcPr>
-          <w:p>
-            <w:r>
-              <w:t>0.050</w:t>
-            </w:r>
-          </w:p>
-        </w:tc>
-        <w:tc>
-          <w:tcPr>
-            <w:tcW w:type="dxa" w:w="1174"/>
-          </w:tcPr>
-          <w:p>
-            <w:r>
-              <w:t>0.188</w:t>
-            </w:r>
-          </w:p>
-        </w:tc>
-        <w:tc>
-          <w:tcPr>
-            <w:tcW w:type="dxa" w:w="1174"/>
-          </w:tcPr>
-          <w:p>
-            <w:r>
-              <w:t>0.386</w:t>
-            </w:r>
-          </w:p>
-        </w:tc>
-        <w:tc>
-          <w:tcPr>
-            <w:tcW w:type="dxa" w:w="1174"/>
-          </w:tcPr>
-          <w:p>
-            <w:r>
-              <w:t>0.495</w:t>
-            </w:r>
-          </w:p>
-        </w:tc>
-        <w:tc>
-          <w:tcPr>
-            <w:tcW w:type="dxa" w:w="1174"/>
-          </w:tcPr>
-          <w:p>
-            <w:r>
-              <w:t>0.446</w:t>
-            </w:r>
-          </w:p>
-        </w:tc>
-        <w:tc>
-          <w:tcPr>
-            <w:tcW w:type="dxa" w:w="1174"/>
-          </w:tcPr>
-          <w:p>
-            <w:r>
-              <w:t>0.446</w:t>
+              <w:rPr>
+                <w:i w:val="0"/>
+              </w:rPr>
+              <w:t>Time-MoE (zero-shot)</w:t>
+            </w:r>
+          </w:p>
+        </w:tc>
+        <w:tc>
+          <w:tcPr>
+            <w:tcW w:type="dxa" w:w="1174"/>
+          </w:tcPr>
+          <w:p>
+            <w:r>
+              <w:t>0.396</w:t>
+            </w:r>
+          </w:p>
+        </w:tc>
+        <w:tc>
+          <w:tcPr>
+            <w:tcW w:type="dxa" w:w="1174"/>
+          </w:tcPr>
+          <w:p>
+            <w:r>
+              <w:t>0.396</w:t>
+            </w:r>
+          </w:p>
+        </w:tc>
+        <w:tc>
+          <w:tcPr>
+            <w:tcW w:type="dxa" w:w="1174"/>
+          </w:tcPr>
+          <w:p>
+            <w:r>
+              <w:t>0.396</w:t>
+            </w:r>
+          </w:p>
+        </w:tc>
+        <w:tc>
+          <w:tcPr>
+            <w:tcW w:type="dxa" w:w="1174"/>
+          </w:tcPr>
+          <w:p>
+            <w:r>
+              <w:t>0.396</w:t>
+            </w:r>
+          </w:p>
+        </w:tc>
+        <w:tc>
+          <w:tcPr>
+            <w:tcW w:type="dxa" w:w="1174"/>
+          </w:tcPr>
+          <w:p>
+            <w:r>
+              <w:t>0.396</w:t>
+            </w:r>
+          </w:p>
+        </w:tc>
+        <w:tc>
+          <w:tcPr>
+            <w:tcW w:type="dxa" w:w="1174"/>
+          </w:tcPr>
+          <w:p>
+            <w:r>
+              <w:t>0.396</w:t>
             </w:r>
           </w:p>
         </w:tc>
@@ -8951,67 +9407,70 @@
           </w:tcPr>
           <w:p>
             <w:r>
-              <w:t>DiPCA-LSTM</w:t>
-            </w:r>
-          </w:p>
-        </w:tc>
-        <w:tc>
-          <w:tcPr>
-            <w:tcW w:type="dxa" w:w="1174"/>
-          </w:tcPr>
-          <w:p>
-            <w:r>
-              <w:t>0.050</w:t>
-            </w:r>
-          </w:p>
-        </w:tc>
-        <w:tc>
-          <w:tcPr>
-            <w:tcW w:type="dxa" w:w="1174"/>
-          </w:tcPr>
-          <w:p>
-            <w:r>
-              <w:t>0.079</w:t>
-            </w:r>
-          </w:p>
-        </w:tc>
-        <w:tc>
-          <w:tcPr>
-            <w:tcW w:type="dxa" w:w="1174"/>
-          </w:tcPr>
-          <w:p>
-            <w:r>
-              <w:t>0.079</w:t>
-            </w:r>
-          </w:p>
-        </w:tc>
-        <w:tc>
-          <w:tcPr>
-            <w:tcW w:type="dxa" w:w="1174"/>
-          </w:tcPr>
-          <w:p>
-            <w:r>
-              <w:t>0.099</w:t>
-            </w:r>
-          </w:p>
-        </w:tc>
-        <w:tc>
-          <w:tcPr>
-            <w:tcW w:type="dxa" w:w="1174"/>
-          </w:tcPr>
-          <w:p>
-            <w:r>
-              <w:t>0.158</w:t>
-            </w:r>
-          </w:p>
-        </w:tc>
-        <w:tc>
-          <w:tcPr>
-            <w:tcW w:type="dxa" w:w="1174"/>
-          </w:tcPr>
-          <w:p>
-            <w:r>
-              <w:t>0.099</w:t>
+              <w:rPr>
+                <w:i w:val="0"/>
+              </w:rPr>
+              <w:t>Sundial (zero-shot)</w:t>
+            </w:r>
+          </w:p>
+        </w:tc>
+        <w:tc>
+          <w:tcPr>
+            <w:tcW w:type="dxa" w:w="1174"/>
+          </w:tcPr>
+          <w:p>
+            <w:r>
+              <w:t>0.337</w:t>
+            </w:r>
+          </w:p>
+        </w:tc>
+        <w:tc>
+          <w:tcPr>
+            <w:tcW w:type="dxa" w:w="1174"/>
+          </w:tcPr>
+          <w:p>
+            <w:r>
+              <w:t>0.337</w:t>
+            </w:r>
+          </w:p>
+        </w:tc>
+        <w:tc>
+          <w:tcPr>
+            <w:tcW w:type="dxa" w:w="1174"/>
+          </w:tcPr>
+          <w:p>
+            <w:r>
+              <w:t>0.337</w:t>
+            </w:r>
+          </w:p>
+        </w:tc>
+        <w:tc>
+          <w:tcPr>
+            <w:tcW w:type="dxa" w:w="1174"/>
+          </w:tcPr>
+          <w:p>
+            <w:r>
+              <w:t>0.337</w:t>
+            </w:r>
+          </w:p>
+        </w:tc>
+        <w:tc>
+          <w:tcPr>
+            <w:tcW w:type="dxa" w:w="1174"/>
+          </w:tcPr>
+          <w:p>
+            <w:r>
+              <w:t>0.337</w:t>
+            </w:r>
+          </w:p>
+        </w:tc>
+        <w:tc>
+          <w:tcPr>
+            <w:tcW w:type="dxa" w:w="1174"/>
+          </w:tcPr>
+          <w:p>
+            <w:r>
+              <w:t>0.337</w:t>
             </w:r>
           </w:p>
         </w:tc>
@@ -9023,68 +9482,59 @@
           </w:tcPr>
           <w:p>
             <w:r>
-              <w:t>CNN-LSTM</w:t>
-            </w:r>
-          </w:p>
-        </w:tc>
-        <w:tc>
-          <w:tcPr>
-            <w:tcW w:type="dxa" w:w="1174"/>
-          </w:tcPr>
-          <w:p>
-            <w:r>
-              <w:t>0.010</w:t>
-            </w:r>
-          </w:p>
-        </w:tc>
-        <w:tc>
-          <w:tcPr>
-            <w:tcW w:type="dxa" w:w="1174"/>
-          </w:tcPr>
-          <w:p>
-            <w:r>
-              <w:t>0.059</w:t>
-            </w:r>
-          </w:p>
-        </w:tc>
-        <w:tc>
-          <w:tcPr>
-            <w:tcW w:type="dxa" w:w="1174"/>
-          </w:tcPr>
-          <w:p>
-            <w:r>
-              <w:t>0.040</w:t>
-            </w:r>
-          </w:p>
-        </w:tc>
-        <w:tc>
-          <w:tcPr>
-            <w:tcW w:type="dxa" w:w="1174"/>
-          </w:tcPr>
-          <w:p>
-            <w:r>
-              <w:t>0.069</w:t>
-            </w:r>
-          </w:p>
-        </w:tc>
-        <w:tc>
-          <w:tcPr>
-            <w:tcW w:type="dxa" w:w="1174"/>
-          </w:tcPr>
-          <w:p>
-            <w:r>
-              <w:t>0.089</w:t>
-            </w:r>
-          </w:p>
-        </w:tc>
-        <w:tc>
-          <w:tcPr>
-            <w:tcW w:type="dxa" w:w="1174"/>
-          </w:tcPr>
-          <w:p>
-            <w:r>
-              <w:t>0.119</w:t>
-            </w:r>
+              <w:rPr>
+                <w:i/>
+              </w:rPr>
+              <w:t>Supervised deep-learning baselines</w:t>
+            </w:r>
+          </w:p>
+        </w:tc>
+        <w:tc>
+          <w:tcPr>
+            <w:tcW w:type="dxa" w:w="1174"/>
+          </w:tcPr>
+          <w:p>
+            <w:r/>
+          </w:p>
+        </w:tc>
+        <w:tc>
+          <w:tcPr>
+            <w:tcW w:type="dxa" w:w="1174"/>
+          </w:tcPr>
+          <w:p>
+            <w:r/>
+          </w:p>
+        </w:tc>
+        <w:tc>
+          <w:tcPr>
+            <w:tcW w:type="dxa" w:w="1174"/>
+          </w:tcPr>
+          <w:p>
+            <w:r/>
+          </w:p>
+        </w:tc>
+        <w:tc>
+          <w:tcPr>
+            <w:tcW w:type="dxa" w:w="1174"/>
+          </w:tcPr>
+          <w:p>
+            <w:r/>
+          </w:p>
+        </w:tc>
+        <w:tc>
+          <w:tcPr>
+            <w:tcW w:type="dxa" w:w="1174"/>
+          </w:tcPr>
+          <w:p>
+            <w:r/>
+          </w:p>
+        </w:tc>
+        <w:tc>
+          <w:tcPr>
+            <w:tcW w:type="dxa" w:w="1174"/>
+          </w:tcPr>
+          <w:p>
+            <w:r/>
           </w:p>
         </w:tc>
       </w:tr>
@@ -9095,6 +9545,309 @@
           </w:tcPr>
           <w:p>
             <w:r>
+              <w:rPr>
+                <w:i w:val="0"/>
+              </w:rPr>
+              <w:t>STA-ConvBiLSTM</w:t>
+            </w:r>
+          </w:p>
+        </w:tc>
+        <w:tc>
+          <w:tcPr>
+            <w:tcW w:type="dxa" w:w="1174"/>
+          </w:tcPr>
+          <w:p>
+            <w:r>
+              <w:t>0.030</w:t>
+            </w:r>
+          </w:p>
+        </w:tc>
+        <w:tc>
+          <w:tcPr>
+            <w:tcW w:type="dxa" w:w="1174"/>
+          </w:tcPr>
+          <w:p>
+            <w:r>
+              <w:t>0.366</w:t>
+            </w:r>
+          </w:p>
+        </w:tc>
+        <w:tc>
+          <w:tcPr>
+            <w:tcW w:type="dxa" w:w="1174"/>
+          </w:tcPr>
+          <w:p>
+            <w:r>
+              <w:t>0.455</w:t>
+            </w:r>
+          </w:p>
+        </w:tc>
+        <w:tc>
+          <w:tcPr>
+            <w:tcW w:type="dxa" w:w="1174"/>
+          </w:tcPr>
+          <w:p>
+            <w:r>
+              <w:t>0.455</w:t>
+            </w:r>
+          </w:p>
+        </w:tc>
+        <w:tc>
+          <w:tcPr>
+            <w:tcW w:type="dxa" w:w="1174"/>
+          </w:tcPr>
+          <w:p>
+            <w:r>
+              <w:t>0.515</w:t>
+            </w:r>
+          </w:p>
+        </w:tc>
+        <w:tc>
+          <w:tcPr>
+            <w:tcW w:type="dxa" w:w="1174"/>
+          </w:tcPr>
+          <w:p>
+            <w:r>
+              <w:t>0.535</w:t>
+            </w:r>
+          </w:p>
+        </w:tc>
+      </w:tr>
+      <w:tr>
+        <w:tc>
+          <w:tcPr>
+            <w:tcW w:type="dxa" w:w="1174"/>
+          </w:tcPr>
+          <w:p>
+            <w:r>
+              <w:rPr>
+                <w:i w:val="0"/>
+              </w:rPr>
+              <w:t>TCN-Transformer</w:t>
+            </w:r>
+          </w:p>
+        </w:tc>
+        <w:tc>
+          <w:tcPr>
+            <w:tcW w:type="dxa" w:w="1174"/>
+          </w:tcPr>
+          <w:p>
+            <w:r>
+              <w:t>0.050</w:t>
+            </w:r>
+          </w:p>
+        </w:tc>
+        <w:tc>
+          <w:tcPr>
+            <w:tcW w:type="dxa" w:w="1174"/>
+          </w:tcPr>
+          <w:p>
+            <w:r>
+              <w:t>0.188</w:t>
+            </w:r>
+          </w:p>
+        </w:tc>
+        <w:tc>
+          <w:tcPr>
+            <w:tcW w:type="dxa" w:w="1174"/>
+          </w:tcPr>
+          <w:p>
+            <w:r>
+              <w:t>0.386</w:t>
+            </w:r>
+          </w:p>
+        </w:tc>
+        <w:tc>
+          <w:tcPr>
+            <w:tcW w:type="dxa" w:w="1174"/>
+          </w:tcPr>
+          <w:p>
+            <w:r>
+              <w:t>0.495</w:t>
+            </w:r>
+          </w:p>
+        </w:tc>
+        <w:tc>
+          <w:tcPr>
+            <w:tcW w:type="dxa" w:w="1174"/>
+          </w:tcPr>
+          <w:p>
+            <w:r>
+              <w:t>0.446</w:t>
+            </w:r>
+          </w:p>
+        </w:tc>
+        <w:tc>
+          <w:tcPr>
+            <w:tcW w:type="dxa" w:w="1174"/>
+          </w:tcPr>
+          <w:p>
+            <w:r>
+              <w:t>0.446</w:t>
+            </w:r>
+          </w:p>
+        </w:tc>
+      </w:tr>
+      <w:tr>
+        <w:tc>
+          <w:tcPr>
+            <w:tcW w:type="dxa" w:w="1174"/>
+          </w:tcPr>
+          <w:p>
+            <w:r>
+              <w:rPr>
+                <w:i w:val="0"/>
+              </w:rPr>
+              <w:t>DiPCA-LSTM</w:t>
+            </w:r>
+          </w:p>
+        </w:tc>
+        <w:tc>
+          <w:tcPr>
+            <w:tcW w:type="dxa" w:w="1174"/>
+          </w:tcPr>
+          <w:p>
+            <w:r>
+              <w:t>0.050</w:t>
+            </w:r>
+          </w:p>
+        </w:tc>
+        <w:tc>
+          <w:tcPr>
+            <w:tcW w:type="dxa" w:w="1174"/>
+          </w:tcPr>
+          <w:p>
+            <w:r>
+              <w:t>0.079</w:t>
+            </w:r>
+          </w:p>
+        </w:tc>
+        <w:tc>
+          <w:tcPr>
+            <w:tcW w:type="dxa" w:w="1174"/>
+          </w:tcPr>
+          <w:p>
+            <w:r>
+              <w:t>0.079</w:t>
+            </w:r>
+          </w:p>
+        </w:tc>
+        <w:tc>
+          <w:tcPr>
+            <w:tcW w:type="dxa" w:w="1174"/>
+          </w:tcPr>
+          <w:p>
+            <w:r>
+              <w:t>0.099</w:t>
+            </w:r>
+          </w:p>
+        </w:tc>
+        <w:tc>
+          <w:tcPr>
+            <w:tcW w:type="dxa" w:w="1174"/>
+          </w:tcPr>
+          <w:p>
+            <w:r>
+              <w:t>0.158</w:t>
+            </w:r>
+          </w:p>
+        </w:tc>
+        <w:tc>
+          <w:tcPr>
+            <w:tcW w:type="dxa" w:w="1174"/>
+          </w:tcPr>
+          <w:p>
+            <w:r>
+              <w:t>0.099</w:t>
+            </w:r>
+          </w:p>
+        </w:tc>
+      </w:tr>
+      <w:tr>
+        <w:tc>
+          <w:tcPr>
+            <w:tcW w:type="dxa" w:w="1174"/>
+          </w:tcPr>
+          <w:p>
+            <w:r>
+              <w:rPr>
+                <w:i w:val="0"/>
+              </w:rPr>
+              <w:t>CNN-LSTM</w:t>
+            </w:r>
+          </w:p>
+        </w:tc>
+        <w:tc>
+          <w:tcPr>
+            <w:tcW w:type="dxa" w:w="1174"/>
+          </w:tcPr>
+          <w:p>
+            <w:r>
+              <w:t>0.010</w:t>
+            </w:r>
+          </w:p>
+        </w:tc>
+        <w:tc>
+          <w:tcPr>
+            <w:tcW w:type="dxa" w:w="1174"/>
+          </w:tcPr>
+          <w:p>
+            <w:r>
+              <w:t>0.059</w:t>
+            </w:r>
+          </w:p>
+        </w:tc>
+        <w:tc>
+          <w:tcPr>
+            <w:tcW w:type="dxa" w:w="1174"/>
+          </w:tcPr>
+          <w:p>
+            <w:r>
+              <w:t>0.040</w:t>
+            </w:r>
+          </w:p>
+        </w:tc>
+        <w:tc>
+          <w:tcPr>
+            <w:tcW w:type="dxa" w:w="1174"/>
+          </w:tcPr>
+          <w:p>
+            <w:r>
+              <w:t>0.069</w:t>
+            </w:r>
+          </w:p>
+        </w:tc>
+        <w:tc>
+          <w:tcPr>
+            <w:tcW w:type="dxa" w:w="1174"/>
+          </w:tcPr>
+          <w:p>
+            <w:r>
+              <w:t>0.089</w:t>
+            </w:r>
+          </w:p>
+        </w:tc>
+        <w:tc>
+          <w:tcPr>
+            <w:tcW w:type="dxa" w:w="1174"/>
+          </w:tcPr>
+          <w:p>
+            <w:r>
+              <w:t>0.119</w:t>
+            </w:r>
+          </w:p>
+        </w:tc>
+      </w:tr>
+      <w:tr>
+        <w:tc>
+          <w:tcPr>
+            <w:tcW w:type="dxa" w:w="1174"/>
+          </w:tcPr>
+          <w:p>
+            <w:r>
+              <w:rPr>
+                <w:i w:val="0"/>
+              </w:rPr>
               <w:t>LSTM-GRU</w:t>
             </w:r>
           </w:p>
@@ -9178,12 +9931,12 @@
       <w:r>
         <w:t>4.5</w:t>
         <w:tab/>
-        <w:t>Comparison with baselines and zero-shot models</w:t>
-      </w:r>
-    </w:p>
-    <w:p>
-      <w:r>
-        <w:t>The gap to the supervised baselines is large and widens as data shrinks. Timer-XL-∇ at 1% data, with a recall of 0.653, already exceeds the best baseline at 100% data, a hundred-fold data advantage at equal or better sensitivity. The advantage is not bought with false alarms. Table 2 shows that the difference view holds FAR ≤ 0.033 across all ratios, inside the β = 0.05 budget, and the raw view stays lower still. The union rule and the second-difference view trade the budget for sensitivity, with FAR rising to 0.08 to 0.16 at small ρ. The supervised baselines show near-zero FAR only because they rarely alarm at all, the same conservatism that suppresses their recall.</w:t>
+        <w:t>Comparison with the baselines</w:t>
+      </w:r>
+    </w:p>
+    <w:p>
+      <w:r>
+        <w:t>The gap to the supervised baselines is large and widens as data shrinks. At 1% data the union decision reaches a recall of 0.723, and even the velocity view on its own reaches 0.653; both exceed the 0.535 that the strongest baseline attains only with the full training set, a hundred-fold data advantage at equal or better sensitivity. The advantage is not bought with false alarms. Table 2 shows that the difference view holds FAR ≤ 0.033 across all ratios, inside the β = 0.05 budget, and the raw view is lower still wherever data are scarce, ρ ≤ 25%. The union rule and the second-difference view trade the budget for sensitivity: their FAR runs from about 0.08 at full data to about 0.16 at ρ = 1%, so both sit outside β at every ratio. The supervised baselines show near-zero FAR only because they rarely alarm at all, the same conservatism that suppresses their recall.</w:t>
       </w:r>
     </w:p>
     <w:p>
@@ -9313,68 +10066,59 @@
           </w:tcPr>
           <w:p>
             <w:r>
-              <w:t>Timer-XL-∇</w:t>
-            </w:r>
-          </w:p>
-        </w:tc>
-        <w:tc>
-          <w:tcPr>
-            <w:tcW w:type="dxa" w:w="1174"/>
-          </w:tcPr>
-          <w:p>
-            <w:r>
-              <w:t>0.033</w:t>
-            </w:r>
-          </w:p>
-        </w:tc>
-        <w:tc>
-          <w:tcPr>
-            <w:tcW w:type="dxa" w:w="1174"/>
-          </w:tcPr>
-          <w:p>
-            <w:r>
-              <w:t>0.033</w:t>
-            </w:r>
-          </w:p>
-        </w:tc>
-        <w:tc>
-          <w:tcPr>
-            <w:tcW w:type="dxa" w:w="1174"/>
-          </w:tcPr>
-          <w:p>
-            <w:r>
-              <w:t>0.027</w:t>
-            </w:r>
-          </w:p>
-        </w:tc>
-        <w:tc>
-          <w:tcPr>
-            <w:tcW w:type="dxa" w:w="1174"/>
-          </w:tcPr>
-          <w:p>
-            <w:r>
-              <w:t>0.023</w:t>
-            </w:r>
-          </w:p>
-        </w:tc>
-        <w:tc>
-          <w:tcPr>
-            <w:tcW w:type="dxa" w:w="1174"/>
-          </w:tcPr>
-          <w:p>
-            <w:r>
-              <w:t>0.013</w:t>
-            </w:r>
-          </w:p>
-        </w:tc>
-        <w:tc>
-          <w:tcPr>
-            <w:tcW w:type="dxa" w:w="1174"/>
-          </w:tcPr>
-          <w:p>
-            <w:r>
-              <w:t>0.017</w:t>
-            </w:r>
+              <w:rPr>
+                <w:i/>
+              </w:rPr>
+              <w:t>Proposed</w:t>
+            </w:r>
+          </w:p>
+        </w:tc>
+        <w:tc>
+          <w:tcPr>
+            <w:tcW w:type="dxa" w:w="1174"/>
+          </w:tcPr>
+          <w:p>
+            <w:r/>
+          </w:p>
+        </w:tc>
+        <w:tc>
+          <w:tcPr>
+            <w:tcW w:type="dxa" w:w="1174"/>
+          </w:tcPr>
+          <w:p>
+            <w:r/>
+          </w:p>
+        </w:tc>
+        <w:tc>
+          <w:tcPr>
+            <w:tcW w:type="dxa" w:w="1174"/>
+          </w:tcPr>
+          <w:p>
+            <w:r/>
+          </w:p>
+        </w:tc>
+        <w:tc>
+          <w:tcPr>
+            <w:tcW w:type="dxa" w:w="1174"/>
+          </w:tcPr>
+          <w:p>
+            <w:r/>
+          </w:p>
+        </w:tc>
+        <w:tc>
+          <w:tcPr>
+            <w:tcW w:type="dxa" w:w="1174"/>
+          </w:tcPr>
+          <w:p>
+            <w:r/>
+          </w:p>
+        </w:tc>
+        <w:tc>
+          <w:tcPr>
+            <w:tcW w:type="dxa" w:w="1174"/>
+          </w:tcPr>
+          <w:p>
+            <w:r/>
           </w:p>
         </w:tc>
       </w:tr>
@@ -9385,67 +10129,70 @@
           </w:tcPr>
           <w:p>
             <w:r>
-              <w:t>Timer-XL-raw</w:t>
-            </w:r>
-          </w:p>
-        </w:tc>
-        <w:tc>
-          <w:tcPr>
-            <w:tcW w:type="dxa" w:w="1174"/>
-          </w:tcPr>
-          <w:p>
-            <w:r>
-              <w:t>0.011</w:t>
-            </w:r>
-          </w:p>
-        </w:tc>
-        <w:tc>
-          <w:tcPr>
-            <w:tcW w:type="dxa" w:w="1174"/>
-          </w:tcPr>
-          <w:p>
-            <w:r>
-              <w:t>0.015</w:t>
-            </w:r>
-          </w:p>
-        </w:tc>
-        <w:tc>
-          <w:tcPr>
-            <w:tcW w:type="dxa" w:w="1174"/>
-          </w:tcPr>
-          <w:p>
-            <w:r>
-              <w:t>0.013</w:t>
-            </w:r>
-          </w:p>
-        </w:tc>
-        <w:tc>
-          <w:tcPr>
-            <w:tcW w:type="dxa" w:w="1174"/>
-          </w:tcPr>
-          <w:p>
-            <w:r>
-              <w:t>0.016</w:t>
-            </w:r>
-          </w:p>
-        </w:tc>
-        <w:tc>
-          <w:tcPr>
-            <w:tcW w:type="dxa" w:w="1174"/>
-          </w:tcPr>
-          <w:p>
-            <w:r>
-              <w:t>0.021</w:t>
-            </w:r>
-          </w:p>
-        </w:tc>
-        <w:tc>
-          <w:tcPr>
-            <w:tcW w:type="dxa" w:w="1174"/>
-          </w:tcPr>
-          <w:p>
-            <w:r>
-              <w:t>0.020</w:t>
+              <w:rPr>
+                <w:i w:val="0"/>
+              </w:rPr>
+              <w:t>Union (∇, ∇²)</w:t>
+            </w:r>
+          </w:p>
+        </w:tc>
+        <w:tc>
+          <w:tcPr>
+            <w:tcW w:type="dxa" w:w="1174"/>
+          </w:tcPr>
+          <w:p>
+            <w:r>
+              <w:t>0.163</w:t>
+            </w:r>
+          </w:p>
+        </w:tc>
+        <w:tc>
+          <w:tcPr>
+            <w:tcW w:type="dxa" w:w="1174"/>
+          </w:tcPr>
+          <w:p>
+            <w:r>
+              <w:t>0.132</w:t>
+            </w:r>
+          </w:p>
+        </w:tc>
+        <w:tc>
+          <w:tcPr>
+            <w:tcW w:type="dxa" w:w="1174"/>
+          </w:tcPr>
+          <w:p>
+            <w:r>
+              <w:t>0.113</w:t>
+            </w:r>
+          </w:p>
+        </w:tc>
+        <w:tc>
+          <w:tcPr>
+            <w:tcW w:type="dxa" w:w="1174"/>
+          </w:tcPr>
+          <w:p>
+            <w:r>
+              <w:t>0.088</w:t>
+            </w:r>
+          </w:p>
+        </w:tc>
+        <w:tc>
+          <w:tcPr>
+            <w:tcW w:type="dxa" w:w="1174"/>
+          </w:tcPr>
+          <w:p>
+            <w:r>
+              <w:t>0.081</w:t>
+            </w:r>
+          </w:p>
+        </w:tc>
+        <w:tc>
+          <w:tcPr>
+            <w:tcW w:type="dxa" w:w="1174"/>
+          </w:tcPr>
+          <w:p>
+            <w:r>
+              <w:t>0.081</w:t>
             </w:r>
           </w:p>
         </w:tc>
@@ -9457,68 +10204,59 @@
           </w:tcPr>
           <w:p>
             <w:r>
-              <w:t>Timer-XL-∇²</w:t>
-            </w:r>
-          </w:p>
-        </w:tc>
-        <w:tc>
-          <w:tcPr>
-            <w:tcW w:type="dxa" w:w="1174"/>
-          </w:tcPr>
-          <w:p>
-            <w:r>
-              <w:t>0.159</w:t>
-            </w:r>
-          </w:p>
-        </w:tc>
-        <w:tc>
-          <w:tcPr>
-            <w:tcW w:type="dxa" w:w="1174"/>
-          </w:tcPr>
-          <w:p>
-            <w:r>
-              <w:t>0.126</w:t>
-            </w:r>
-          </w:p>
-        </w:tc>
-        <w:tc>
-          <w:tcPr>
-            <w:tcW w:type="dxa" w:w="1174"/>
-          </w:tcPr>
-          <w:p>
-            <w:r>
-              <w:t>0.106</w:t>
-            </w:r>
-          </w:p>
-        </w:tc>
-        <w:tc>
-          <w:tcPr>
-            <w:tcW w:type="dxa" w:w="1174"/>
-          </w:tcPr>
-          <w:p>
-            <w:r>
-              <w:t>0.084</w:t>
-            </w:r>
-          </w:p>
-        </w:tc>
-        <w:tc>
-          <w:tcPr>
-            <w:tcW w:type="dxa" w:w="1174"/>
-          </w:tcPr>
-          <w:p>
-            <w:r>
-              <w:t>0.079</w:t>
-            </w:r>
-          </w:p>
-        </w:tc>
-        <w:tc>
-          <w:tcPr>
-            <w:tcW w:type="dxa" w:w="1174"/>
-          </w:tcPr>
-          <w:p>
-            <w:r>
-              <w:t>0.075</w:t>
-            </w:r>
+              <w:rPr>
+                <w:i/>
+              </w:rPr>
+              <w:t>Ablation of the operator pool</w:t>
+            </w:r>
+          </w:p>
+        </w:tc>
+        <w:tc>
+          <w:tcPr>
+            <w:tcW w:type="dxa" w:w="1174"/>
+          </w:tcPr>
+          <w:p>
+            <w:r/>
+          </w:p>
+        </w:tc>
+        <w:tc>
+          <w:tcPr>
+            <w:tcW w:type="dxa" w:w="1174"/>
+          </w:tcPr>
+          <w:p>
+            <w:r/>
+          </w:p>
+        </w:tc>
+        <w:tc>
+          <w:tcPr>
+            <w:tcW w:type="dxa" w:w="1174"/>
+          </w:tcPr>
+          <w:p>
+            <w:r/>
+          </w:p>
+        </w:tc>
+        <w:tc>
+          <w:tcPr>
+            <w:tcW w:type="dxa" w:w="1174"/>
+          </w:tcPr>
+          <w:p>
+            <w:r/>
+          </w:p>
+        </w:tc>
+        <w:tc>
+          <w:tcPr>
+            <w:tcW w:type="dxa" w:w="1174"/>
+          </w:tcPr>
+          <w:p>
+            <w:r/>
+          </w:p>
+        </w:tc>
+        <w:tc>
+          <w:tcPr>
+            <w:tcW w:type="dxa" w:w="1174"/>
+          </w:tcPr>
+          <w:p>
+            <w:r/>
           </w:p>
         </w:tc>
       </w:tr>
@@ -9529,67 +10267,70 @@
           </w:tcPr>
           <w:p>
             <w:r>
-              <w:t>Union (∇, ∇²)</w:t>
-            </w:r>
-          </w:p>
-        </w:tc>
-        <w:tc>
-          <w:tcPr>
-            <w:tcW w:type="dxa" w:w="1174"/>
-          </w:tcPr>
-          <w:p>
-            <w:r>
-              <w:t>0.163</w:t>
-            </w:r>
-          </w:p>
-        </w:tc>
-        <w:tc>
-          <w:tcPr>
-            <w:tcW w:type="dxa" w:w="1174"/>
-          </w:tcPr>
-          <w:p>
-            <w:r>
-              <w:t>0.132</w:t>
-            </w:r>
-          </w:p>
-        </w:tc>
-        <w:tc>
-          <w:tcPr>
-            <w:tcW w:type="dxa" w:w="1174"/>
-          </w:tcPr>
-          <w:p>
-            <w:r>
-              <w:t>0.113</w:t>
-            </w:r>
-          </w:p>
-        </w:tc>
-        <w:tc>
-          <w:tcPr>
-            <w:tcW w:type="dxa" w:w="1174"/>
-          </w:tcPr>
-          <w:p>
-            <w:r>
-              <w:t>0.088</w:t>
-            </w:r>
-          </w:p>
-        </w:tc>
-        <w:tc>
-          <w:tcPr>
-            <w:tcW w:type="dxa" w:w="1174"/>
-          </w:tcPr>
-          <w:p>
-            <w:r>
-              <w:t>0.081</w:t>
-            </w:r>
-          </w:p>
-        </w:tc>
-        <w:tc>
-          <w:tcPr>
-            <w:tcW w:type="dxa" w:w="1174"/>
-          </w:tcPr>
-          <w:p>
-            <w:r>
-              <w:t>0.081</w:t>
+              <w:rPr>
+                <w:i w:val="0"/>
+              </w:rPr>
+              <w:t>Timer-XL-∇</w:t>
+            </w:r>
+          </w:p>
+        </w:tc>
+        <w:tc>
+          <w:tcPr>
+            <w:tcW w:type="dxa" w:w="1174"/>
+          </w:tcPr>
+          <w:p>
+            <w:r>
+              <w:t>0.033</w:t>
+            </w:r>
+          </w:p>
+        </w:tc>
+        <w:tc>
+          <w:tcPr>
+            <w:tcW w:type="dxa" w:w="1174"/>
+          </w:tcPr>
+          <w:p>
+            <w:r>
+              <w:t>0.033</w:t>
+            </w:r>
+          </w:p>
+        </w:tc>
+        <w:tc>
+          <w:tcPr>
+            <w:tcW w:type="dxa" w:w="1174"/>
+          </w:tcPr>
+          <w:p>
+            <w:r>
+              <w:t>0.027</w:t>
+            </w:r>
+          </w:p>
+        </w:tc>
+        <w:tc>
+          <w:tcPr>
+            <w:tcW w:type="dxa" w:w="1174"/>
+          </w:tcPr>
+          <w:p>
+            <w:r>
+              <w:t>0.023</w:t>
+            </w:r>
+          </w:p>
+        </w:tc>
+        <w:tc>
+          <w:tcPr>
+            <w:tcW w:type="dxa" w:w="1174"/>
+          </w:tcPr>
+          <w:p>
+            <w:r>
+              <w:t>0.013</w:t>
+            </w:r>
+          </w:p>
+        </w:tc>
+        <w:tc>
+          <w:tcPr>
+            <w:tcW w:type="dxa" w:w="1174"/>
+          </w:tcPr>
+          <w:p>
+            <w:r>
+              <w:t>0.017</w:t>
             </w:r>
           </w:p>
         </w:tc>
@@ -9601,67 +10342,70 @@
           </w:tcPr>
           <w:p>
             <w:r>
-              <w:t>Time-MoE (zero-shot)</w:t>
-            </w:r>
-          </w:p>
-        </w:tc>
-        <w:tc>
-          <w:tcPr>
-            <w:tcW w:type="dxa" w:w="1174"/>
-          </w:tcPr>
-          <w:p>
-            <w:r>
-              <w:t>0.010</w:t>
-            </w:r>
-          </w:p>
-        </w:tc>
-        <w:tc>
-          <w:tcPr>
-            <w:tcW w:type="dxa" w:w="1174"/>
-          </w:tcPr>
-          <w:p>
-            <w:r>
-              <w:t>0.010</w:t>
-            </w:r>
-          </w:p>
-        </w:tc>
-        <w:tc>
-          <w:tcPr>
-            <w:tcW w:type="dxa" w:w="1174"/>
-          </w:tcPr>
-          <w:p>
-            <w:r>
-              <w:t>0.010</w:t>
-            </w:r>
-          </w:p>
-        </w:tc>
-        <w:tc>
-          <w:tcPr>
-            <w:tcW w:type="dxa" w:w="1174"/>
-          </w:tcPr>
-          <w:p>
-            <w:r>
-              <w:t>0.010</w:t>
-            </w:r>
-          </w:p>
-        </w:tc>
-        <w:tc>
-          <w:tcPr>
-            <w:tcW w:type="dxa" w:w="1174"/>
-          </w:tcPr>
-          <w:p>
-            <w:r>
-              <w:t>0.010</w:t>
-            </w:r>
-          </w:p>
-        </w:tc>
-        <w:tc>
-          <w:tcPr>
-            <w:tcW w:type="dxa" w:w="1174"/>
-          </w:tcPr>
-          <w:p>
-            <w:r>
-              <w:t>0.010</w:t>
+              <w:rPr>
+                <w:i w:val="0"/>
+              </w:rPr>
+              <w:t>Timer-XL-∇²</w:t>
+            </w:r>
+          </w:p>
+        </w:tc>
+        <w:tc>
+          <w:tcPr>
+            <w:tcW w:type="dxa" w:w="1174"/>
+          </w:tcPr>
+          <w:p>
+            <w:r>
+              <w:t>0.159</w:t>
+            </w:r>
+          </w:p>
+        </w:tc>
+        <w:tc>
+          <w:tcPr>
+            <w:tcW w:type="dxa" w:w="1174"/>
+          </w:tcPr>
+          <w:p>
+            <w:r>
+              <w:t>0.126</w:t>
+            </w:r>
+          </w:p>
+        </w:tc>
+        <w:tc>
+          <w:tcPr>
+            <w:tcW w:type="dxa" w:w="1174"/>
+          </w:tcPr>
+          <w:p>
+            <w:r>
+              <w:t>0.106</w:t>
+            </w:r>
+          </w:p>
+        </w:tc>
+        <w:tc>
+          <w:tcPr>
+            <w:tcW w:type="dxa" w:w="1174"/>
+          </w:tcPr>
+          <w:p>
+            <w:r>
+              <w:t>0.084</w:t>
+            </w:r>
+          </w:p>
+        </w:tc>
+        <w:tc>
+          <w:tcPr>
+            <w:tcW w:type="dxa" w:w="1174"/>
+          </w:tcPr>
+          <w:p>
+            <w:r>
+              <w:t>0.079</w:t>
+            </w:r>
+          </w:p>
+        </w:tc>
+        <w:tc>
+          <w:tcPr>
+            <w:tcW w:type="dxa" w:w="1174"/>
+          </w:tcPr>
+          <w:p>
+            <w:r>
+              <w:t>0.075</w:t>
             </w:r>
           </w:p>
         </w:tc>
@@ -9673,68 +10417,59 @@
           </w:tcPr>
           <w:p>
             <w:r>
-              <w:t>Sundial (zero-shot)</w:t>
-            </w:r>
-          </w:p>
-        </w:tc>
-        <w:tc>
-          <w:tcPr>
-            <w:tcW w:type="dxa" w:w="1174"/>
-          </w:tcPr>
-          <w:p>
-            <w:r>
-              <w:t>0.004</w:t>
-            </w:r>
-          </w:p>
-        </w:tc>
-        <w:tc>
-          <w:tcPr>
-            <w:tcW w:type="dxa" w:w="1174"/>
-          </w:tcPr>
-          <w:p>
-            <w:r>
-              <w:t>0.004</w:t>
-            </w:r>
-          </w:p>
-        </w:tc>
-        <w:tc>
-          <w:tcPr>
-            <w:tcW w:type="dxa" w:w="1174"/>
-          </w:tcPr>
-          <w:p>
-            <w:r>
-              <w:t>0.004</w:t>
-            </w:r>
-          </w:p>
-        </w:tc>
-        <w:tc>
-          <w:tcPr>
-            <w:tcW w:type="dxa" w:w="1174"/>
-          </w:tcPr>
-          <w:p>
-            <w:r>
-              <w:t>0.004</w:t>
-            </w:r>
-          </w:p>
-        </w:tc>
-        <w:tc>
-          <w:tcPr>
-            <w:tcW w:type="dxa" w:w="1174"/>
-          </w:tcPr>
-          <w:p>
-            <w:r>
-              <w:t>0.004</w:t>
-            </w:r>
-          </w:p>
-        </w:tc>
-        <w:tc>
-          <w:tcPr>
-            <w:tcW w:type="dxa" w:w="1174"/>
-          </w:tcPr>
-          <w:p>
-            <w:r>
-              <w:t>0.004</w:t>
-            </w:r>
+              <w:rPr>
+                <w:i/>
+              </w:rPr>
+              <w:t>Foundation-model baselines</w:t>
+            </w:r>
+          </w:p>
+        </w:tc>
+        <w:tc>
+          <w:tcPr>
+            <w:tcW w:type="dxa" w:w="1174"/>
+          </w:tcPr>
+          <w:p>
+            <w:r/>
+          </w:p>
+        </w:tc>
+        <w:tc>
+          <w:tcPr>
+            <w:tcW w:type="dxa" w:w="1174"/>
+          </w:tcPr>
+          <w:p>
+            <w:r/>
+          </w:p>
+        </w:tc>
+        <w:tc>
+          <w:tcPr>
+            <w:tcW w:type="dxa" w:w="1174"/>
+          </w:tcPr>
+          <w:p>
+            <w:r/>
+          </w:p>
+        </w:tc>
+        <w:tc>
+          <w:tcPr>
+            <w:tcW w:type="dxa" w:w="1174"/>
+          </w:tcPr>
+          <w:p>
+            <w:r/>
+          </w:p>
+        </w:tc>
+        <w:tc>
+          <w:tcPr>
+            <w:tcW w:type="dxa" w:w="1174"/>
+          </w:tcPr>
+          <w:p>
+            <w:r/>
+          </w:p>
+        </w:tc>
+        <w:tc>
+          <w:tcPr>
+            <w:tcW w:type="dxa" w:w="1174"/>
+          </w:tcPr>
+          <w:p>
+            <w:r/>
           </w:p>
         </w:tc>
       </w:tr>
@@ -9745,67 +10480,70 @@
           </w:tcPr>
           <w:p>
             <w:r>
-              <w:t>STA-ConvBiLSTM</w:t>
-            </w:r>
-          </w:p>
-        </w:tc>
-        <w:tc>
-          <w:tcPr>
-            <w:tcW w:type="dxa" w:w="1174"/>
-          </w:tcPr>
-          <w:p>
-            <w:r>
-              <w:t>0.001</w:t>
-            </w:r>
-          </w:p>
-        </w:tc>
-        <w:tc>
-          <w:tcPr>
-            <w:tcW w:type="dxa" w:w="1174"/>
-          </w:tcPr>
-          <w:p>
-            <w:r>
-              <w:t>0.029</w:t>
-            </w:r>
-          </w:p>
-        </w:tc>
-        <w:tc>
-          <w:tcPr>
-            <w:tcW w:type="dxa" w:w="1174"/>
-          </w:tcPr>
-          <w:p>
-            <w:r>
-              <w:t>0.040</w:t>
-            </w:r>
-          </w:p>
-        </w:tc>
-        <w:tc>
-          <w:tcPr>
-            <w:tcW w:type="dxa" w:w="1174"/>
-          </w:tcPr>
-          <w:p>
-            <w:r>
-              <w:t>0.012</w:t>
-            </w:r>
-          </w:p>
-        </w:tc>
-        <w:tc>
-          <w:tcPr>
-            <w:tcW w:type="dxa" w:w="1174"/>
-          </w:tcPr>
-          <w:p>
-            <w:r>
-              <w:t>0.014</w:t>
-            </w:r>
-          </w:p>
-        </w:tc>
-        <w:tc>
-          <w:tcPr>
-            <w:tcW w:type="dxa" w:w="1174"/>
-          </w:tcPr>
-          <w:p>
-            <w:r>
-              <w:t>0.014</w:t>
+              <w:rPr>
+                <w:i w:val="0"/>
+              </w:rPr>
+              <w:t>Timer-XL-raw</w:t>
+            </w:r>
+          </w:p>
+        </w:tc>
+        <w:tc>
+          <w:tcPr>
+            <w:tcW w:type="dxa" w:w="1174"/>
+          </w:tcPr>
+          <w:p>
+            <w:r>
+              <w:t>0.011</w:t>
+            </w:r>
+          </w:p>
+        </w:tc>
+        <w:tc>
+          <w:tcPr>
+            <w:tcW w:type="dxa" w:w="1174"/>
+          </w:tcPr>
+          <w:p>
+            <w:r>
+              <w:t>0.015</w:t>
+            </w:r>
+          </w:p>
+        </w:tc>
+        <w:tc>
+          <w:tcPr>
+            <w:tcW w:type="dxa" w:w="1174"/>
+          </w:tcPr>
+          <w:p>
+            <w:r>
+              <w:t>0.013</w:t>
+            </w:r>
+          </w:p>
+        </w:tc>
+        <w:tc>
+          <w:tcPr>
+            <w:tcW w:type="dxa" w:w="1174"/>
+          </w:tcPr>
+          <w:p>
+            <w:r>
+              <w:t>0.016</w:t>
+            </w:r>
+          </w:p>
+        </w:tc>
+        <w:tc>
+          <w:tcPr>
+            <w:tcW w:type="dxa" w:w="1174"/>
+          </w:tcPr>
+          <w:p>
+            <w:r>
+              <w:t>0.021</w:t>
+            </w:r>
+          </w:p>
+        </w:tc>
+        <w:tc>
+          <w:tcPr>
+            <w:tcW w:type="dxa" w:w="1174"/>
+          </w:tcPr>
+          <w:p>
+            <w:r>
+              <w:t>0.020</w:t>
             </w:r>
           </w:p>
         </w:tc>
@@ -9817,37 +10555,10 @@
           </w:tcPr>
           <w:p>
             <w:r>
-              <w:t>TCN-Transformer</w:t>
-            </w:r>
-          </w:p>
-        </w:tc>
-        <w:tc>
-          <w:tcPr>
-            <w:tcW w:type="dxa" w:w="1174"/>
-          </w:tcPr>
-          <w:p>
-            <w:r>
-              <w:t>0.001</w:t>
-            </w:r>
-          </w:p>
-        </w:tc>
-        <w:tc>
-          <w:tcPr>
-            <w:tcW w:type="dxa" w:w="1174"/>
-          </w:tcPr>
-          <w:p>
-            <w:r>
-              <w:t>0.008</w:t>
-            </w:r>
-          </w:p>
-        </w:tc>
-        <w:tc>
-          <w:tcPr>
-            <w:tcW w:type="dxa" w:w="1174"/>
-          </w:tcPr>
-          <w:p>
-            <w:r>
-              <w:t>0.012</w:t>
+              <w:rPr>
+                <w:i w:val="0"/>
+              </w:rPr>
+              <w:t>Time-MoE (zero-shot)</w:t>
             </w:r>
           </w:p>
         </w:tc>
@@ -9877,7 +10588,37 @@
           </w:tcPr>
           <w:p>
             <w:r>
-              <w:t>0.030</w:t>
+              <w:t>0.010</w:t>
+            </w:r>
+          </w:p>
+        </w:tc>
+        <w:tc>
+          <w:tcPr>
+            <w:tcW w:type="dxa" w:w="1174"/>
+          </w:tcPr>
+          <w:p>
+            <w:r>
+              <w:t>0.010</w:t>
+            </w:r>
+          </w:p>
+        </w:tc>
+        <w:tc>
+          <w:tcPr>
+            <w:tcW w:type="dxa" w:w="1174"/>
+          </w:tcPr>
+          <w:p>
+            <w:r>
+              <w:t>0.010</w:t>
+            </w:r>
+          </w:p>
+        </w:tc>
+        <w:tc>
+          <w:tcPr>
+            <w:tcW w:type="dxa" w:w="1174"/>
+          </w:tcPr>
+          <w:p>
+            <w:r>
+              <w:t>0.010</w:t>
             </w:r>
           </w:p>
         </w:tc>
@@ -9889,67 +10630,70 @@
           </w:tcPr>
           <w:p>
             <w:r>
-              <w:t>DiPCA-LSTM</w:t>
-            </w:r>
-          </w:p>
-        </w:tc>
-        <w:tc>
-          <w:tcPr>
-            <w:tcW w:type="dxa" w:w="1174"/>
-          </w:tcPr>
-          <w:p>
-            <w:r>
-              <w:t>0.000</w:t>
-            </w:r>
-          </w:p>
-        </w:tc>
-        <w:tc>
-          <w:tcPr>
-            <w:tcW w:type="dxa" w:w="1174"/>
-          </w:tcPr>
-          <w:p>
-            <w:r>
-              <w:t>0.001</w:t>
-            </w:r>
-          </w:p>
-        </w:tc>
-        <w:tc>
-          <w:tcPr>
-            <w:tcW w:type="dxa" w:w="1174"/>
-          </w:tcPr>
-          <w:p>
-            <w:r>
-              <w:t>0.001</w:t>
-            </w:r>
-          </w:p>
-        </w:tc>
-        <w:tc>
-          <w:tcPr>
-            <w:tcW w:type="dxa" w:w="1174"/>
-          </w:tcPr>
-          <w:p>
-            <w:r>
-              <w:t>0.001</w:t>
-            </w:r>
-          </w:p>
-        </w:tc>
-        <w:tc>
-          <w:tcPr>
-            <w:tcW w:type="dxa" w:w="1174"/>
-          </w:tcPr>
-          <w:p>
-            <w:r>
-              <w:t>0.003</w:t>
-            </w:r>
-          </w:p>
-        </w:tc>
-        <w:tc>
-          <w:tcPr>
-            <w:tcW w:type="dxa" w:w="1174"/>
-          </w:tcPr>
-          <w:p>
-            <w:r>
-              <w:t>0.000</w:t>
+              <w:rPr>
+                <w:i w:val="0"/>
+              </w:rPr>
+              <w:t>Sundial (zero-shot)</w:t>
+            </w:r>
+          </w:p>
+        </w:tc>
+        <w:tc>
+          <w:tcPr>
+            <w:tcW w:type="dxa" w:w="1174"/>
+          </w:tcPr>
+          <w:p>
+            <w:r>
+              <w:t>0.004</w:t>
+            </w:r>
+          </w:p>
+        </w:tc>
+        <w:tc>
+          <w:tcPr>
+            <w:tcW w:type="dxa" w:w="1174"/>
+          </w:tcPr>
+          <w:p>
+            <w:r>
+              <w:t>0.004</w:t>
+            </w:r>
+          </w:p>
+        </w:tc>
+        <w:tc>
+          <w:tcPr>
+            <w:tcW w:type="dxa" w:w="1174"/>
+          </w:tcPr>
+          <w:p>
+            <w:r>
+              <w:t>0.004</w:t>
+            </w:r>
+          </w:p>
+        </w:tc>
+        <w:tc>
+          <w:tcPr>
+            <w:tcW w:type="dxa" w:w="1174"/>
+          </w:tcPr>
+          <w:p>
+            <w:r>
+              <w:t>0.004</w:t>
+            </w:r>
+          </w:p>
+        </w:tc>
+        <w:tc>
+          <w:tcPr>
+            <w:tcW w:type="dxa" w:w="1174"/>
+          </w:tcPr>
+          <w:p>
+            <w:r>
+              <w:t>0.004</w:t>
+            </w:r>
+          </w:p>
+        </w:tc>
+        <w:tc>
+          <w:tcPr>
+            <w:tcW w:type="dxa" w:w="1174"/>
+          </w:tcPr>
+          <w:p>
+            <w:r>
+              <w:t>0.004</w:t>
             </w:r>
           </w:p>
         </w:tc>
@@ -9961,68 +10705,59 @@
           </w:tcPr>
           <w:p>
             <w:r>
-              <w:t>CNN-LSTM</w:t>
-            </w:r>
-          </w:p>
-        </w:tc>
-        <w:tc>
-          <w:tcPr>
-            <w:tcW w:type="dxa" w:w="1174"/>
-          </w:tcPr>
-          <w:p>
-            <w:r>
-              <w:t>0.000</w:t>
-            </w:r>
-          </w:p>
-        </w:tc>
-        <w:tc>
-          <w:tcPr>
-            <w:tcW w:type="dxa" w:w="1174"/>
-          </w:tcPr>
-          <w:p>
-            <w:r>
-              <w:t>0.000</w:t>
-            </w:r>
-          </w:p>
-        </w:tc>
-        <w:tc>
-          <w:tcPr>
-            <w:tcW w:type="dxa" w:w="1174"/>
-          </w:tcPr>
-          <w:p>
-            <w:r>
-              <w:t>0.000</w:t>
-            </w:r>
-          </w:p>
-        </w:tc>
-        <w:tc>
-          <w:tcPr>
-            <w:tcW w:type="dxa" w:w="1174"/>
-          </w:tcPr>
-          <w:p>
-            <w:r>
-              <w:t>0.001</w:t>
-            </w:r>
-          </w:p>
-        </w:tc>
-        <w:tc>
-          <w:tcPr>
-            <w:tcW w:type="dxa" w:w="1174"/>
-          </w:tcPr>
-          <w:p>
-            <w:r>
-              <w:t>0.000</w:t>
-            </w:r>
-          </w:p>
-        </w:tc>
-        <w:tc>
-          <w:tcPr>
-            <w:tcW w:type="dxa" w:w="1174"/>
-          </w:tcPr>
-          <w:p>
-            <w:r>
-              <w:t>0.003</w:t>
-            </w:r>
+              <w:rPr>
+                <w:i/>
+              </w:rPr>
+              <w:t>Supervised deep-learning baselines</w:t>
+            </w:r>
+          </w:p>
+        </w:tc>
+        <w:tc>
+          <w:tcPr>
+            <w:tcW w:type="dxa" w:w="1174"/>
+          </w:tcPr>
+          <w:p>
+            <w:r/>
+          </w:p>
+        </w:tc>
+        <w:tc>
+          <w:tcPr>
+            <w:tcW w:type="dxa" w:w="1174"/>
+          </w:tcPr>
+          <w:p>
+            <w:r/>
+          </w:p>
+        </w:tc>
+        <w:tc>
+          <w:tcPr>
+            <w:tcW w:type="dxa" w:w="1174"/>
+          </w:tcPr>
+          <w:p>
+            <w:r/>
+          </w:p>
+        </w:tc>
+        <w:tc>
+          <w:tcPr>
+            <w:tcW w:type="dxa" w:w="1174"/>
+          </w:tcPr>
+          <w:p>
+            <w:r/>
+          </w:p>
+        </w:tc>
+        <w:tc>
+          <w:tcPr>
+            <w:tcW w:type="dxa" w:w="1174"/>
+          </w:tcPr>
+          <w:p>
+            <w:r/>
+          </w:p>
+        </w:tc>
+        <w:tc>
+          <w:tcPr>
+            <w:tcW w:type="dxa" w:w="1174"/>
+          </w:tcPr>
+          <w:p>
+            <w:r/>
           </w:p>
         </w:tc>
       </w:tr>
@@ -10033,6 +10768,309 @@
           </w:tcPr>
           <w:p>
             <w:r>
+              <w:rPr>
+                <w:i w:val="0"/>
+              </w:rPr>
+              <w:t>STA-ConvBiLSTM</w:t>
+            </w:r>
+          </w:p>
+        </w:tc>
+        <w:tc>
+          <w:tcPr>
+            <w:tcW w:type="dxa" w:w="1174"/>
+          </w:tcPr>
+          <w:p>
+            <w:r>
+              <w:t>0.001</w:t>
+            </w:r>
+          </w:p>
+        </w:tc>
+        <w:tc>
+          <w:tcPr>
+            <w:tcW w:type="dxa" w:w="1174"/>
+          </w:tcPr>
+          <w:p>
+            <w:r>
+              <w:t>0.029</w:t>
+            </w:r>
+          </w:p>
+        </w:tc>
+        <w:tc>
+          <w:tcPr>
+            <w:tcW w:type="dxa" w:w="1174"/>
+          </w:tcPr>
+          <w:p>
+            <w:r>
+              <w:t>0.040</w:t>
+            </w:r>
+          </w:p>
+        </w:tc>
+        <w:tc>
+          <w:tcPr>
+            <w:tcW w:type="dxa" w:w="1174"/>
+          </w:tcPr>
+          <w:p>
+            <w:r>
+              <w:t>0.012</w:t>
+            </w:r>
+          </w:p>
+        </w:tc>
+        <w:tc>
+          <w:tcPr>
+            <w:tcW w:type="dxa" w:w="1174"/>
+          </w:tcPr>
+          <w:p>
+            <w:r>
+              <w:t>0.014</w:t>
+            </w:r>
+          </w:p>
+        </w:tc>
+        <w:tc>
+          <w:tcPr>
+            <w:tcW w:type="dxa" w:w="1174"/>
+          </w:tcPr>
+          <w:p>
+            <w:r>
+              <w:t>0.014</w:t>
+            </w:r>
+          </w:p>
+        </w:tc>
+      </w:tr>
+      <w:tr>
+        <w:tc>
+          <w:tcPr>
+            <w:tcW w:type="dxa" w:w="1174"/>
+          </w:tcPr>
+          <w:p>
+            <w:r>
+              <w:rPr>
+                <w:i w:val="0"/>
+              </w:rPr>
+              <w:t>TCN-Transformer</w:t>
+            </w:r>
+          </w:p>
+        </w:tc>
+        <w:tc>
+          <w:tcPr>
+            <w:tcW w:type="dxa" w:w="1174"/>
+          </w:tcPr>
+          <w:p>
+            <w:r>
+              <w:t>0.001</w:t>
+            </w:r>
+          </w:p>
+        </w:tc>
+        <w:tc>
+          <w:tcPr>
+            <w:tcW w:type="dxa" w:w="1174"/>
+          </w:tcPr>
+          <w:p>
+            <w:r>
+              <w:t>0.008</w:t>
+            </w:r>
+          </w:p>
+        </w:tc>
+        <w:tc>
+          <w:tcPr>
+            <w:tcW w:type="dxa" w:w="1174"/>
+          </w:tcPr>
+          <w:p>
+            <w:r>
+              <w:t>0.012</w:t>
+            </w:r>
+          </w:p>
+        </w:tc>
+        <w:tc>
+          <w:tcPr>
+            <w:tcW w:type="dxa" w:w="1174"/>
+          </w:tcPr>
+          <w:p>
+            <w:r>
+              <w:t>0.010</w:t>
+            </w:r>
+          </w:p>
+        </w:tc>
+        <w:tc>
+          <w:tcPr>
+            <w:tcW w:type="dxa" w:w="1174"/>
+          </w:tcPr>
+          <w:p>
+            <w:r>
+              <w:t>0.010</w:t>
+            </w:r>
+          </w:p>
+        </w:tc>
+        <w:tc>
+          <w:tcPr>
+            <w:tcW w:type="dxa" w:w="1174"/>
+          </w:tcPr>
+          <w:p>
+            <w:r>
+              <w:t>0.030</w:t>
+            </w:r>
+          </w:p>
+        </w:tc>
+      </w:tr>
+      <w:tr>
+        <w:tc>
+          <w:tcPr>
+            <w:tcW w:type="dxa" w:w="1174"/>
+          </w:tcPr>
+          <w:p>
+            <w:r>
+              <w:rPr>
+                <w:i w:val="0"/>
+              </w:rPr>
+              <w:t>DiPCA-LSTM</w:t>
+            </w:r>
+          </w:p>
+        </w:tc>
+        <w:tc>
+          <w:tcPr>
+            <w:tcW w:type="dxa" w:w="1174"/>
+          </w:tcPr>
+          <w:p>
+            <w:r>
+              <w:t>0.000</w:t>
+            </w:r>
+          </w:p>
+        </w:tc>
+        <w:tc>
+          <w:tcPr>
+            <w:tcW w:type="dxa" w:w="1174"/>
+          </w:tcPr>
+          <w:p>
+            <w:r>
+              <w:t>0.001</w:t>
+            </w:r>
+          </w:p>
+        </w:tc>
+        <w:tc>
+          <w:tcPr>
+            <w:tcW w:type="dxa" w:w="1174"/>
+          </w:tcPr>
+          <w:p>
+            <w:r>
+              <w:t>0.001</w:t>
+            </w:r>
+          </w:p>
+        </w:tc>
+        <w:tc>
+          <w:tcPr>
+            <w:tcW w:type="dxa" w:w="1174"/>
+          </w:tcPr>
+          <w:p>
+            <w:r>
+              <w:t>0.001</w:t>
+            </w:r>
+          </w:p>
+        </w:tc>
+        <w:tc>
+          <w:tcPr>
+            <w:tcW w:type="dxa" w:w="1174"/>
+          </w:tcPr>
+          <w:p>
+            <w:r>
+              <w:t>0.003</w:t>
+            </w:r>
+          </w:p>
+        </w:tc>
+        <w:tc>
+          <w:tcPr>
+            <w:tcW w:type="dxa" w:w="1174"/>
+          </w:tcPr>
+          <w:p>
+            <w:r>
+              <w:t>0.000</w:t>
+            </w:r>
+          </w:p>
+        </w:tc>
+      </w:tr>
+      <w:tr>
+        <w:tc>
+          <w:tcPr>
+            <w:tcW w:type="dxa" w:w="1174"/>
+          </w:tcPr>
+          <w:p>
+            <w:r>
+              <w:rPr>
+                <w:i w:val="0"/>
+              </w:rPr>
+              <w:t>CNN-LSTM</w:t>
+            </w:r>
+          </w:p>
+        </w:tc>
+        <w:tc>
+          <w:tcPr>
+            <w:tcW w:type="dxa" w:w="1174"/>
+          </w:tcPr>
+          <w:p>
+            <w:r>
+              <w:t>0.000</w:t>
+            </w:r>
+          </w:p>
+        </w:tc>
+        <w:tc>
+          <w:tcPr>
+            <w:tcW w:type="dxa" w:w="1174"/>
+          </w:tcPr>
+          <w:p>
+            <w:r>
+              <w:t>0.000</w:t>
+            </w:r>
+          </w:p>
+        </w:tc>
+        <w:tc>
+          <w:tcPr>
+            <w:tcW w:type="dxa" w:w="1174"/>
+          </w:tcPr>
+          <w:p>
+            <w:r>
+              <w:t>0.000</w:t>
+            </w:r>
+          </w:p>
+        </w:tc>
+        <w:tc>
+          <w:tcPr>
+            <w:tcW w:type="dxa" w:w="1174"/>
+          </w:tcPr>
+          <w:p>
+            <w:r>
+              <w:t>0.001</w:t>
+            </w:r>
+          </w:p>
+        </w:tc>
+        <w:tc>
+          <w:tcPr>
+            <w:tcW w:type="dxa" w:w="1174"/>
+          </w:tcPr>
+          <w:p>
+            <w:r>
+              <w:t>0.000</w:t>
+            </w:r>
+          </w:p>
+        </w:tc>
+        <w:tc>
+          <w:tcPr>
+            <w:tcW w:type="dxa" w:w="1174"/>
+          </w:tcPr>
+          <w:p>
+            <w:r>
+              <w:t>0.003</w:t>
+            </w:r>
+          </w:p>
+        </w:tc>
+      </w:tr>
+      <w:tr>
+        <w:tc>
+          <w:tcPr>
+            <w:tcW w:type="dxa" w:w="1174"/>
+          </w:tcPr>
+          <w:p>
+            <w:r>
+              <w:rPr>
+                <w:i w:val="0"/>
+              </w:rPr>
               <w:t>LSTM-GRU</w:t>
             </w:r>
           </w:p>
@@ -10101,7 +11139,7 @@
     </w:tbl>
     <w:p>
       <w:r>
-        <w:t>Mean lead time tells the same story in operational units (Table 3, Fig. 5). Averaged over the onsets each method anticipates, the two differencing views and the union rule warn 8.8 to 10.8 min ahead of a 15 min ceiling and hold that lead down to 1% data. The union rule is the earliest decision at every ratio, leading the level view by about 1.3 min and the best supervised baseline by 2.4 min at full data; that baseline gives up a further 1.6 min in the cold-start regime, and the collapsed baselines anticipate only the few onsets they happen to catch. Because the lead time is conditioned on detection, it must be read together with Table 1: at 1% data the union rule anticipates 28 of the 62 onset events and STA-ConvBiLSTM only 5, so the latter's 6.6 min is an average over a handful of events.</w:t>
+        <w:t>Mean lead time tells the same story in operational units (Table 3, Fig. 5). Averaged over the onsets each method anticipates, the two differencing views and the union rule warn 8.8 to 10.8 min ahead of a 15 min ceiling and hold that lead down to 1% data. The union rule is the earliest or joint-earliest decision at every ratio, tying the acceleration view at ρ = 5% and leading it elsewhere, and it leads the level view by about 1.3 min and the best supervised baseline by 2.4 min at full data; that baseline gives up a further 1.6 min in the cold-start regime, and the collapsed baselines anticipate only the few onsets they happen to catch. Because the lead time is conditioned on detection, it must be read together with Table 1: at 1% data the union rule anticipates 28 onset events and STA-ConvBiLSTM only 5, and 28 is in fact the ceiling, because of the 62 onsets in the test runs only 28 are reachable by a clean window at all, so the latter's 6.6 min is an average over a handful of events.</w:t>
       </w:r>
     </w:p>
     <w:p>
@@ -10231,68 +11269,59 @@
           </w:tcPr>
           <w:p>
             <w:r>
-              <w:t>Union (∇, ∇²)</w:t>
-            </w:r>
-          </w:p>
-        </w:tc>
-        <w:tc>
-          <w:tcPr>
-            <w:tcW w:type="dxa" w:w="1174"/>
-          </w:tcPr>
-          <w:p>
-            <w:r>
-              <w:t>10.82</w:t>
-            </w:r>
-          </w:p>
-        </w:tc>
-        <w:tc>
-          <w:tcPr>
-            <w:tcW w:type="dxa" w:w="1174"/>
-          </w:tcPr>
-          <w:p>
-            <w:r>
-              <w:t>10.18</w:t>
-            </w:r>
-          </w:p>
-        </w:tc>
-        <w:tc>
-          <w:tcPr>
-            <w:tcW w:type="dxa" w:w="1174"/>
-          </w:tcPr>
-          <w:p>
-            <w:r>
-              <w:t>10.71</w:t>
-            </w:r>
-          </w:p>
-        </w:tc>
-        <w:tc>
-          <w:tcPr>
-            <w:tcW w:type="dxa" w:w="1174"/>
-          </w:tcPr>
-          <w:p>
-            <w:r>
-              <w:t>10.61</w:t>
-            </w:r>
-          </w:p>
-        </w:tc>
-        <w:tc>
-          <w:tcPr>
-            <w:tcW w:type="dxa" w:w="1174"/>
-          </w:tcPr>
-          <w:p>
-            <w:r>
-              <w:t>10.67</w:t>
-            </w:r>
-          </w:p>
-        </w:tc>
-        <w:tc>
-          <w:tcPr>
-            <w:tcW w:type="dxa" w:w="1174"/>
-          </w:tcPr>
-          <w:p>
-            <w:r>
-              <w:t>10.61</w:t>
-            </w:r>
+              <w:rPr>
+                <w:i/>
+              </w:rPr>
+              <w:t>Proposed</w:t>
+            </w:r>
+          </w:p>
+        </w:tc>
+        <w:tc>
+          <w:tcPr>
+            <w:tcW w:type="dxa" w:w="1174"/>
+          </w:tcPr>
+          <w:p>
+            <w:r/>
+          </w:p>
+        </w:tc>
+        <w:tc>
+          <w:tcPr>
+            <w:tcW w:type="dxa" w:w="1174"/>
+          </w:tcPr>
+          <w:p>
+            <w:r/>
+          </w:p>
+        </w:tc>
+        <w:tc>
+          <w:tcPr>
+            <w:tcW w:type="dxa" w:w="1174"/>
+          </w:tcPr>
+          <w:p>
+            <w:r/>
+          </w:p>
+        </w:tc>
+        <w:tc>
+          <w:tcPr>
+            <w:tcW w:type="dxa" w:w="1174"/>
+          </w:tcPr>
+          <w:p>
+            <w:r/>
+          </w:p>
+        </w:tc>
+        <w:tc>
+          <w:tcPr>
+            <w:tcW w:type="dxa" w:w="1174"/>
+          </w:tcPr>
+          <w:p>
+            <w:r/>
+          </w:p>
+        </w:tc>
+        <w:tc>
+          <w:tcPr>
+            <w:tcW w:type="dxa" w:w="1174"/>
+          </w:tcPr>
+          <w:p>
+            <w:r/>
           </w:p>
         </w:tc>
       </w:tr>
@@ -10303,17 +11332,20 @@
           </w:tcPr>
           <w:p>
             <w:r>
-              <w:t>Timer-XL-∇²</w:t>
-            </w:r>
-          </w:p>
-        </w:tc>
-        <w:tc>
-          <w:tcPr>
-            <w:tcW w:type="dxa" w:w="1174"/>
-          </w:tcPr>
-          <w:p>
-            <w:r>
-              <w:t>10.07</w:t>
+              <w:rPr>
+                <w:i w:val="0"/>
+              </w:rPr>
+              <w:t>Union (∇, ∇²)</w:t>
+            </w:r>
+          </w:p>
+        </w:tc>
+        <w:tc>
+          <w:tcPr>
+            <w:tcW w:type="dxa" w:w="1174"/>
+          </w:tcPr>
+          <w:p>
+            <w:r>
+              <w:t>10.82</w:t>
             </w:r>
           </w:p>
         </w:tc>
@@ -10333,37 +11365,37 @@
           </w:tcPr>
           <w:p>
             <w:r>
-              <w:t>10.29</w:t>
-            </w:r>
-          </w:p>
-        </w:tc>
-        <w:tc>
-          <w:tcPr>
-            <w:tcW w:type="dxa" w:w="1174"/>
-          </w:tcPr>
-          <w:p>
-            <w:r>
-              <w:t>10.39</w:t>
-            </w:r>
-          </w:p>
-        </w:tc>
-        <w:tc>
-          <w:tcPr>
-            <w:tcW w:type="dxa" w:w="1174"/>
-          </w:tcPr>
-          <w:p>
-            <w:r>
-              <w:t>9.92</w:t>
-            </w:r>
-          </w:p>
-        </w:tc>
-        <w:tc>
-          <w:tcPr>
-            <w:tcW w:type="dxa" w:w="1174"/>
-          </w:tcPr>
-          <w:p>
-            <w:r>
-              <w:t>9.86</w:t>
+              <w:t>10.71</w:t>
+            </w:r>
+          </w:p>
+        </w:tc>
+        <w:tc>
+          <w:tcPr>
+            <w:tcW w:type="dxa" w:w="1174"/>
+          </w:tcPr>
+          <w:p>
+            <w:r>
+              <w:t>10.61</w:t>
+            </w:r>
+          </w:p>
+        </w:tc>
+        <w:tc>
+          <w:tcPr>
+            <w:tcW w:type="dxa" w:w="1174"/>
+          </w:tcPr>
+          <w:p>
+            <w:r>
+              <w:t>10.67</w:t>
+            </w:r>
+          </w:p>
+        </w:tc>
+        <w:tc>
+          <w:tcPr>
+            <w:tcW w:type="dxa" w:w="1174"/>
+          </w:tcPr>
+          <w:p>
+            <w:r>
+              <w:t>10.61</w:t>
             </w:r>
           </w:p>
         </w:tc>
@@ -10375,68 +11407,59 @@
           </w:tcPr>
           <w:p>
             <w:r>
-              <w:t>Timer-XL-∇</w:t>
-            </w:r>
-          </w:p>
-        </w:tc>
-        <w:tc>
-          <w:tcPr>
-            <w:tcW w:type="dxa" w:w="1174"/>
-          </w:tcPr>
-          <w:p>
-            <w:r>
-              <w:t>9.96</w:t>
-            </w:r>
-          </w:p>
-        </w:tc>
-        <w:tc>
-          <w:tcPr>
-            <w:tcW w:type="dxa" w:w="1174"/>
-          </w:tcPr>
-          <w:p>
-            <w:r>
-              <w:t>8.79</w:t>
-            </w:r>
-          </w:p>
-        </w:tc>
-        <w:tc>
-          <w:tcPr>
-            <w:tcW w:type="dxa" w:w="1174"/>
-          </w:tcPr>
-          <w:p>
-            <w:r>
-              <w:t>9.21</w:t>
-            </w:r>
-          </w:p>
-        </w:tc>
-        <w:tc>
-          <w:tcPr>
-            <w:tcW w:type="dxa" w:w="1174"/>
-          </w:tcPr>
-          <w:p>
-            <w:r>
-              <w:t>9.11</w:t>
-            </w:r>
-          </w:p>
-        </w:tc>
-        <w:tc>
-          <w:tcPr>
-            <w:tcW w:type="dxa" w:w="1174"/>
-          </w:tcPr>
-          <w:p>
-            <w:r>
-              <w:t>9.35</w:t>
-            </w:r>
-          </w:p>
-        </w:tc>
-        <w:tc>
-          <w:tcPr>
-            <w:tcW w:type="dxa" w:w="1174"/>
-          </w:tcPr>
-          <w:p>
-            <w:r>
-              <w:t>9.78</w:t>
-            </w:r>
+              <w:rPr>
+                <w:i/>
+              </w:rPr>
+              <w:t>Ablation of the operator pool</w:t>
+            </w:r>
+          </w:p>
+        </w:tc>
+        <w:tc>
+          <w:tcPr>
+            <w:tcW w:type="dxa" w:w="1174"/>
+          </w:tcPr>
+          <w:p>
+            <w:r/>
+          </w:p>
+        </w:tc>
+        <w:tc>
+          <w:tcPr>
+            <w:tcW w:type="dxa" w:w="1174"/>
+          </w:tcPr>
+          <w:p>
+            <w:r/>
+          </w:p>
+        </w:tc>
+        <w:tc>
+          <w:tcPr>
+            <w:tcW w:type="dxa" w:w="1174"/>
+          </w:tcPr>
+          <w:p>
+            <w:r/>
+          </w:p>
+        </w:tc>
+        <w:tc>
+          <w:tcPr>
+            <w:tcW w:type="dxa" w:w="1174"/>
+          </w:tcPr>
+          <w:p>
+            <w:r/>
+          </w:p>
+        </w:tc>
+        <w:tc>
+          <w:tcPr>
+            <w:tcW w:type="dxa" w:w="1174"/>
+          </w:tcPr>
+          <w:p>
+            <w:r/>
+          </w:p>
+        </w:tc>
+        <w:tc>
+          <w:tcPr>
+            <w:tcW w:type="dxa" w:w="1174"/>
+          </w:tcPr>
+          <w:p>
+            <w:r/>
           </w:p>
         </w:tc>
       </w:tr>
@@ -10447,67 +11470,70 @@
           </w:tcPr>
           <w:p>
             <w:r>
-              <w:t>Timer-XL-raw</w:t>
-            </w:r>
-          </w:p>
-        </w:tc>
-        <w:tc>
-          <w:tcPr>
-            <w:tcW w:type="dxa" w:w="1174"/>
-          </w:tcPr>
-          <w:p>
-            <w:r>
-              <w:t>8.09</w:t>
-            </w:r>
-          </w:p>
-        </w:tc>
-        <w:tc>
-          <w:tcPr>
-            <w:tcW w:type="dxa" w:w="1174"/>
-          </w:tcPr>
-          <w:p>
-            <w:r>
-              <w:t>8.46</w:t>
-            </w:r>
-          </w:p>
-        </w:tc>
-        <w:tc>
-          <w:tcPr>
-            <w:tcW w:type="dxa" w:w="1174"/>
-          </w:tcPr>
-          <w:p>
-            <w:r>
-              <w:t>8.89</w:t>
-            </w:r>
-          </w:p>
-        </w:tc>
-        <w:tc>
-          <w:tcPr>
-            <w:tcW w:type="dxa" w:w="1174"/>
-          </w:tcPr>
-          <w:p>
-            <w:r>
-              <w:t>8.46</w:t>
-            </w:r>
-          </w:p>
-        </w:tc>
-        <w:tc>
-          <w:tcPr>
-            <w:tcW w:type="dxa" w:w="1174"/>
-          </w:tcPr>
-          <w:p>
-            <w:r>
-              <w:t>8.89</w:t>
-            </w:r>
-          </w:p>
-        </w:tc>
-        <w:tc>
-          <w:tcPr>
-            <w:tcW w:type="dxa" w:w="1174"/>
-          </w:tcPr>
-          <w:p>
-            <w:r>
-              <w:t>9.32</w:t>
+              <w:rPr>
+                <w:i w:val="0"/>
+              </w:rPr>
+              <w:t>Timer-XL-∇</w:t>
+            </w:r>
+          </w:p>
+        </w:tc>
+        <w:tc>
+          <w:tcPr>
+            <w:tcW w:type="dxa" w:w="1174"/>
+          </w:tcPr>
+          <w:p>
+            <w:r>
+              <w:t>9.96</w:t>
+            </w:r>
+          </w:p>
+        </w:tc>
+        <w:tc>
+          <w:tcPr>
+            <w:tcW w:type="dxa" w:w="1174"/>
+          </w:tcPr>
+          <w:p>
+            <w:r>
+              <w:t>8.79</w:t>
+            </w:r>
+          </w:p>
+        </w:tc>
+        <w:tc>
+          <w:tcPr>
+            <w:tcW w:type="dxa" w:w="1174"/>
+          </w:tcPr>
+          <w:p>
+            <w:r>
+              <w:t>9.21</w:t>
+            </w:r>
+          </w:p>
+        </w:tc>
+        <w:tc>
+          <w:tcPr>
+            <w:tcW w:type="dxa" w:w="1174"/>
+          </w:tcPr>
+          <w:p>
+            <w:r>
+              <w:t>9.11</w:t>
+            </w:r>
+          </w:p>
+        </w:tc>
+        <w:tc>
+          <w:tcPr>
+            <w:tcW w:type="dxa" w:w="1174"/>
+          </w:tcPr>
+          <w:p>
+            <w:r>
+              <w:t>9.35</w:t>
+            </w:r>
+          </w:p>
+        </w:tc>
+        <w:tc>
+          <w:tcPr>
+            <w:tcW w:type="dxa" w:w="1174"/>
+          </w:tcPr>
+          <w:p>
+            <w:r>
+              <w:t>9.78</w:t>
             </w:r>
           </w:p>
         </w:tc>
@@ -10519,67 +11545,70 @@
           </w:tcPr>
           <w:p>
             <w:r>
-              <w:t>Time-MoE (zero-shot)</w:t>
-            </w:r>
-          </w:p>
-        </w:tc>
-        <w:tc>
-          <w:tcPr>
-            <w:tcW w:type="dxa" w:w="1174"/>
-          </w:tcPr>
-          <w:p>
-            <w:r>
-              <w:t>7.43</w:t>
-            </w:r>
-          </w:p>
-        </w:tc>
-        <w:tc>
-          <w:tcPr>
-            <w:tcW w:type="dxa" w:w="1174"/>
-          </w:tcPr>
-          <w:p>
-            <w:r>
-              <w:t>7.43</w:t>
-            </w:r>
-          </w:p>
-        </w:tc>
-        <w:tc>
-          <w:tcPr>
-            <w:tcW w:type="dxa" w:w="1174"/>
-          </w:tcPr>
-          <w:p>
-            <w:r>
-              <w:t>7.43</w:t>
-            </w:r>
-          </w:p>
-        </w:tc>
-        <w:tc>
-          <w:tcPr>
-            <w:tcW w:type="dxa" w:w="1174"/>
-          </w:tcPr>
-          <w:p>
-            <w:r>
-              <w:t>7.43</w:t>
-            </w:r>
-          </w:p>
-        </w:tc>
-        <w:tc>
-          <w:tcPr>
-            <w:tcW w:type="dxa" w:w="1174"/>
-          </w:tcPr>
-          <w:p>
-            <w:r>
-              <w:t>7.43</w:t>
-            </w:r>
-          </w:p>
-        </w:tc>
-        <w:tc>
-          <w:tcPr>
-            <w:tcW w:type="dxa" w:w="1174"/>
-          </w:tcPr>
-          <w:p>
-            <w:r>
-              <w:t>7.43</w:t>
+              <w:rPr>
+                <w:i w:val="0"/>
+              </w:rPr>
+              <w:t>Timer-XL-∇²</w:t>
+            </w:r>
+          </w:p>
+        </w:tc>
+        <w:tc>
+          <w:tcPr>
+            <w:tcW w:type="dxa" w:w="1174"/>
+          </w:tcPr>
+          <w:p>
+            <w:r>
+              <w:t>10.07</w:t>
+            </w:r>
+          </w:p>
+        </w:tc>
+        <w:tc>
+          <w:tcPr>
+            <w:tcW w:type="dxa" w:w="1174"/>
+          </w:tcPr>
+          <w:p>
+            <w:r>
+              <w:t>10.18</w:t>
+            </w:r>
+          </w:p>
+        </w:tc>
+        <w:tc>
+          <w:tcPr>
+            <w:tcW w:type="dxa" w:w="1174"/>
+          </w:tcPr>
+          <w:p>
+            <w:r>
+              <w:t>10.29</w:t>
+            </w:r>
+          </w:p>
+        </w:tc>
+        <w:tc>
+          <w:tcPr>
+            <w:tcW w:type="dxa" w:w="1174"/>
+          </w:tcPr>
+          <w:p>
+            <w:r>
+              <w:t>10.39</w:t>
+            </w:r>
+          </w:p>
+        </w:tc>
+        <w:tc>
+          <w:tcPr>
+            <w:tcW w:type="dxa" w:w="1174"/>
+          </w:tcPr>
+          <w:p>
+            <w:r>
+              <w:t>9.92</w:t>
+            </w:r>
+          </w:p>
+        </w:tc>
+        <w:tc>
+          <w:tcPr>
+            <w:tcW w:type="dxa" w:w="1174"/>
+          </w:tcPr>
+          <w:p>
+            <w:r>
+              <w:t>9.86</w:t>
             </w:r>
           </w:p>
         </w:tc>
@@ -10591,68 +11620,59 @@
           </w:tcPr>
           <w:p>
             <w:r>
-              <w:t>Sundial (zero-shot)</w:t>
-            </w:r>
-          </w:p>
-        </w:tc>
-        <w:tc>
-          <w:tcPr>
-            <w:tcW w:type="dxa" w:w="1174"/>
-          </w:tcPr>
-          <w:p>
-            <w:r>
-              <w:t>7.76</w:t>
-            </w:r>
-          </w:p>
-        </w:tc>
-        <w:tc>
-          <w:tcPr>
-            <w:tcW w:type="dxa" w:w="1174"/>
-          </w:tcPr>
-          <w:p>
-            <w:r>
-              <w:t>7.76</w:t>
-            </w:r>
-          </w:p>
-        </w:tc>
-        <w:tc>
-          <w:tcPr>
-            <w:tcW w:type="dxa" w:w="1174"/>
-          </w:tcPr>
-          <w:p>
-            <w:r>
-              <w:t>7.76</w:t>
-            </w:r>
-          </w:p>
-        </w:tc>
-        <w:tc>
-          <w:tcPr>
-            <w:tcW w:type="dxa" w:w="1174"/>
-          </w:tcPr>
-          <w:p>
-            <w:r>
-              <w:t>7.76</w:t>
-            </w:r>
-          </w:p>
-        </w:tc>
-        <w:tc>
-          <w:tcPr>
-            <w:tcW w:type="dxa" w:w="1174"/>
-          </w:tcPr>
-          <w:p>
-            <w:r>
-              <w:t>7.76</w:t>
-            </w:r>
-          </w:p>
-        </w:tc>
-        <w:tc>
-          <w:tcPr>
-            <w:tcW w:type="dxa" w:w="1174"/>
-          </w:tcPr>
-          <w:p>
-            <w:r>
-              <w:t>7.76</w:t>
-            </w:r>
+              <w:rPr>
+                <w:i/>
+              </w:rPr>
+              <w:t>Foundation-model baselines</w:t>
+            </w:r>
+          </w:p>
+        </w:tc>
+        <w:tc>
+          <w:tcPr>
+            <w:tcW w:type="dxa" w:w="1174"/>
+          </w:tcPr>
+          <w:p>
+            <w:r/>
+          </w:p>
+        </w:tc>
+        <w:tc>
+          <w:tcPr>
+            <w:tcW w:type="dxa" w:w="1174"/>
+          </w:tcPr>
+          <w:p>
+            <w:r/>
+          </w:p>
+        </w:tc>
+        <w:tc>
+          <w:tcPr>
+            <w:tcW w:type="dxa" w:w="1174"/>
+          </w:tcPr>
+          <w:p>
+            <w:r/>
+          </w:p>
+        </w:tc>
+        <w:tc>
+          <w:tcPr>
+            <w:tcW w:type="dxa" w:w="1174"/>
+          </w:tcPr>
+          <w:p>
+            <w:r/>
+          </w:p>
+        </w:tc>
+        <w:tc>
+          <w:tcPr>
+            <w:tcW w:type="dxa" w:w="1174"/>
+          </w:tcPr>
+          <w:p>
+            <w:r/>
+          </w:p>
+        </w:tc>
+        <w:tc>
+          <w:tcPr>
+            <w:tcW w:type="dxa" w:w="1174"/>
+          </w:tcPr>
+          <w:p>
+            <w:r/>
           </w:p>
         </w:tc>
       </w:tr>
@@ -10663,67 +11683,70 @@
           </w:tcPr>
           <w:p>
             <w:r>
-              <w:t>STA-ConvBiLSTM</w:t>
-            </w:r>
-          </w:p>
-        </w:tc>
-        <w:tc>
-          <w:tcPr>
-            <w:tcW w:type="dxa" w:w="1174"/>
-          </w:tcPr>
-          <w:p>
-            <w:r>
-              <w:t>6.60</w:t>
-            </w:r>
-          </w:p>
-        </w:tc>
-        <w:tc>
-          <w:tcPr>
-            <w:tcW w:type="dxa" w:w="1174"/>
-          </w:tcPr>
-          <w:p>
-            <w:r>
-              <w:t>8.33</w:t>
-            </w:r>
-          </w:p>
-        </w:tc>
-        <w:tc>
-          <w:tcPr>
-            <w:tcW w:type="dxa" w:w="1174"/>
-          </w:tcPr>
-          <w:p>
-            <w:r>
-              <w:t>9.50</w:t>
-            </w:r>
-          </w:p>
-        </w:tc>
-        <w:tc>
-          <w:tcPr>
-            <w:tcW w:type="dxa" w:w="1174"/>
-          </w:tcPr>
-          <w:p>
-            <w:r>
-              <w:t>7.44</w:t>
-            </w:r>
-          </w:p>
-        </w:tc>
-        <w:tc>
-          <w:tcPr>
-            <w:tcW w:type="dxa" w:w="1174"/>
-          </w:tcPr>
-          <w:p>
-            <w:r>
-              <w:t>8.16</w:t>
-            </w:r>
-          </w:p>
-        </w:tc>
-        <w:tc>
-          <w:tcPr>
-            <w:tcW w:type="dxa" w:w="1174"/>
-          </w:tcPr>
-          <w:p>
-            <w:r>
-              <w:t>8.22</w:t>
+              <w:rPr>
+                <w:i w:val="0"/>
+              </w:rPr>
+              <w:t>Timer-XL-raw</w:t>
+            </w:r>
+          </w:p>
+        </w:tc>
+        <w:tc>
+          <w:tcPr>
+            <w:tcW w:type="dxa" w:w="1174"/>
+          </w:tcPr>
+          <w:p>
+            <w:r>
+              <w:t>8.09</w:t>
+            </w:r>
+          </w:p>
+        </w:tc>
+        <w:tc>
+          <w:tcPr>
+            <w:tcW w:type="dxa" w:w="1174"/>
+          </w:tcPr>
+          <w:p>
+            <w:r>
+              <w:t>8.46</w:t>
+            </w:r>
+          </w:p>
+        </w:tc>
+        <w:tc>
+          <w:tcPr>
+            <w:tcW w:type="dxa" w:w="1174"/>
+          </w:tcPr>
+          <w:p>
+            <w:r>
+              <w:t>8.89</w:t>
+            </w:r>
+          </w:p>
+        </w:tc>
+        <w:tc>
+          <w:tcPr>
+            <w:tcW w:type="dxa" w:w="1174"/>
+          </w:tcPr>
+          <w:p>
+            <w:r>
+              <w:t>8.46</w:t>
+            </w:r>
+          </w:p>
+        </w:tc>
+        <w:tc>
+          <w:tcPr>
+            <w:tcW w:type="dxa" w:w="1174"/>
+          </w:tcPr>
+          <w:p>
+            <w:r>
+              <w:t>8.89</w:t>
+            </w:r>
+          </w:p>
+        </w:tc>
+        <w:tc>
+          <w:tcPr>
+            <w:tcW w:type="dxa" w:w="1174"/>
+          </w:tcPr>
+          <w:p>
+            <w:r>
+              <w:t>9.32</w:t>
             </w:r>
           </w:p>
         </w:tc>
@@ -10735,67 +11758,70 @@
           </w:tcPr>
           <w:p>
             <w:r>
-              <w:t>TCN-Transformer</w:t>
-            </w:r>
-          </w:p>
-        </w:tc>
-        <w:tc>
-          <w:tcPr>
-            <w:tcW w:type="dxa" w:w="1174"/>
-          </w:tcPr>
-          <w:p>
-            <w:r>
-              <w:t>4.80</w:t>
-            </w:r>
-          </w:p>
-        </w:tc>
-        <w:tc>
-          <w:tcPr>
-            <w:tcW w:type="dxa" w:w="1174"/>
-          </w:tcPr>
-          <w:p>
-            <w:r>
-              <w:t>5.50</w:t>
-            </w:r>
-          </w:p>
-        </w:tc>
-        <w:tc>
-          <w:tcPr>
-            <w:tcW w:type="dxa" w:w="1174"/>
-          </w:tcPr>
-          <w:p>
-            <w:r>
-              <w:t>6.88</w:t>
-            </w:r>
-          </w:p>
-        </w:tc>
-        <w:tc>
-          <w:tcPr>
-            <w:tcW w:type="dxa" w:w="1174"/>
-          </w:tcPr>
-          <w:p>
-            <w:r>
-              <w:t>7.17</w:t>
-            </w:r>
-          </w:p>
-        </w:tc>
-        <w:tc>
-          <w:tcPr>
-            <w:tcW w:type="dxa" w:w="1174"/>
-          </w:tcPr>
-          <w:p>
-            <w:r>
-              <w:t>7.25</w:t>
-            </w:r>
-          </w:p>
-        </w:tc>
-        <w:tc>
-          <w:tcPr>
-            <w:tcW w:type="dxa" w:w="1174"/>
-          </w:tcPr>
-          <w:p>
-            <w:r>
-              <w:t>7.80</w:t>
+              <w:rPr>
+                <w:i w:val="0"/>
+              </w:rPr>
+              <w:t>Time-MoE (zero-shot)</w:t>
+            </w:r>
+          </w:p>
+        </w:tc>
+        <w:tc>
+          <w:tcPr>
+            <w:tcW w:type="dxa" w:w="1174"/>
+          </w:tcPr>
+          <w:p>
+            <w:r>
+              <w:t>7.43</w:t>
+            </w:r>
+          </w:p>
+        </w:tc>
+        <w:tc>
+          <w:tcPr>
+            <w:tcW w:type="dxa" w:w="1174"/>
+          </w:tcPr>
+          <w:p>
+            <w:r>
+              <w:t>7.43</w:t>
+            </w:r>
+          </w:p>
+        </w:tc>
+        <w:tc>
+          <w:tcPr>
+            <w:tcW w:type="dxa" w:w="1174"/>
+          </w:tcPr>
+          <w:p>
+            <w:r>
+              <w:t>7.43</w:t>
+            </w:r>
+          </w:p>
+        </w:tc>
+        <w:tc>
+          <w:tcPr>
+            <w:tcW w:type="dxa" w:w="1174"/>
+          </w:tcPr>
+          <w:p>
+            <w:r>
+              <w:t>7.43</w:t>
+            </w:r>
+          </w:p>
+        </w:tc>
+        <w:tc>
+          <w:tcPr>
+            <w:tcW w:type="dxa" w:w="1174"/>
+          </w:tcPr>
+          <w:p>
+            <w:r>
+              <w:t>7.43</w:t>
+            </w:r>
+          </w:p>
+        </w:tc>
+        <w:tc>
+          <w:tcPr>
+            <w:tcW w:type="dxa" w:w="1174"/>
+          </w:tcPr>
+          <w:p>
+            <w:r>
+              <w:t>7.43</w:t>
             </w:r>
           </w:p>
         </w:tc>
@@ -10807,67 +11833,70 @@
           </w:tcPr>
           <w:p>
             <w:r>
-              <w:t>DiPCA-LSTM</w:t>
-            </w:r>
-          </w:p>
-        </w:tc>
-        <w:tc>
-          <w:tcPr>
-            <w:tcW w:type="dxa" w:w="1174"/>
-          </w:tcPr>
-          <w:p>
-            <w:r>
-              <w:t>5.57</w:t>
-            </w:r>
-          </w:p>
-        </w:tc>
-        <w:tc>
-          <w:tcPr>
-            <w:tcW w:type="dxa" w:w="1174"/>
-          </w:tcPr>
-          <w:p>
-            <w:r>
-              <w:t>4.50</w:t>
-            </w:r>
-          </w:p>
-        </w:tc>
-        <w:tc>
-          <w:tcPr>
-            <w:tcW w:type="dxa" w:w="1174"/>
-          </w:tcPr>
-          <w:p>
-            <w:r>
-              <w:t>4.80</w:t>
-            </w:r>
-          </w:p>
-        </w:tc>
-        <w:tc>
-          <w:tcPr>
-            <w:tcW w:type="dxa" w:w="1174"/>
-          </w:tcPr>
-          <w:p>
-            <w:r>
-              <w:t>5.00</w:t>
-            </w:r>
-          </w:p>
-        </w:tc>
-        <w:tc>
-          <w:tcPr>
-            <w:tcW w:type="dxa" w:w="1174"/>
-          </w:tcPr>
-          <w:p>
-            <w:r>
-              <w:t>6.86</w:t>
-            </w:r>
-          </w:p>
-        </w:tc>
-        <w:tc>
-          <w:tcPr>
-            <w:tcW w:type="dxa" w:w="1174"/>
-          </w:tcPr>
-          <w:p>
-            <w:r>
-              <w:t>4.71</w:t>
+              <w:rPr>
+                <w:i w:val="0"/>
+              </w:rPr>
+              <w:t>Sundial (zero-shot)</w:t>
+            </w:r>
+          </w:p>
+        </w:tc>
+        <w:tc>
+          <w:tcPr>
+            <w:tcW w:type="dxa" w:w="1174"/>
+          </w:tcPr>
+          <w:p>
+            <w:r>
+              <w:t>7.76</w:t>
+            </w:r>
+          </w:p>
+        </w:tc>
+        <w:tc>
+          <w:tcPr>
+            <w:tcW w:type="dxa" w:w="1174"/>
+          </w:tcPr>
+          <w:p>
+            <w:r>
+              <w:t>7.76</w:t>
+            </w:r>
+          </w:p>
+        </w:tc>
+        <w:tc>
+          <w:tcPr>
+            <w:tcW w:type="dxa" w:w="1174"/>
+          </w:tcPr>
+          <w:p>
+            <w:r>
+              <w:t>7.76</w:t>
+            </w:r>
+          </w:p>
+        </w:tc>
+        <w:tc>
+          <w:tcPr>
+            <w:tcW w:type="dxa" w:w="1174"/>
+          </w:tcPr>
+          <w:p>
+            <w:r>
+              <w:t>7.76</w:t>
+            </w:r>
+          </w:p>
+        </w:tc>
+        <w:tc>
+          <w:tcPr>
+            <w:tcW w:type="dxa" w:w="1174"/>
+          </w:tcPr>
+          <w:p>
+            <w:r>
+              <w:t>7.76</w:t>
+            </w:r>
+          </w:p>
+        </w:tc>
+        <w:tc>
+          <w:tcPr>
+            <w:tcW w:type="dxa" w:w="1174"/>
+          </w:tcPr>
+          <w:p>
+            <w:r>
+              <w:t>7.76</w:t>
             </w:r>
           </w:p>
         </w:tc>
@@ -10879,68 +11908,59 @@
           </w:tcPr>
           <w:p>
             <w:r>
-              <w:t>CNN-LSTM</w:t>
-            </w:r>
-          </w:p>
-        </w:tc>
-        <w:tc>
-          <w:tcPr>
-            <w:tcW w:type="dxa" w:w="1174"/>
-          </w:tcPr>
-          <w:p>
-            <w:r>
-              <w:t>3.00</w:t>
-            </w:r>
-          </w:p>
-        </w:tc>
-        <w:tc>
-          <w:tcPr>
-            <w:tcW w:type="dxa" w:w="1174"/>
-          </w:tcPr>
-          <w:p>
-            <w:r>
-              <w:t>5.25</w:t>
-            </w:r>
-          </w:p>
-        </w:tc>
-        <w:tc>
-          <w:tcPr>
-            <w:tcW w:type="dxa" w:w="1174"/>
-          </w:tcPr>
-          <w:p>
-            <w:r>
-              <w:t>6.00</w:t>
-            </w:r>
-          </w:p>
-        </w:tc>
-        <w:tc>
-          <w:tcPr>
-            <w:tcW w:type="dxa" w:w="1174"/>
-          </w:tcPr>
-          <w:p>
-            <w:r>
-              <w:t>4.00</w:t>
-            </w:r>
-          </w:p>
-        </w:tc>
-        <w:tc>
-          <w:tcPr>
-            <w:tcW w:type="dxa" w:w="1174"/>
-          </w:tcPr>
-          <w:p>
-            <w:r>
-              <w:t>4.50</w:t>
-            </w:r>
-          </w:p>
-        </w:tc>
-        <w:tc>
-          <w:tcPr>
-            <w:tcW w:type="dxa" w:w="1174"/>
-          </w:tcPr>
-          <w:p>
-            <w:r>
-              <w:t>7.50</w:t>
-            </w:r>
+              <w:rPr>
+                <w:i/>
+              </w:rPr>
+              <w:t>Supervised deep-learning baselines</w:t>
+            </w:r>
+          </w:p>
+        </w:tc>
+        <w:tc>
+          <w:tcPr>
+            <w:tcW w:type="dxa" w:w="1174"/>
+          </w:tcPr>
+          <w:p>
+            <w:r/>
+          </w:p>
+        </w:tc>
+        <w:tc>
+          <w:tcPr>
+            <w:tcW w:type="dxa" w:w="1174"/>
+          </w:tcPr>
+          <w:p>
+            <w:r/>
+          </w:p>
+        </w:tc>
+        <w:tc>
+          <w:tcPr>
+            <w:tcW w:type="dxa" w:w="1174"/>
+          </w:tcPr>
+          <w:p>
+            <w:r/>
+          </w:p>
+        </w:tc>
+        <w:tc>
+          <w:tcPr>
+            <w:tcW w:type="dxa" w:w="1174"/>
+          </w:tcPr>
+          <w:p>
+            <w:r/>
+          </w:p>
+        </w:tc>
+        <w:tc>
+          <w:tcPr>
+            <w:tcW w:type="dxa" w:w="1174"/>
+          </w:tcPr>
+          <w:p>
+            <w:r/>
+          </w:p>
+        </w:tc>
+        <w:tc>
+          <w:tcPr>
+            <w:tcW w:type="dxa" w:w="1174"/>
+          </w:tcPr>
+          <w:p>
+            <w:r/>
           </w:p>
         </w:tc>
       </w:tr>
@@ -10951,6 +11971,309 @@
           </w:tcPr>
           <w:p>
             <w:r>
+              <w:rPr>
+                <w:i w:val="0"/>
+              </w:rPr>
+              <w:t>STA-ConvBiLSTM</w:t>
+            </w:r>
+          </w:p>
+        </w:tc>
+        <w:tc>
+          <w:tcPr>
+            <w:tcW w:type="dxa" w:w="1174"/>
+          </w:tcPr>
+          <w:p>
+            <w:r>
+              <w:t>6.60</w:t>
+            </w:r>
+          </w:p>
+        </w:tc>
+        <w:tc>
+          <w:tcPr>
+            <w:tcW w:type="dxa" w:w="1174"/>
+          </w:tcPr>
+          <w:p>
+            <w:r>
+              <w:t>8.33</w:t>
+            </w:r>
+          </w:p>
+        </w:tc>
+        <w:tc>
+          <w:tcPr>
+            <w:tcW w:type="dxa" w:w="1174"/>
+          </w:tcPr>
+          <w:p>
+            <w:r>
+              <w:t>9.50</w:t>
+            </w:r>
+          </w:p>
+        </w:tc>
+        <w:tc>
+          <w:tcPr>
+            <w:tcW w:type="dxa" w:w="1174"/>
+          </w:tcPr>
+          <w:p>
+            <w:r>
+              <w:t>7.44</w:t>
+            </w:r>
+          </w:p>
+        </w:tc>
+        <w:tc>
+          <w:tcPr>
+            <w:tcW w:type="dxa" w:w="1174"/>
+          </w:tcPr>
+          <w:p>
+            <w:r>
+              <w:t>8.16</w:t>
+            </w:r>
+          </w:p>
+        </w:tc>
+        <w:tc>
+          <w:tcPr>
+            <w:tcW w:type="dxa" w:w="1174"/>
+          </w:tcPr>
+          <w:p>
+            <w:r>
+              <w:t>8.22</w:t>
+            </w:r>
+          </w:p>
+        </w:tc>
+      </w:tr>
+      <w:tr>
+        <w:tc>
+          <w:tcPr>
+            <w:tcW w:type="dxa" w:w="1174"/>
+          </w:tcPr>
+          <w:p>
+            <w:r>
+              <w:rPr>
+                <w:i w:val="0"/>
+              </w:rPr>
+              <w:t>TCN-Transformer</w:t>
+            </w:r>
+          </w:p>
+        </w:tc>
+        <w:tc>
+          <w:tcPr>
+            <w:tcW w:type="dxa" w:w="1174"/>
+          </w:tcPr>
+          <w:p>
+            <w:r>
+              <w:t>4.80</w:t>
+            </w:r>
+          </w:p>
+        </w:tc>
+        <w:tc>
+          <w:tcPr>
+            <w:tcW w:type="dxa" w:w="1174"/>
+          </w:tcPr>
+          <w:p>
+            <w:r>
+              <w:t>5.50</w:t>
+            </w:r>
+          </w:p>
+        </w:tc>
+        <w:tc>
+          <w:tcPr>
+            <w:tcW w:type="dxa" w:w="1174"/>
+          </w:tcPr>
+          <w:p>
+            <w:r>
+              <w:t>6.88</w:t>
+            </w:r>
+          </w:p>
+        </w:tc>
+        <w:tc>
+          <w:tcPr>
+            <w:tcW w:type="dxa" w:w="1174"/>
+          </w:tcPr>
+          <w:p>
+            <w:r>
+              <w:t>7.17</w:t>
+            </w:r>
+          </w:p>
+        </w:tc>
+        <w:tc>
+          <w:tcPr>
+            <w:tcW w:type="dxa" w:w="1174"/>
+          </w:tcPr>
+          <w:p>
+            <w:r>
+              <w:t>7.25</w:t>
+            </w:r>
+          </w:p>
+        </w:tc>
+        <w:tc>
+          <w:tcPr>
+            <w:tcW w:type="dxa" w:w="1174"/>
+          </w:tcPr>
+          <w:p>
+            <w:r>
+              <w:t>7.80</w:t>
+            </w:r>
+          </w:p>
+        </w:tc>
+      </w:tr>
+      <w:tr>
+        <w:tc>
+          <w:tcPr>
+            <w:tcW w:type="dxa" w:w="1174"/>
+          </w:tcPr>
+          <w:p>
+            <w:r>
+              <w:rPr>
+                <w:i w:val="0"/>
+              </w:rPr>
+              <w:t>DiPCA-LSTM</w:t>
+            </w:r>
+          </w:p>
+        </w:tc>
+        <w:tc>
+          <w:tcPr>
+            <w:tcW w:type="dxa" w:w="1174"/>
+          </w:tcPr>
+          <w:p>
+            <w:r>
+              <w:t>5.57</w:t>
+            </w:r>
+          </w:p>
+        </w:tc>
+        <w:tc>
+          <w:tcPr>
+            <w:tcW w:type="dxa" w:w="1174"/>
+          </w:tcPr>
+          <w:p>
+            <w:r>
+              <w:t>4.50</w:t>
+            </w:r>
+          </w:p>
+        </w:tc>
+        <w:tc>
+          <w:tcPr>
+            <w:tcW w:type="dxa" w:w="1174"/>
+          </w:tcPr>
+          <w:p>
+            <w:r>
+              <w:t>4.80</w:t>
+            </w:r>
+          </w:p>
+        </w:tc>
+        <w:tc>
+          <w:tcPr>
+            <w:tcW w:type="dxa" w:w="1174"/>
+          </w:tcPr>
+          <w:p>
+            <w:r>
+              <w:t>5.00</w:t>
+            </w:r>
+          </w:p>
+        </w:tc>
+        <w:tc>
+          <w:tcPr>
+            <w:tcW w:type="dxa" w:w="1174"/>
+          </w:tcPr>
+          <w:p>
+            <w:r>
+              <w:t>6.86</w:t>
+            </w:r>
+          </w:p>
+        </w:tc>
+        <w:tc>
+          <w:tcPr>
+            <w:tcW w:type="dxa" w:w="1174"/>
+          </w:tcPr>
+          <w:p>
+            <w:r>
+              <w:t>4.71</w:t>
+            </w:r>
+          </w:p>
+        </w:tc>
+      </w:tr>
+      <w:tr>
+        <w:tc>
+          <w:tcPr>
+            <w:tcW w:type="dxa" w:w="1174"/>
+          </w:tcPr>
+          <w:p>
+            <w:r>
+              <w:rPr>
+                <w:i w:val="0"/>
+              </w:rPr>
+              <w:t>CNN-LSTM</w:t>
+            </w:r>
+          </w:p>
+        </w:tc>
+        <w:tc>
+          <w:tcPr>
+            <w:tcW w:type="dxa" w:w="1174"/>
+          </w:tcPr>
+          <w:p>
+            <w:r>
+              <w:t>3.00</w:t>
+            </w:r>
+          </w:p>
+        </w:tc>
+        <w:tc>
+          <w:tcPr>
+            <w:tcW w:type="dxa" w:w="1174"/>
+          </w:tcPr>
+          <w:p>
+            <w:r>
+              <w:t>5.25</w:t>
+            </w:r>
+          </w:p>
+        </w:tc>
+        <w:tc>
+          <w:tcPr>
+            <w:tcW w:type="dxa" w:w="1174"/>
+          </w:tcPr>
+          <w:p>
+            <w:r>
+              <w:t>6.00</w:t>
+            </w:r>
+          </w:p>
+        </w:tc>
+        <w:tc>
+          <w:tcPr>
+            <w:tcW w:type="dxa" w:w="1174"/>
+          </w:tcPr>
+          <w:p>
+            <w:r>
+              <w:t>4.00</w:t>
+            </w:r>
+          </w:p>
+        </w:tc>
+        <w:tc>
+          <w:tcPr>
+            <w:tcW w:type="dxa" w:w="1174"/>
+          </w:tcPr>
+          <w:p>
+            <w:r>
+              <w:t>4.50</w:t>
+            </w:r>
+          </w:p>
+        </w:tc>
+        <w:tc>
+          <w:tcPr>
+            <w:tcW w:type="dxa" w:w="1174"/>
+          </w:tcPr>
+          <w:p>
+            <w:r>
+              <w:t>7.50</w:t>
+            </w:r>
+          </w:p>
+        </w:tc>
+      </w:tr>
+      <w:tr>
+        <w:tc>
+          <w:tcPr>
+            <w:tcW w:type="dxa" w:w="1174"/>
+          </w:tcPr>
+          <w:p>
+            <w:r>
+              <w:rPr>
+                <w:i w:val="0"/>
+              </w:rPr>
               <w:t>LSTM-GRU</w:t>
             </w:r>
           </w:p>
@@ -11034,17 +12357,17 @@
       <w:r>
         <w:t>4.6</w:t>
         <w:tab/>
-        <w:t>Improvement over the raw foundation model</w:t>
-      </w:r>
-    </w:p>
-    <w:p>
-      <w:r>
-        <w:t>Table 4 isolates the value added by the operators over the raw Timer-XL, the natural single-backbone reference. The comparison of the two subset ratios is the central message. At full data the operators improve the raw view only modestly, because the raw view has enough windows to fit the level itself. As data is withdrawn the improvement multiplies, because differencing removes the very quantity, the operating level, that the raw view can no longer estimate from scarce data.</w:t>
-      </w:r>
-    </w:p>
-    <w:p>
-      <w:r>
-        <w:t>Table 4. Improvement over Timer-XL-raw at ρ = 1% and ρ = 100% under the early-warning cutoff. Recall, MSE and FAR gains are given as percentages relative to the raw view; the lead-time gain is given in absolute minutes, because the metric is bounded between Δt = 3 min and H·Δt = 15 min and ratios on it are compressed.</w:t>
+        <w:t>Ablation: contribution of the differencing operators</w:t>
+      </w:r>
+    </w:p>
+    <w:p>
+      <w:r>
+        <w:t>Table 4 ablates the operator pool, isolating the value each operator adds over the un-augmented Timer-XL backbone, the natural single-backbone reference. The comparison of the two subset ratios is the central message. At full data the operators improve the raw view only modestly, because the raw view has enough windows to fit the level itself. As data is withdrawn the improvement multiplies, because differencing removes the very quantity, the operating level, that the raw view can no longer estimate from scarce data.</w:t>
+      </w:r>
+    </w:p>
+    <w:p>
+      <w:r>
+        <w:t>Table 4. Ablation of the operator pool: improvement over the un-augmented Timer-XL-raw backbone at ρ = 1% and ρ = 100% under the early-warning cutoff. Recall, MSE and FAR gains are given as percentages relative to the raw view; the lead-time gain is given in absolute minutes, because the metric is bounded between Δt = 3 min and H·Δt = 15 min and ratios on it are compressed.</w:t>
       </w:r>
     </w:p>
     <w:tbl>
@@ -11661,7 +12984,7 @@
     </w:p>
     <w:p>
       <w:r>
-        <w:t>Because the operator views and the union rule occupy distinct points on the recall–FAR plane, the framework offers a tunable operating range rather than a single decision (Fig. 6). The difference view is the budget-compliant high-recall operating point: together with the level view it is one of only two operators that stay inside FAR ≤ 0.05 at every ratio, and of the two it holds by far the higher recall under data reduction and the lowest forecasting error, so it is the default when nuisance alarms are costly. The union is the maximum-sensitivity operating point, buying up to fifteen recall points and up to 1.5 min of lead over the difference view at the cost of a four- to six-fold higher false prognosis rate. It is preferable when a missed onset is far costlier than a false one. The second-difference view lies between the two, close to the union in behaviour. Crucially, across the recall and lead-time axes this entire range dominates the supervised baselines and the zero-shot models at every subset ratio, and the only references with lower false prognosis rates achieve them by rarely alarming at all.</w:t>
+        <w:t>Because the union decision and the individual members of the operator pool occupy distinct points on the recall–FAR plane, the framework offers a tunable operating range rather than a single decision (Fig. 6). The difference view is the budget-compliant high-recall operating point: together with the level view it is one of only two operators that stay inside FAR ≤ 0.05 at every ratio, and of the two it holds by far the higher recall under data reduction and the lowest forecasting error, so it is the default when nuisance alarms are costly. The union is the maximum-sensitivity operating point, buying up to fifteen recall points and up to 1.5 min of lead over the difference view at the cost of a four- to six-fold higher false prognosis rate. It is preferable when a missed onset is far costlier than a false one. The second-difference view lies between the two, close to the union in behaviour. Crucially, on prognostic recall this entire range dominates every supervised baseline and both zero-shot models at every subset ratio, and on lead time the acceleration view and the union rule do the same. The single exception is STA-ConvBiLSTM at ρ = 10%, whose 9.50 min edges the level and velocity views by 0.6 and 0.3 min while trailing them by about 18 recall points. The only references with lower false prognosis rates achieve them by rarely alarming at all.</w:t>
       </w:r>
     </w:p>
     <w:p>
@@ -11816,68 +13139,59 @@
           </w:tcPr>
           <w:p>
             <w:r>
-              <w:t>Timer-XL-∇</w:t>
-            </w:r>
-          </w:p>
-        </w:tc>
-        <w:tc>
-          <w:tcPr>
-            <w:tcW w:type="dxa" w:w="1174"/>
-          </w:tcPr>
-          <w:p>
-            <w:r>
-              <w:t>0.087</w:t>
-            </w:r>
-          </w:p>
-        </w:tc>
-        <w:tc>
-          <w:tcPr>
-            <w:tcW w:type="dxa" w:w="1174"/>
-          </w:tcPr>
-          <w:p>
-            <w:r>
-              <w:t>0.075</w:t>
-            </w:r>
-          </w:p>
-        </w:tc>
-        <w:tc>
-          <w:tcPr>
-            <w:tcW w:type="dxa" w:w="1174"/>
-          </w:tcPr>
-          <w:p>
-            <w:r>
-              <w:t>0.064</w:t>
-            </w:r>
-          </w:p>
-        </w:tc>
-        <w:tc>
-          <w:tcPr>
-            <w:tcW w:type="dxa" w:w="1174"/>
-          </w:tcPr>
-          <w:p>
-            <w:r>
-              <w:t>0.054</w:t>
-            </w:r>
-          </w:p>
-        </w:tc>
-        <w:tc>
-          <w:tcPr>
-            <w:tcW w:type="dxa" w:w="1174"/>
-          </w:tcPr>
-          <w:p>
-            <w:r>
-              <w:t>0.051</w:t>
-            </w:r>
-          </w:p>
-        </w:tc>
-        <w:tc>
-          <w:tcPr>
-            <w:tcW w:type="dxa" w:w="1174"/>
-          </w:tcPr>
-          <w:p>
-            <w:r>
-              <w:t>0.048</w:t>
-            </w:r>
+              <w:rPr>
+                <w:i/>
+              </w:rPr>
+              <w:t>Proposed</w:t>
+            </w:r>
+          </w:p>
+        </w:tc>
+        <w:tc>
+          <w:tcPr>
+            <w:tcW w:type="dxa" w:w="1174"/>
+          </w:tcPr>
+          <w:p>
+            <w:r/>
+          </w:p>
+        </w:tc>
+        <w:tc>
+          <w:tcPr>
+            <w:tcW w:type="dxa" w:w="1174"/>
+          </w:tcPr>
+          <w:p>
+            <w:r/>
+          </w:p>
+        </w:tc>
+        <w:tc>
+          <w:tcPr>
+            <w:tcW w:type="dxa" w:w="1174"/>
+          </w:tcPr>
+          <w:p>
+            <w:r/>
+          </w:p>
+        </w:tc>
+        <w:tc>
+          <w:tcPr>
+            <w:tcW w:type="dxa" w:w="1174"/>
+          </w:tcPr>
+          <w:p>
+            <w:r/>
+          </w:p>
+        </w:tc>
+        <w:tc>
+          <w:tcPr>
+            <w:tcW w:type="dxa" w:w="1174"/>
+          </w:tcPr>
+          <w:p>
+            <w:r/>
+          </w:p>
+        </w:tc>
+        <w:tc>
+          <w:tcPr>
+            <w:tcW w:type="dxa" w:w="1174"/>
+          </w:tcPr>
+          <w:p>
+            <w:r/>
           </w:p>
         </w:tc>
       </w:tr>
@@ -11888,6 +13202,9 @@
           </w:tcPr>
           <w:p>
             <w:r>
+              <w:rPr>
+                <w:i w:val="0"/>
+              </w:rPr>
               <w:t>Union (∇, ∇²)</w:t>
             </w:r>
           </w:p>
@@ -11960,68 +13277,59 @@
           </w:tcPr>
           <w:p>
             <w:r>
-              <w:t>Timer-XL-∇²</w:t>
-            </w:r>
-          </w:p>
-        </w:tc>
-        <w:tc>
-          <w:tcPr>
-            <w:tcW w:type="dxa" w:w="1174"/>
-          </w:tcPr>
-          <w:p>
-            <w:r>
-              <w:t>0.159</w:t>
-            </w:r>
-          </w:p>
-        </w:tc>
-        <w:tc>
-          <w:tcPr>
-            <w:tcW w:type="dxa" w:w="1174"/>
-          </w:tcPr>
-          <w:p>
-            <w:r>
-              <w:t>0.119</w:t>
-            </w:r>
-          </w:p>
-        </w:tc>
-        <w:tc>
-          <w:tcPr>
-            <w:tcW w:type="dxa" w:w="1174"/>
-          </w:tcPr>
-          <w:p>
-            <w:r>
-              <w:t>0.100</w:t>
-            </w:r>
-          </w:p>
-        </w:tc>
-        <w:tc>
-          <w:tcPr>
-            <w:tcW w:type="dxa" w:w="1174"/>
-          </w:tcPr>
-          <w:p>
-            <w:r>
-              <w:t>0.082</w:t>
-            </w:r>
-          </w:p>
-        </w:tc>
-        <w:tc>
-          <w:tcPr>
-            <w:tcW w:type="dxa" w:w="1174"/>
-          </w:tcPr>
-          <w:p>
-            <w:r>
-              <w:t>0.071</w:t>
-            </w:r>
-          </w:p>
-        </w:tc>
-        <w:tc>
-          <w:tcPr>
-            <w:tcW w:type="dxa" w:w="1174"/>
-          </w:tcPr>
-          <w:p>
-            <w:r>
-              <w:t>0.065</w:t>
-            </w:r>
+              <w:rPr>
+                <w:i/>
+              </w:rPr>
+              <w:t>Ablation of the operator pool</w:t>
+            </w:r>
+          </w:p>
+        </w:tc>
+        <w:tc>
+          <w:tcPr>
+            <w:tcW w:type="dxa" w:w="1174"/>
+          </w:tcPr>
+          <w:p>
+            <w:r/>
+          </w:p>
+        </w:tc>
+        <w:tc>
+          <w:tcPr>
+            <w:tcW w:type="dxa" w:w="1174"/>
+          </w:tcPr>
+          <w:p>
+            <w:r/>
+          </w:p>
+        </w:tc>
+        <w:tc>
+          <w:tcPr>
+            <w:tcW w:type="dxa" w:w="1174"/>
+          </w:tcPr>
+          <w:p>
+            <w:r/>
+          </w:p>
+        </w:tc>
+        <w:tc>
+          <w:tcPr>
+            <w:tcW w:type="dxa" w:w="1174"/>
+          </w:tcPr>
+          <w:p>
+            <w:r/>
+          </w:p>
+        </w:tc>
+        <w:tc>
+          <w:tcPr>
+            <w:tcW w:type="dxa" w:w="1174"/>
+          </w:tcPr>
+          <w:p>
+            <w:r/>
+          </w:p>
+        </w:tc>
+        <w:tc>
+          <w:tcPr>
+            <w:tcW w:type="dxa" w:w="1174"/>
+          </w:tcPr>
+          <w:p>
+            <w:r/>
           </w:p>
         </w:tc>
       </w:tr>
@@ -12032,57 +13340,30 @@
           </w:tcPr>
           <w:p>
             <w:r>
-              <w:t>Timer-XL-raw</w:t>
-            </w:r>
-          </w:p>
-        </w:tc>
-        <w:tc>
-          <w:tcPr>
-            <w:tcW w:type="dxa" w:w="1174"/>
-          </w:tcPr>
-          <w:p>
-            <w:r>
-              <w:t>0.237</w:t>
-            </w:r>
-          </w:p>
-        </w:tc>
-        <w:tc>
-          <w:tcPr>
-            <w:tcW w:type="dxa" w:w="1174"/>
-          </w:tcPr>
-          <w:p>
-            <w:r>
-              <w:t>0.131</w:t>
-            </w:r>
-          </w:p>
-        </w:tc>
-        <w:tc>
-          <w:tcPr>
-            <w:tcW w:type="dxa" w:w="1174"/>
-          </w:tcPr>
-          <w:p>
-            <w:r>
-              <w:t>0.103</w:t>
-            </w:r>
-          </w:p>
-        </w:tc>
-        <w:tc>
-          <w:tcPr>
-            <w:tcW w:type="dxa" w:w="1174"/>
-          </w:tcPr>
-          <w:p>
-            <w:r>
-              <w:t>0.093</w:t>
-            </w:r>
-          </w:p>
-        </w:tc>
-        <w:tc>
-          <w:tcPr>
-            <w:tcW w:type="dxa" w:w="1174"/>
-          </w:tcPr>
-          <w:p>
-            <w:r>
-              <w:t>0.073</w:t>
+              <w:rPr>
+                <w:i w:val="0"/>
+              </w:rPr>
+              <w:t>Timer-XL-∇</w:t>
+            </w:r>
+          </w:p>
+        </w:tc>
+        <w:tc>
+          <w:tcPr>
+            <w:tcW w:type="dxa" w:w="1174"/>
+          </w:tcPr>
+          <w:p>
+            <w:r>
+              <w:t>0.087</w:t>
+            </w:r>
+          </w:p>
+        </w:tc>
+        <w:tc>
+          <w:tcPr>
+            <w:tcW w:type="dxa" w:w="1174"/>
+          </w:tcPr>
+          <w:p>
+            <w:r>
+              <w:t>0.075</w:t>
             </w:r>
           </w:p>
         </w:tc>
@@ -12093,6 +13374,36 @@
           <w:p>
             <w:r>
               <w:t>0.064</w:t>
+            </w:r>
+          </w:p>
+        </w:tc>
+        <w:tc>
+          <w:tcPr>
+            <w:tcW w:type="dxa" w:w="1174"/>
+          </w:tcPr>
+          <w:p>
+            <w:r>
+              <w:t>0.054</w:t>
+            </w:r>
+          </w:p>
+        </w:tc>
+        <w:tc>
+          <w:tcPr>
+            <w:tcW w:type="dxa" w:w="1174"/>
+          </w:tcPr>
+          <w:p>
+            <w:r>
+              <w:t>0.051</w:t>
+            </w:r>
+          </w:p>
+        </w:tc>
+        <w:tc>
+          <w:tcPr>
+            <w:tcW w:type="dxa" w:w="1174"/>
+          </w:tcPr>
+          <w:p>
+            <w:r>
+              <w:t>0.048</w:t>
             </w:r>
           </w:p>
         </w:tc>
@@ -12104,67 +13415,70 @@
           </w:tcPr>
           <w:p>
             <w:r>
-              <w:t>Time-MoE (zero-shot)</w:t>
-            </w:r>
-          </w:p>
-        </w:tc>
-        <w:tc>
-          <w:tcPr>
-            <w:tcW w:type="dxa" w:w="1174"/>
-          </w:tcPr>
-          <w:p>
-            <w:r>
-              <w:t>0.115</w:t>
-            </w:r>
-          </w:p>
-        </w:tc>
-        <w:tc>
-          <w:tcPr>
-            <w:tcW w:type="dxa" w:w="1174"/>
-          </w:tcPr>
-          <w:p>
-            <w:r>
-              <w:t>0.115</w:t>
-            </w:r>
-          </w:p>
-        </w:tc>
-        <w:tc>
-          <w:tcPr>
-            <w:tcW w:type="dxa" w:w="1174"/>
-          </w:tcPr>
-          <w:p>
-            <w:r>
-              <w:t>0.115</w:t>
-            </w:r>
-          </w:p>
-        </w:tc>
-        <w:tc>
-          <w:tcPr>
-            <w:tcW w:type="dxa" w:w="1174"/>
-          </w:tcPr>
-          <w:p>
-            <w:r>
-              <w:t>0.115</w:t>
-            </w:r>
-          </w:p>
-        </w:tc>
-        <w:tc>
-          <w:tcPr>
-            <w:tcW w:type="dxa" w:w="1174"/>
-          </w:tcPr>
-          <w:p>
-            <w:r>
-              <w:t>0.115</w:t>
-            </w:r>
-          </w:p>
-        </w:tc>
-        <w:tc>
-          <w:tcPr>
-            <w:tcW w:type="dxa" w:w="1174"/>
-          </w:tcPr>
-          <w:p>
-            <w:r>
-              <w:t>0.115</w:t>
+              <w:rPr>
+                <w:i w:val="0"/>
+              </w:rPr>
+              <w:t>Timer-XL-∇²</w:t>
+            </w:r>
+          </w:p>
+        </w:tc>
+        <w:tc>
+          <w:tcPr>
+            <w:tcW w:type="dxa" w:w="1174"/>
+          </w:tcPr>
+          <w:p>
+            <w:r>
+              <w:t>0.159</w:t>
+            </w:r>
+          </w:p>
+        </w:tc>
+        <w:tc>
+          <w:tcPr>
+            <w:tcW w:type="dxa" w:w="1174"/>
+          </w:tcPr>
+          <w:p>
+            <w:r>
+              <w:t>0.119</w:t>
+            </w:r>
+          </w:p>
+        </w:tc>
+        <w:tc>
+          <w:tcPr>
+            <w:tcW w:type="dxa" w:w="1174"/>
+          </w:tcPr>
+          <w:p>
+            <w:r>
+              <w:t>0.100</w:t>
+            </w:r>
+          </w:p>
+        </w:tc>
+        <w:tc>
+          <w:tcPr>
+            <w:tcW w:type="dxa" w:w="1174"/>
+          </w:tcPr>
+          <w:p>
+            <w:r>
+              <w:t>0.082</w:t>
+            </w:r>
+          </w:p>
+        </w:tc>
+        <w:tc>
+          <w:tcPr>
+            <w:tcW w:type="dxa" w:w="1174"/>
+          </w:tcPr>
+          <w:p>
+            <w:r>
+              <w:t>0.071</w:t>
+            </w:r>
+          </w:p>
+        </w:tc>
+        <w:tc>
+          <w:tcPr>
+            <w:tcW w:type="dxa" w:w="1174"/>
+          </w:tcPr>
+          <w:p>
+            <w:r>
+              <w:t>0.065</w:t>
             </w:r>
           </w:p>
         </w:tc>
@@ -12176,68 +13490,59 @@
           </w:tcPr>
           <w:p>
             <w:r>
-              <w:t>Sundial (zero-shot)</w:t>
-            </w:r>
-          </w:p>
-        </w:tc>
-        <w:tc>
-          <w:tcPr>
-            <w:tcW w:type="dxa" w:w="1174"/>
-          </w:tcPr>
-          <w:p>
-            <w:r>
-              <w:t>0.137</w:t>
-            </w:r>
-          </w:p>
-        </w:tc>
-        <w:tc>
-          <w:tcPr>
-            <w:tcW w:type="dxa" w:w="1174"/>
-          </w:tcPr>
-          <w:p>
-            <w:r>
-              <w:t>0.137</w:t>
-            </w:r>
-          </w:p>
-        </w:tc>
-        <w:tc>
-          <w:tcPr>
-            <w:tcW w:type="dxa" w:w="1174"/>
-          </w:tcPr>
-          <w:p>
-            <w:r>
-              <w:t>0.137</w:t>
-            </w:r>
-          </w:p>
-        </w:tc>
-        <w:tc>
-          <w:tcPr>
-            <w:tcW w:type="dxa" w:w="1174"/>
-          </w:tcPr>
-          <w:p>
-            <w:r>
-              <w:t>0.137</w:t>
-            </w:r>
-          </w:p>
-        </w:tc>
-        <w:tc>
-          <w:tcPr>
-            <w:tcW w:type="dxa" w:w="1174"/>
-          </w:tcPr>
-          <w:p>
-            <w:r>
-              <w:t>0.137</w:t>
-            </w:r>
-          </w:p>
-        </w:tc>
-        <w:tc>
-          <w:tcPr>
-            <w:tcW w:type="dxa" w:w="1174"/>
-          </w:tcPr>
-          <w:p>
-            <w:r>
-              <w:t>0.137</w:t>
-            </w:r>
+              <w:rPr>
+                <w:i/>
+              </w:rPr>
+              <w:t>Foundation-model baselines</w:t>
+            </w:r>
+          </w:p>
+        </w:tc>
+        <w:tc>
+          <w:tcPr>
+            <w:tcW w:type="dxa" w:w="1174"/>
+          </w:tcPr>
+          <w:p>
+            <w:r/>
+          </w:p>
+        </w:tc>
+        <w:tc>
+          <w:tcPr>
+            <w:tcW w:type="dxa" w:w="1174"/>
+          </w:tcPr>
+          <w:p>
+            <w:r/>
+          </w:p>
+        </w:tc>
+        <w:tc>
+          <w:tcPr>
+            <w:tcW w:type="dxa" w:w="1174"/>
+          </w:tcPr>
+          <w:p>
+            <w:r/>
+          </w:p>
+        </w:tc>
+        <w:tc>
+          <w:tcPr>
+            <w:tcW w:type="dxa" w:w="1174"/>
+          </w:tcPr>
+          <w:p>
+            <w:r/>
+          </w:p>
+        </w:tc>
+        <w:tc>
+          <w:tcPr>
+            <w:tcW w:type="dxa" w:w="1174"/>
+          </w:tcPr>
+          <w:p>
+            <w:r/>
+          </w:p>
+        </w:tc>
+        <w:tc>
+          <w:tcPr>
+            <w:tcW w:type="dxa" w:w="1174"/>
+          </w:tcPr>
+          <w:p>
+            <w:r/>
           </w:p>
         </w:tc>
       </w:tr>
@@ -12248,47 +13553,50 @@
           </w:tcPr>
           <w:p>
             <w:r>
-              <w:t>STA-ConvBiLSTM</w:t>
-            </w:r>
-          </w:p>
-        </w:tc>
-        <w:tc>
-          <w:tcPr>
-            <w:tcW w:type="dxa" w:w="1174"/>
-          </w:tcPr>
-          <w:p>
-            <w:r>
-              <w:t>0.423</w:t>
-            </w:r>
-          </w:p>
-        </w:tc>
-        <w:tc>
-          <w:tcPr>
-            <w:tcW w:type="dxa" w:w="1174"/>
-          </w:tcPr>
-          <w:p>
-            <w:r>
-              <w:t>0.320</w:t>
-            </w:r>
-          </w:p>
-        </w:tc>
-        <w:tc>
-          <w:tcPr>
-            <w:tcW w:type="dxa" w:w="1174"/>
-          </w:tcPr>
-          <w:p>
-            <w:r>
-              <w:t>0.263</w:t>
-            </w:r>
-          </w:p>
-        </w:tc>
-        <w:tc>
-          <w:tcPr>
-            <w:tcW w:type="dxa" w:w="1174"/>
-          </w:tcPr>
-          <w:p>
-            <w:r>
-              <w:t>0.074</w:t>
+              <w:rPr>
+                <w:i w:val="0"/>
+              </w:rPr>
+              <w:t>Timer-XL-raw</w:t>
+            </w:r>
+          </w:p>
+        </w:tc>
+        <w:tc>
+          <w:tcPr>
+            <w:tcW w:type="dxa" w:w="1174"/>
+          </w:tcPr>
+          <w:p>
+            <w:r>
+              <w:t>0.237</w:t>
+            </w:r>
+          </w:p>
+        </w:tc>
+        <w:tc>
+          <w:tcPr>
+            <w:tcW w:type="dxa" w:w="1174"/>
+          </w:tcPr>
+          <w:p>
+            <w:r>
+              <w:t>0.131</w:t>
+            </w:r>
+          </w:p>
+        </w:tc>
+        <w:tc>
+          <w:tcPr>
+            <w:tcW w:type="dxa" w:w="1174"/>
+          </w:tcPr>
+          <w:p>
+            <w:r>
+              <w:t>0.103</w:t>
+            </w:r>
+          </w:p>
+        </w:tc>
+        <w:tc>
+          <w:tcPr>
+            <w:tcW w:type="dxa" w:w="1174"/>
+          </w:tcPr>
+          <w:p>
+            <w:r>
+              <w:t>0.093</w:t>
             </w:r>
           </w:p>
         </w:tc>
@@ -12308,7 +13616,7 @@
           </w:tcPr>
           <w:p>
             <w:r>
-              <w:t>0.063</w:t>
+              <w:t>0.064</w:t>
             </w:r>
           </w:p>
         </w:tc>
@@ -12320,67 +13628,70 @@
           </w:tcPr>
           <w:p>
             <w:r>
-              <w:t>TCN-Transformer</w:t>
-            </w:r>
-          </w:p>
-        </w:tc>
-        <w:tc>
-          <w:tcPr>
-            <w:tcW w:type="dxa" w:w="1174"/>
-          </w:tcPr>
-          <w:p>
-            <w:r>
-              <w:t>0.405</w:t>
-            </w:r>
-          </w:p>
-        </w:tc>
-        <w:tc>
-          <w:tcPr>
-            <w:tcW w:type="dxa" w:w="1174"/>
-          </w:tcPr>
-          <w:p>
-            <w:r>
-              <w:t>0.276</w:t>
-            </w:r>
-          </w:p>
-        </w:tc>
-        <w:tc>
-          <w:tcPr>
-            <w:tcW w:type="dxa" w:w="1174"/>
-          </w:tcPr>
-          <w:p>
-            <w:r>
-              <w:t>0.186</w:t>
-            </w:r>
-          </w:p>
-        </w:tc>
-        <w:tc>
-          <w:tcPr>
-            <w:tcW w:type="dxa" w:w="1174"/>
-          </w:tcPr>
-          <w:p>
-            <w:r>
-              <w:t>0.119</w:t>
-            </w:r>
-          </w:p>
-        </w:tc>
-        <w:tc>
-          <w:tcPr>
-            <w:tcW w:type="dxa" w:w="1174"/>
-          </w:tcPr>
-          <w:p>
-            <w:r>
-              <w:t>0.129</w:t>
-            </w:r>
-          </w:p>
-        </w:tc>
-        <w:tc>
-          <w:tcPr>
-            <w:tcW w:type="dxa" w:w="1174"/>
-          </w:tcPr>
-          <w:p>
-            <w:r>
-              <w:t>0.130</w:t>
+              <w:rPr>
+                <w:i w:val="0"/>
+              </w:rPr>
+              <w:t>Time-MoE (zero-shot)</w:t>
+            </w:r>
+          </w:p>
+        </w:tc>
+        <w:tc>
+          <w:tcPr>
+            <w:tcW w:type="dxa" w:w="1174"/>
+          </w:tcPr>
+          <w:p>
+            <w:r>
+              <w:t>0.115</w:t>
+            </w:r>
+          </w:p>
+        </w:tc>
+        <w:tc>
+          <w:tcPr>
+            <w:tcW w:type="dxa" w:w="1174"/>
+          </w:tcPr>
+          <w:p>
+            <w:r>
+              <w:t>0.115</w:t>
+            </w:r>
+          </w:p>
+        </w:tc>
+        <w:tc>
+          <w:tcPr>
+            <w:tcW w:type="dxa" w:w="1174"/>
+          </w:tcPr>
+          <w:p>
+            <w:r>
+              <w:t>0.115</w:t>
+            </w:r>
+          </w:p>
+        </w:tc>
+        <w:tc>
+          <w:tcPr>
+            <w:tcW w:type="dxa" w:w="1174"/>
+          </w:tcPr>
+          <w:p>
+            <w:r>
+              <w:t>0.115</w:t>
+            </w:r>
+          </w:p>
+        </w:tc>
+        <w:tc>
+          <w:tcPr>
+            <w:tcW w:type="dxa" w:w="1174"/>
+          </w:tcPr>
+          <w:p>
+            <w:r>
+              <w:t>0.115</w:t>
+            </w:r>
+          </w:p>
+        </w:tc>
+        <w:tc>
+          <w:tcPr>
+            <w:tcW w:type="dxa" w:w="1174"/>
+          </w:tcPr>
+          <w:p>
+            <w:r>
+              <w:t>0.115</w:t>
             </w:r>
           </w:p>
         </w:tc>
@@ -12392,67 +13703,70 @@
           </w:tcPr>
           <w:p>
             <w:r>
-              <w:t>DiPCA-LSTM</w:t>
-            </w:r>
-          </w:p>
-        </w:tc>
-        <w:tc>
-          <w:tcPr>
-            <w:tcW w:type="dxa" w:w="1174"/>
-          </w:tcPr>
-          <w:p>
-            <w:r>
-              <w:t>0.424</w:t>
-            </w:r>
-          </w:p>
-        </w:tc>
-        <w:tc>
-          <w:tcPr>
-            <w:tcW w:type="dxa" w:w="1174"/>
-          </w:tcPr>
-          <w:p>
-            <w:r>
-              <w:t>0.424</w:t>
-            </w:r>
-          </w:p>
-        </w:tc>
-        <w:tc>
-          <w:tcPr>
-            <w:tcW w:type="dxa" w:w="1174"/>
-          </w:tcPr>
-          <w:p>
-            <w:r>
-              <w:t>0.425</w:t>
-            </w:r>
-          </w:p>
-        </w:tc>
-        <w:tc>
-          <w:tcPr>
-            <w:tcW w:type="dxa" w:w="1174"/>
-          </w:tcPr>
-          <w:p>
-            <w:r>
-              <w:t>0.426</w:t>
-            </w:r>
-          </w:p>
-        </w:tc>
-        <w:tc>
-          <w:tcPr>
-            <w:tcW w:type="dxa" w:w="1174"/>
-          </w:tcPr>
-          <w:p>
-            <w:r>
-              <w:t>0.429</w:t>
-            </w:r>
-          </w:p>
-        </w:tc>
-        <w:tc>
-          <w:tcPr>
-            <w:tcW w:type="dxa" w:w="1174"/>
-          </w:tcPr>
-          <w:p>
-            <w:r>
-              <w:t>0.427</w:t>
+              <w:rPr>
+                <w:i w:val="0"/>
+              </w:rPr>
+              <w:t>Sundial (zero-shot)</w:t>
+            </w:r>
+          </w:p>
+        </w:tc>
+        <w:tc>
+          <w:tcPr>
+            <w:tcW w:type="dxa" w:w="1174"/>
+          </w:tcPr>
+          <w:p>
+            <w:r>
+              <w:t>0.137</w:t>
+            </w:r>
+          </w:p>
+        </w:tc>
+        <w:tc>
+          <w:tcPr>
+            <w:tcW w:type="dxa" w:w="1174"/>
+          </w:tcPr>
+          <w:p>
+            <w:r>
+              <w:t>0.137</w:t>
+            </w:r>
+          </w:p>
+        </w:tc>
+        <w:tc>
+          <w:tcPr>
+            <w:tcW w:type="dxa" w:w="1174"/>
+          </w:tcPr>
+          <w:p>
+            <w:r>
+              <w:t>0.137</w:t>
+            </w:r>
+          </w:p>
+        </w:tc>
+        <w:tc>
+          <w:tcPr>
+            <w:tcW w:type="dxa" w:w="1174"/>
+          </w:tcPr>
+          <w:p>
+            <w:r>
+              <w:t>0.137</w:t>
+            </w:r>
+          </w:p>
+        </w:tc>
+        <w:tc>
+          <w:tcPr>
+            <w:tcW w:type="dxa" w:w="1174"/>
+          </w:tcPr>
+          <w:p>
+            <w:r>
+              <w:t>0.137</w:t>
+            </w:r>
+          </w:p>
+        </w:tc>
+        <w:tc>
+          <w:tcPr>
+            <w:tcW w:type="dxa" w:w="1174"/>
+          </w:tcPr>
+          <w:p>
+            <w:r>
+              <w:t>0.137</w:t>
             </w:r>
           </w:p>
         </w:tc>
@@ -12464,68 +13778,59 @@
           </w:tcPr>
           <w:p>
             <w:r>
-              <w:t>CNN-LSTM</w:t>
-            </w:r>
-          </w:p>
-        </w:tc>
-        <w:tc>
-          <w:tcPr>
-            <w:tcW w:type="dxa" w:w="1174"/>
-          </w:tcPr>
-          <w:p>
-            <w:r>
-              <w:t>0.423</w:t>
-            </w:r>
-          </w:p>
-        </w:tc>
-        <w:tc>
-          <w:tcPr>
-            <w:tcW w:type="dxa" w:w="1174"/>
-          </w:tcPr>
-          <w:p>
-            <w:r>
-              <w:t>0.423</w:t>
-            </w:r>
-          </w:p>
-        </w:tc>
-        <w:tc>
-          <w:tcPr>
-            <w:tcW w:type="dxa" w:w="1174"/>
-          </w:tcPr>
-          <w:p>
-            <w:r>
-              <w:t>0.423</w:t>
-            </w:r>
-          </w:p>
-        </w:tc>
-        <w:tc>
-          <w:tcPr>
-            <w:tcW w:type="dxa" w:w="1174"/>
-          </w:tcPr>
-          <w:p>
-            <w:r>
-              <w:t>0.423</w:t>
-            </w:r>
-          </w:p>
-        </w:tc>
-        <w:tc>
-          <w:tcPr>
-            <w:tcW w:type="dxa" w:w="1174"/>
-          </w:tcPr>
-          <w:p>
-            <w:r>
-              <w:t>0.424</w:t>
-            </w:r>
-          </w:p>
-        </w:tc>
-        <w:tc>
-          <w:tcPr>
-            <w:tcW w:type="dxa" w:w="1174"/>
-          </w:tcPr>
-          <w:p>
-            <w:r>
-              <w:t>0.424</w:t>
-            </w:r>
+              <w:rPr>
+                <w:i/>
+              </w:rPr>
+              <w:t>Supervised deep-learning baselines</w:t>
+            </w:r>
+          </w:p>
+        </w:tc>
+        <w:tc>
+          <w:tcPr>
+            <w:tcW w:type="dxa" w:w="1174"/>
+          </w:tcPr>
+          <w:p>
+            <w:r/>
+          </w:p>
+        </w:tc>
+        <w:tc>
+          <w:tcPr>
+            <w:tcW w:type="dxa" w:w="1174"/>
+          </w:tcPr>
+          <w:p>
+            <w:r/>
+          </w:p>
+        </w:tc>
+        <w:tc>
+          <w:tcPr>
+            <w:tcW w:type="dxa" w:w="1174"/>
+          </w:tcPr>
+          <w:p>
+            <w:r/>
+          </w:p>
+        </w:tc>
+        <w:tc>
+          <w:tcPr>
+            <w:tcW w:type="dxa" w:w="1174"/>
+          </w:tcPr>
+          <w:p>
+            <w:r/>
+          </w:p>
+        </w:tc>
+        <w:tc>
+          <w:tcPr>
+            <w:tcW w:type="dxa" w:w="1174"/>
+          </w:tcPr>
+          <w:p>
+            <w:r/>
+          </w:p>
+        </w:tc>
+        <w:tc>
+          <w:tcPr>
+            <w:tcW w:type="dxa" w:w="1174"/>
+          </w:tcPr>
+          <w:p>
+            <w:r/>
           </w:p>
         </w:tc>
       </w:tr>
@@ -12536,6 +13841,309 @@
           </w:tcPr>
           <w:p>
             <w:r>
+              <w:rPr>
+                <w:i w:val="0"/>
+              </w:rPr>
+              <w:t>STA-ConvBiLSTM</w:t>
+            </w:r>
+          </w:p>
+        </w:tc>
+        <w:tc>
+          <w:tcPr>
+            <w:tcW w:type="dxa" w:w="1174"/>
+          </w:tcPr>
+          <w:p>
+            <w:r>
+              <w:t>0.423</w:t>
+            </w:r>
+          </w:p>
+        </w:tc>
+        <w:tc>
+          <w:tcPr>
+            <w:tcW w:type="dxa" w:w="1174"/>
+          </w:tcPr>
+          <w:p>
+            <w:r>
+              <w:t>0.320</w:t>
+            </w:r>
+          </w:p>
+        </w:tc>
+        <w:tc>
+          <w:tcPr>
+            <w:tcW w:type="dxa" w:w="1174"/>
+          </w:tcPr>
+          <w:p>
+            <w:r>
+              <w:t>0.263</w:t>
+            </w:r>
+          </w:p>
+        </w:tc>
+        <w:tc>
+          <w:tcPr>
+            <w:tcW w:type="dxa" w:w="1174"/>
+          </w:tcPr>
+          <w:p>
+            <w:r>
+              <w:t>0.074</w:t>
+            </w:r>
+          </w:p>
+        </w:tc>
+        <w:tc>
+          <w:tcPr>
+            <w:tcW w:type="dxa" w:w="1174"/>
+          </w:tcPr>
+          <w:p>
+            <w:r>
+              <w:t>0.073</w:t>
+            </w:r>
+          </w:p>
+        </w:tc>
+        <w:tc>
+          <w:tcPr>
+            <w:tcW w:type="dxa" w:w="1174"/>
+          </w:tcPr>
+          <w:p>
+            <w:r>
+              <w:t>0.063</w:t>
+            </w:r>
+          </w:p>
+        </w:tc>
+      </w:tr>
+      <w:tr>
+        <w:tc>
+          <w:tcPr>
+            <w:tcW w:type="dxa" w:w="1174"/>
+          </w:tcPr>
+          <w:p>
+            <w:r>
+              <w:rPr>
+                <w:i w:val="0"/>
+              </w:rPr>
+              <w:t>TCN-Transformer</w:t>
+            </w:r>
+          </w:p>
+        </w:tc>
+        <w:tc>
+          <w:tcPr>
+            <w:tcW w:type="dxa" w:w="1174"/>
+          </w:tcPr>
+          <w:p>
+            <w:r>
+              <w:t>0.405</w:t>
+            </w:r>
+          </w:p>
+        </w:tc>
+        <w:tc>
+          <w:tcPr>
+            <w:tcW w:type="dxa" w:w="1174"/>
+          </w:tcPr>
+          <w:p>
+            <w:r>
+              <w:t>0.276</w:t>
+            </w:r>
+          </w:p>
+        </w:tc>
+        <w:tc>
+          <w:tcPr>
+            <w:tcW w:type="dxa" w:w="1174"/>
+          </w:tcPr>
+          <w:p>
+            <w:r>
+              <w:t>0.186</w:t>
+            </w:r>
+          </w:p>
+        </w:tc>
+        <w:tc>
+          <w:tcPr>
+            <w:tcW w:type="dxa" w:w="1174"/>
+          </w:tcPr>
+          <w:p>
+            <w:r>
+              <w:t>0.119</w:t>
+            </w:r>
+          </w:p>
+        </w:tc>
+        <w:tc>
+          <w:tcPr>
+            <w:tcW w:type="dxa" w:w="1174"/>
+          </w:tcPr>
+          <w:p>
+            <w:r>
+              <w:t>0.129</w:t>
+            </w:r>
+          </w:p>
+        </w:tc>
+        <w:tc>
+          <w:tcPr>
+            <w:tcW w:type="dxa" w:w="1174"/>
+          </w:tcPr>
+          <w:p>
+            <w:r>
+              <w:t>0.130</w:t>
+            </w:r>
+          </w:p>
+        </w:tc>
+      </w:tr>
+      <w:tr>
+        <w:tc>
+          <w:tcPr>
+            <w:tcW w:type="dxa" w:w="1174"/>
+          </w:tcPr>
+          <w:p>
+            <w:r>
+              <w:rPr>
+                <w:i w:val="0"/>
+              </w:rPr>
+              <w:t>DiPCA-LSTM</w:t>
+            </w:r>
+          </w:p>
+        </w:tc>
+        <w:tc>
+          <w:tcPr>
+            <w:tcW w:type="dxa" w:w="1174"/>
+          </w:tcPr>
+          <w:p>
+            <w:r>
+              <w:t>0.424</w:t>
+            </w:r>
+          </w:p>
+        </w:tc>
+        <w:tc>
+          <w:tcPr>
+            <w:tcW w:type="dxa" w:w="1174"/>
+          </w:tcPr>
+          <w:p>
+            <w:r>
+              <w:t>0.424</w:t>
+            </w:r>
+          </w:p>
+        </w:tc>
+        <w:tc>
+          <w:tcPr>
+            <w:tcW w:type="dxa" w:w="1174"/>
+          </w:tcPr>
+          <w:p>
+            <w:r>
+              <w:t>0.425</w:t>
+            </w:r>
+          </w:p>
+        </w:tc>
+        <w:tc>
+          <w:tcPr>
+            <w:tcW w:type="dxa" w:w="1174"/>
+          </w:tcPr>
+          <w:p>
+            <w:r>
+              <w:t>0.426</w:t>
+            </w:r>
+          </w:p>
+        </w:tc>
+        <w:tc>
+          <w:tcPr>
+            <w:tcW w:type="dxa" w:w="1174"/>
+          </w:tcPr>
+          <w:p>
+            <w:r>
+              <w:t>0.429</w:t>
+            </w:r>
+          </w:p>
+        </w:tc>
+        <w:tc>
+          <w:tcPr>
+            <w:tcW w:type="dxa" w:w="1174"/>
+          </w:tcPr>
+          <w:p>
+            <w:r>
+              <w:t>0.427</w:t>
+            </w:r>
+          </w:p>
+        </w:tc>
+      </w:tr>
+      <w:tr>
+        <w:tc>
+          <w:tcPr>
+            <w:tcW w:type="dxa" w:w="1174"/>
+          </w:tcPr>
+          <w:p>
+            <w:r>
+              <w:rPr>
+                <w:i w:val="0"/>
+              </w:rPr>
+              <w:t>CNN-LSTM</w:t>
+            </w:r>
+          </w:p>
+        </w:tc>
+        <w:tc>
+          <w:tcPr>
+            <w:tcW w:type="dxa" w:w="1174"/>
+          </w:tcPr>
+          <w:p>
+            <w:r>
+              <w:t>0.423</w:t>
+            </w:r>
+          </w:p>
+        </w:tc>
+        <w:tc>
+          <w:tcPr>
+            <w:tcW w:type="dxa" w:w="1174"/>
+          </w:tcPr>
+          <w:p>
+            <w:r>
+              <w:t>0.423</w:t>
+            </w:r>
+          </w:p>
+        </w:tc>
+        <w:tc>
+          <w:tcPr>
+            <w:tcW w:type="dxa" w:w="1174"/>
+          </w:tcPr>
+          <w:p>
+            <w:r>
+              <w:t>0.423</w:t>
+            </w:r>
+          </w:p>
+        </w:tc>
+        <w:tc>
+          <w:tcPr>
+            <w:tcW w:type="dxa" w:w="1174"/>
+          </w:tcPr>
+          <w:p>
+            <w:r>
+              <w:t>0.423</w:t>
+            </w:r>
+          </w:p>
+        </w:tc>
+        <w:tc>
+          <w:tcPr>
+            <w:tcW w:type="dxa" w:w="1174"/>
+          </w:tcPr>
+          <w:p>
+            <w:r>
+              <w:t>0.424</w:t>
+            </w:r>
+          </w:p>
+        </w:tc>
+        <w:tc>
+          <w:tcPr>
+            <w:tcW w:type="dxa" w:w="1174"/>
+          </w:tcPr>
+          <w:p>
+            <w:r>
+              <w:t>0.424</w:t>
+            </w:r>
+          </w:p>
+        </w:tc>
+      </w:tr>
+      <w:tr>
+        <w:tc>
+          <w:tcPr>
+            <w:tcW w:type="dxa" w:w="1174"/>
+          </w:tcPr>
+          <w:p>
+            <w:r>
+              <w:rPr>
+                <w:i w:val="0"/>
+              </w:rPr>
               <w:t>LSTM-GRU</w:t>
             </w:r>
           </w:p>
@@ -12639,17 +14247,69 @@
     </w:p>
     <w:p>
       <w:r>
-        <w:t>This work presents an operator-augmented ensemble of time series foundation models for few-shot fault prognosis in chemical processes. A pretrained foundation model is lightly aligned to the target fault and then exposed through a pool of differencing operators, a level view, a velocity view and an acceleration view. Differencing transforms the non-stationary target into a near-stationary forecasting problem, so the backbone must fit only the shape of an incipient onset rather than relearn the operating level from scarce fault data. A direction-aware union rule fuses the velocity and acceleration decisions and issues an early warning whenever either view anticipates a limit crossing. On the Tennessee Eastman process under a slow incipient disturbance, the framework sustains near-full-data prognostic recall, lead time and forecasting accuracy down to a small fraction of the fault data, where every supervised baseline collapses; the full quantitative comparison is reported in Section 4.</w:t>
-      </w:r>
-    </w:p>
-    <w:p>
-      <w:r>
-        <w:t xml:space="preserve">The study is confined to a single target variable and a single slow-drift disturbance, and the union rule is evaluated at one prognosis horizon. The framework also exposes an explicit trade-off, since the most sensitive operating point exceeds the nominal false-alarm budget. Future work will extend the operator pool to multivariate and faster-developing faults, learn a data-driven selection between the budget-compliant and maximum-sensitivity operating points, and validate the framework on live industrial cold-start deployments. By preserving early-warning reliability precisely where operational data are scarcest, the operator-augmented ensemble offers a practical route toward proactive abnormal situation management in large-scale chemical plants.</w:t>
+        <w:t>This work presents an operator-augmented ensemble of time series foundation models for few-shot fault prognosis in chemical processes. A pretrained foundation model is lightly aligned to the target fault and then exposed through a pool of differencing operators — a level view, a velocity view and an acceleration view. Differencing transforms the non-stationary target into a near-stationary forecasting problem, so the backbone must fit only the shape of an incipient onset rather than relearn the operating level from scarce fault data. A direction-aware union rule fuses the velocity and acceleration decisions and issues an early warning whenever either view anticipates a limit crossing. On the Tennessee Eastman process under a slow incipient disturbance, the framework sustains near-full-data prognostic recall, lead time and forecasting accuracy down to a small fraction of the fault data, where every supervised baseline collapses. With 1% of the adaptation windows the union decision reaches a prognostic recall of 0.723 at a mean lead time of 10.8 min, and the velocity view alone reaches 0.653, above the 0.535 of the best supervised baseline trained on a hundred times more data, while holding its false prognosis rate at 0.033, inside the 0.05 budget. The full quantitative comparison is reported in Section 4.</w:t>
+      </w:r>
+    </w:p>
+    <w:p>
+      <w:r>
+        <w:t>The study is confined to a single target variable and a single slow-drift disturbance, the union rule is evaluated at one prognosis horizon, and every curve is obtained from one fixed few-shot seed, so run-to-run variability at the smallest ratios is not quantified. The results are also conditioned on the clean-window length C = 10; lengthening it shrinks the positive set quickly and narrows the margin over the fully trained baselines, although the union decision keeps a positive margin at every value tested, from +0.188 at C = 10 to +0.071 at C = 25. The framework also exposes an explicit trade-off, since the most sensitive operating point exceeds the nominal false-alarm budget. Future work will extend the operator pool to multivariate and faster-developing faults, learn a data-driven selection between the budget-compliant and maximum-sensitivity operating points, and validate the framework on live industrial cold-start deployments. By preserving early-warning reliability precisely where operational data are scarcest, the operator-augmented ensemble offers a practical route toward proactive abnormal situation management in large-scale chemical plants.</w:t>
       </w:r>
     </w:p>
     <w:p>
       <w:pPr>
         <w:pStyle w:val="1"/>
+        <w:ind w:firstLine="0"/>
+        <w:rPr>
+          <w:rFonts w:eastAsiaTheme="minorEastAsia"/>
+        </w:rPr>
+      </w:pPr>
+      <w:bookmarkEnd w:id="3"/>
+      <w:r>
+        <w:t>CRediT authorship contribution statement</w:t>
+      </w:r>
+    </w:p>
+    <w:p>
+      <w:pPr>
+        <w:ind w:firstLine="0"/>
+        <w:rPr>
+          <w:rFonts w:eastAsiaTheme="minorEastAsia"/>
+        </w:rPr>
+      </w:pPr>
+      <w:bookmarkEnd w:id="3"/>
+      <w:r>
+        <w:t>Zhiyuan Xie: Conceptualization, Methodology, Software, Validation, Formal analysis, Investigation, Data curation, Visualization, Writing – original draft. Borui Yang: Methodology, Software, Validation, Writing – review &amp; editing. Jinsong Zhao: Conceptualization, Resources, Supervision, Project administration, Funding acquisition, Writing – review &amp; editing.</w:t>
+      </w:r>
+    </w:p>
+    <w:p>
+      <w:pPr>
+        <w:pStyle w:val="1"/>
+        <w:ind w:firstLine="0"/>
+        <w:rPr>
+          <w:rFonts w:eastAsiaTheme="minorEastAsia"/>
+        </w:rPr>
+      </w:pPr>
+      <w:bookmarkStart w:id="4" w:name="_Toc220180363"/>
+      <w:bookmarkEnd w:id="4"/>
+      <w:r>
+        <w:t>Declaration of competing interest</w:t>
+      </w:r>
+    </w:p>
+    <w:p>
+      <w:pPr>
+        <w:ind w:firstLine="0"/>
+        <w:rPr>
+          <w:rFonts w:eastAsiaTheme="minorEastAsia"/>
+        </w:rPr>
+      </w:pPr>
+      <w:bookmarkStart w:id="4" w:name="_Toc220180363"/>
+      <w:bookmarkEnd w:id="4"/>
+      <w:r>
+        <w:t>The authors declare that they have no known competing financial interests or personal relationships that could have appeared to influence the work reported in this paper.</w:t>
+      </w:r>
+    </w:p>
+    <w:p>
+      <w:pPr>
+        <w:pStyle w:val="1"/>
         <w:rPr>
           <w:rFonts w:eastAsiaTheme="minorEastAsia"/>
         </w:rPr>
@@ -12674,6 +14334,33 @@
           <w:rFonts w:eastAsiaTheme="minorEastAsia"/>
         </w:rPr>
         <w:t>This work was supported by the National Key Research and Development Program of China (2024YFC3013601).</w:t>
+      </w:r>
+    </w:p>
+    <w:p>
+      <w:pPr>
+        <w:pStyle w:val="1"/>
+        <w:ind w:firstLine="0"/>
+        <w:rPr>
+          <w:rFonts w:eastAsiaTheme="minorEastAsia"/>
+        </w:rPr>
+      </w:pPr>
+      <w:bookmarkStart w:id="4" w:name="_Toc220180363"/>
+      <w:bookmarkEnd w:id="4"/>
+      <w:r>
+        <w:t>Data availability</w:t>
+      </w:r>
+    </w:p>
+    <w:p>
+      <w:pPr>
+        <w:ind w:firstLine="0"/>
+        <w:rPr>
+          <w:rFonts w:eastAsiaTheme="minorEastAsia"/>
+        </w:rPr>
+      </w:pPr>
+      <w:bookmarkStart w:id="4" w:name="_Toc220180363"/>
+      <w:bookmarkEnd w:id="4"/>
+      <w:r>
+        <w:t>The Tennessee Eastman simulation data used in this study are generated from a publicly available process model. The data, the adaptation and evaluation code, and the scripts that regenerate every table and figure will be made available by the corresponding author on reasonable request.</w:t>
       </w:r>
     </w:p>
     <w:p>
@@ -12812,7 +14499,7 @@
       </w:r>
       <w:r>
         <w:tab/>
-        <w:t>Marsh, The 100 Largest Losses 1974-2013: Large property damage losses in the Hydrocarbon Industry, Marsh, 2014.</w:t>
+        <w:t>Marsh, The 100 Largest Losses 1974–2013: Large property damage losses in the Hydrocarbon Industry, Marsh, 2014.</w:t>
       </w:r>
     </w:p>
     <w:p>
@@ -13201,15 +14888,11 @@
       </w:pPr>
       <w:r>
         <w:t>[38]</w:t>
-      </w:r>
-      <w:r>
         <w:tab/>
-        <w:t xml:space="preserve">J. Zhou, X. Li, D. Liu, F. Wang, T. Zhang, M. Ye, Z. Liu, A hybrid spatial-temporal deep learning prediction model of industrial methanol-to-olefins </w:t>
-      </w:r>
-      <w:r>
-        <w:lastRenderedPageBreak/>
-        <w:t>process, Front. Chem. Sci. Eng. 18 (2024) 42. https://doi.org/10.1007/s11705-024-2403-7.</w:t>
-      </w:r>
+        <w:t>J. Zhou, X. Li, D. Liu, F. Wang, T. Zhang, M. Ye, Z. Liu, A hybrid spatial-temporal deep learning prediction model of industrial methanol-to-olefins process, Front. Chem. Sci. Eng. 18 (2024) 42. https://doi.org/10.1007/s11705-024-2403-7.</w:t>
+      </w:r>
+      <w:r/>
+      <w:r/>
     </w:p>
     <w:p>
       <w:pPr>
@@ -13218,11 +14901,10 @@
       </w:pPr>
       <w:r>
         <w:t>[39]</w:t>
-      </w:r>
-      <w:r>
         <w:tab/>
         <w:t>J. Dong, X. Liu, R. Su, H. Xu, T. Yu, TCN-Transformer Deep Network with Random Forest for Prediction of the Chemical Synthetic Ammonia Process, ACS Omega 10 (2025) 2269–2279. https://doi.org/10.1021/acsomega.4c09634.</w:t>
       </w:r>
+      <w:r/>
     </w:p>
     <w:p>
       <w:pPr>
@@ -13231,11 +14913,10 @@
       </w:pPr>
       <w:r>
         <w:t>[40]</w:t>
-      </w:r>
-      <w:r>
         <w:tab/>
         <w:t>EEMUA, Alarm Systems: A Guide to Design, Management and Procurement, 4th ed., Engineering Equipment and Materials Users Association, London, UK, 2024.</w:t>
       </w:r>
+      <w:r/>
     </w:p>
     <w:p>
       <w:pPr>
